--- a/post_man_and_api_tester/pm1_postman_basics.docx
+++ b/post_man_and_api_tester/pm1_postman_basics.docx
@@ -4,7 +4,7 @@
   <w:body>
     <w:p>
       <w:pPr>
-        <w:jc w:val="center"/>
+        <w:jc w:val="both"/>
         <w:rPr>
           <w:b/>
           <w:bCs/>
@@ -24,14 +24,16 @@
     </w:p>
     <w:p>
       <w:pPr>
-        <w:rPr>
-          <w:sz w:val="36"/>
-          <w:szCs w:val="36"/>
-        </w:rPr>
-      </w:pPr>
-    </w:p>
-    <w:p>
-      <w:pPr>
+        <w:jc w:val="both"/>
+        <w:rPr>
+          <w:sz w:val="36"/>
+          <w:szCs w:val="36"/>
+        </w:rPr>
+      </w:pPr>
+    </w:p>
+    <w:p>
+      <w:pPr>
+        <w:jc w:val="both"/>
         <w:rPr>
           <w:sz w:val="36"/>
           <w:szCs w:val="36"/>
@@ -47,6 +49,7 @@
     </w:p>
     <w:p>
       <w:pPr>
+        <w:jc w:val="both"/>
         <w:rPr>
           <w:b/>
           <w:bCs/>
@@ -67,6 +70,7 @@
     </w:p>
     <w:p>
       <w:pPr>
+        <w:jc w:val="both"/>
         <w:rPr>
           <w:sz w:val="36"/>
           <w:szCs w:val="36"/>
@@ -128,6 +132,7 @@
     </w:p>
     <w:p>
       <w:pPr>
+        <w:jc w:val="both"/>
         <w:rPr>
           <w:sz w:val="36"/>
           <w:szCs w:val="36"/>
@@ -203,62 +208,70 @@
     </w:p>
     <w:p>
       <w:pPr>
-        <w:rPr>
-          <w:sz w:val="36"/>
-          <w:szCs w:val="36"/>
-        </w:rPr>
-      </w:pPr>
-    </w:p>
-    <w:p>
-      <w:pPr>
-        <w:rPr>
-          <w:sz w:val="36"/>
-          <w:szCs w:val="36"/>
-        </w:rPr>
-      </w:pPr>
-    </w:p>
-    <w:p>
-      <w:pPr>
-        <w:rPr>
-          <w:sz w:val="36"/>
-          <w:szCs w:val="36"/>
-        </w:rPr>
-      </w:pPr>
-    </w:p>
-    <w:p>
-      <w:pPr>
-        <w:rPr>
-          <w:sz w:val="36"/>
-          <w:szCs w:val="36"/>
-        </w:rPr>
-      </w:pPr>
-    </w:p>
-    <w:p>
-      <w:pPr>
-        <w:rPr>
-          <w:sz w:val="36"/>
-          <w:szCs w:val="36"/>
-        </w:rPr>
-      </w:pPr>
-    </w:p>
-    <w:p>
-      <w:pPr>
-        <w:rPr>
-          <w:sz w:val="36"/>
-          <w:szCs w:val="36"/>
-        </w:rPr>
-      </w:pPr>
-    </w:p>
-    <w:p>
-      <w:pPr>
-        <w:rPr>
-          <w:sz w:val="36"/>
-          <w:szCs w:val="36"/>
-        </w:rPr>
-      </w:pPr>
-    </w:p>
-    <w:p>
-      <w:pPr>
+        <w:jc w:val="both"/>
+        <w:rPr>
+          <w:sz w:val="36"/>
+          <w:szCs w:val="36"/>
+        </w:rPr>
+      </w:pPr>
+    </w:p>
+    <w:p>
+      <w:pPr>
+        <w:jc w:val="both"/>
+        <w:rPr>
+          <w:sz w:val="36"/>
+          <w:szCs w:val="36"/>
+        </w:rPr>
+      </w:pPr>
+    </w:p>
+    <w:p>
+      <w:pPr>
+        <w:jc w:val="both"/>
+        <w:rPr>
+          <w:sz w:val="36"/>
+          <w:szCs w:val="36"/>
+        </w:rPr>
+      </w:pPr>
+    </w:p>
+    <w:p>
+      <w:pPr>
+        <w:jc w:val="both"/>
+        <w:rPr>
+          <w:sz w:val="36"/>
+          <w:szCs w:val="36"/>
+        </w:rPr>
+      </w:pPr>
+    </w:p>
+    <w:p>
+      <w:pPr>
+        <w:jc w:val="both"/>
+        <w:rPr>
+          <w:sz w:val="36"/>
+          <w:szCs w:val="36"/>
+        </w:rPr>
+      </w:pPr>
+    </w:p>
+    <w:p>
+      <w:pPr>
+        <w:jc w:val="both"/>
+        <w:rPr>
+          <w:sz w:val="36"/>
+          <w:szCs w:val="36"/>
+        </w:rPr>
+      </w:pPr>
+    </w:p>
+    <w:p>
+      <w:pPr>
+        <w:jc w:val="both"/>
+        <w:rPr>
+          <w:sz w:val="36"/>
+          <w:szCs w:val="36"/>
+        </w:rPr>
+      </w:pPr>
+    </w:p>
+    <w:p>
+      <w:pPr>
+        <w:jc w:val="both"/>
         <w:rPr>
           <w:sz w:val="36"/>
           <w:szCs w:val="36"/>
@@ -318,14 +331,16 @@
     </w:p>
     <w:p>
       <w:pPr>
-        <w:rPr>
-          <w:sz w:val="36"/>
-          <w:szCs w:val="36"/>
-        </w:rPr>
-      </w:pPr>
-    </w:p>
-    <w:p>
-      <w:pPr>
+        <w:jc w:val="both"/>
+        <w:rPr>
+          <w:sz w:val="36"/>
+          <w:szCs w:val="36"/>
+        </w:rPr>
+      </w:pPr>
+    </w:p>
+    <w:p>
+      <w:pPr>
+        <w:jc w:val="both"/>
         <w:rPr>
           <w:sz w:val="36"/>
           <w:szCs w:val="36"/>
@@ -401,46 +416,52 @@
     </w:p>
     <w:p>
       <w:pPr>
-        <w:rPr>
-          <w:sz w:val="36"/>
-          <w:szCs w:val="36"/>
-        </w:rPr>
-      </w:pPr>
-    </w:p>
-    <w:p>
-      <w:pPr>
-        <w:rPr>
-          <w:sz w:val="36"/>
-          <w:szCs w:val="36"/>
-        </w:rPr>
-      </w:pPr>
-    </w:p>
-    <w:p>
-      <w:pPr>
-        <w:rPr>
-          <w:sz w:val="36"/>
-          <w:szCs w:val="36"/>
-        </w:rPr>
-      </w:pPr>
-    </w:p>
-    <w:p>
-      <w:pPr>
-        <w:rPr>
-          <w:sz w:val="36"/>
-          <w:szCs w:val="36"/>
-        </w:rPr>
-      </w:pPr>
-    </w:p>
-    <w:p>
-      <w:pPr>
-        <w:rPr>
-          <w:sz w:val="36"/>
-          <w:szCs w:val="36"/>
-        </w:rPr>
-      </w:pPr>
-    </w:p>
-    <w:p>
-      <w:pPr>
+        <w:jc w:val="both"/>
+        <w:rPr>
+          <w:sz w:val="36"/>
+          <w:szCs w:val="36"/>
+        </w:rPr>
+      </w:pPr>
+    </w:p>
+    <w:p>
+      <w:pPr>
+        <w:jc w:val="both"/>
+        <w:rPr>
+          <w:sz w:val="36"/>
+          <w:szCs w:val="36"/>
+        </w:rPr>
+      </w:pPr>
+    </w:p>
+    <w:p>
+      <w:pPr>
+        <w:jc w:val="both"/>
+        <w:rPr>
+          <w:sz w:val="36"/>
+          <w:szCs w:val="36"/>
+        </w:rPr>
+      </w:pPr>
+    </w:p>
+    <w:p>
+      <w:pPr>
+        <w:jc w:val="both"/>
+        <w:rPr>
+          <w:sz w:val="36"/>
+          <w:szCs w:val="36"/>
+        </w:rPr>
+      </w:pPr>
+    </w:p>
+    <w:p>
+      <w:pPr>
+        <w:jc w:val="both"/>
+        <w:rPr>
+          <w:sz w:val="36"/>
+          <w:szCs w:val="36"/>
+        </w:rPr>
+      </w:pPr>
+    </w:p>
+    <w:p>
+      <w:pPr>
+        <w:jc w:val="both"/>
         <w:rPr>
           <w:sz w:val="36"/>
           <w:szCs w:val="36"/>
@@ -457,6 +478,7 @@
     </w:p>
     <w:p>
       <w:pPr>
+        <w:jc w:val="both"/>
         <w:rPr>
           <w:sz w:val="36"/>
           <w:szCs w:val="36"/>
@@ -532,94 +554,106 @@
     </w:p>
     <w:p>
       <w:pPr>
-        <w:rPr>
-          <w:sz w:val="36"/>
-          <w:szCs w:val="36"/>
-        </w:rPr>
-      </w:pPr>
-    </w:p>
-    <w:p>
-      <w:pPr>
-        <w:rPr>
-          <w:sz w:val="36"/>
-          <w:szCs w:val="36"/>
-        </w:rPr>
-      </w:pPr>
-    </w:p>
-    <w:p>
-      <w:pPr>
-        <w:rPr>
-          <w:sz w:val="36"/>
-          <w:szCs w:val="36"/>
-        </w:rPr>
-      </w:pPr>
-    </w:p>
-    <w:p>
-      <w:pPr>
-        <w:rPr>
-          <w:sz w:val="36"/>
-          <w:szCs w:val="36"/>
-        </w:rPr>
-      </w:pPr>
-    </w:p>
-    <w:p>
-      <w:pPr>
-        <w:rPr>
-          <w:sz w:val="36"/>
-          <w:szCs w:val="36"/>
-        </w:rPr>
-      </w:pPr>
-    </w:p>
-    <w:p>
-      <w:pPr>
-        <w:rPr>
-          <w:sz w:val="36"/>
-          <w:szCs w:val="36"/>
-        </w:rPr>
-      </w:pPr>
-    </w:p>
-    <w:p>
-      <w:pPr>
-        <w:rPr>
-          <w:sz w:val="36"/>
-          <w:szCs w:val="36"/>
-        </w:rPr>
-      </w:pPr>
-    </w:p>
-    <w:p>
-      <w:pPr>
-        <w:rPr>
-          <w:sz w:val="36"/>
-          <w:szCs w:val="36"/>
-        </w:rPr>
-      </w:pPr>
-    </w:p>
-    <w:p>
-      <w:pPr>
-        <w:rPr>
-          <w:sz w:val="36"/>
-          <w:szCs w:val="36"/>
-        </w:rPr>
-      </w:pPr>
-    </w:p>
-    <w:p>
-      <w:pPr>
-        <w:rPr>
-          <w:sz w:val="36"/>
-          <w:szCs w:val="36"/>
-        </w:rPr>
-      </w:pPr>
-    </w:p>
-    <w:p>
-      <w:pPr>
-        <w:rPr>
-          <w:sz w:val="36"/>
-          <w:szCs w:val="36"/>
-        </w:rPr>
-      </w:pPr>
-    </w:p>
-    <w:p>
-      <w:pPr>
+        <w:jc w:val="both"/>
+        <w:rPr>
+          <w:sz w:val="36"/>
+          <w:szCs w:val="36"/>
+        </w:rPr>
+      </w:pPr>
+    </w:p>
+    <w:p>
+      <w:pPr>
+        <w:jc w:val="both"/>
+        <w:rPr>
+          <w:sz w:val="36"/>
+          <w:szCs w:val="36"/>
+        </w:rPr>
+      </w:pPr>
+    </w:p>
+    <w:p>
+      <w:pPr>
+        <w:jc w:val="both"/>
+        <w:rPr>
+          <w:sz w:val="36"/>
+          <w:szCs w:val="36"/>
+        </w:rPr>
+      </w:pPr>
+    </w:p>
+    <w:p>
+      <w:pPr>
+        <w:jc w:val="both"/>
+        <w:rPr>
+          <w:sz w:val="36"/>
+          <w:szCs w:val="36"/>
+        </w:rPr>
+      </w:pPr>
+    </w:p>
+    <w:p>
+      <w:pPr>
+        <w:jc w:val="both"/>
+        <w:rPr>
+          <w:sz w:val="36"/>
+          <w:szCs w:val="36"/>
+        </w:rPr>
+      </w:pPr>
+    </w:p>
+    <w:p>
+      <w:pPr>
+        <w:jc w:val="both"/>
+        <w:rPr>
+          <w:sz w:val="36"/>
+          <w:szCs w:val="36"/>
+        </w:rPr>
+      </w:pPr>
+    </w:p>
+    <w:p>
+      <w:pPr>
+        <w:jc w:val="both"/>
+        <w:rPr>
+          <w:sz w:val="36"/>
+          <w:szCs w:val="36"/>
+        </w:rPr>
+      </w:pPr>
+    </w:p>
+    <w:p>
+      <w:pPr>
+        <w:jc w:val="both"/>
+        <w:rPr>
+          <w:sz w:val="36"/>
+          <w:szCs w:val="36"/>
+        </w:rPr>
+      </w:pPr>
+    </w:p>
+    <w:p>
+      <w:pPr>
+        <w:jc w:val="both"/>
+        <w:rPr>
+          <w:sz w:val="36"/>
+          <w:szCs w:val="36"/>
+        </w:rPr>
+      </w:pPr>
+    </w:p>
+    <w:p>
+      <w:pPr>
+        <w:jc w:val="both"/>
+        <w:rPr>
+          <w:sz w:val="36"/>
+          <w:szCs w:val="36"/>
+        </w:rPr>
+      </w:pPr>
+    </w:p>
+    <w:p>
+      <w:pPr>
+        <w:jc w:val="both"/>
+        <w:rPr>
+          <w:sz w:val="36"/>
+          <w:szCs w:val="36"/>
+        </w:rPr>
+      </w:pPr>
+    </w:p>
+    <w:p>
+      <w:pPr>
+        <w:jc w:val="both"/>
         <w:rPr>
           <w:sz w:val="36"/>
           <w:szCs w:val="36"/>
@@ -674,6 +708,7 @@
     </w:p>
     <w:p>
       <w:pPr>
+        <w:jc w:val="both"/>
         <w:rPr>
           <w:sz w:val="36"/>
           <w:szCs w:val="36"/>
@@ -684,7 +719,7 @@
           <w:noProof/>
         </w:rPr>
         <w:drawing>
-          <wp:anchor distT="0" distB="0" distL="114300" distR="114300" simplePos="0" relativeHeight="251661312" behindDoc="0" locked="0" layoutInCell="1" allowOverlap="1" wp14:anchorId="71319E98" wp14:editId="589B4B04">
+          <wp:anchor distT="0" distB="0" distL="114300" distR="114300" simplePos="0" relativeHeight="251661312" behindDoc="0" locked="0" layoutInCell="1" allowOverlap="1" wp14:anchorId="71319E98" wp14:editId="1C885C4F">
             <wp:simplePos x="0" y="0"/>
             <wp:positionH relativeFrom="margin">
               <wp:align>center</wp:align>
@@ -749,38 +784,43 @@
     </w:p>
     <w:p>
       <w:pPr>
-        <w:rPr>
-          <w:sz w:val="36"/>
-          <w:szCs w:val="36"/>
-        </w:rPr>
-      </w:pPr>
-    </w:p>
-    <w:p>
-      <w:pPr>
-        <w:rPr>
-          <w:sz w:val="36"/>
-          <w:szCs w:val="36"/>
-        </w:rPr>
-      </w:pPr>
-    </w:p>
-    <w:p>
-      <w:pPr>
-        <w:rPr>
-          <w:sz w:val="36"/>
-          <w:szCs w:val="36"/>
-        </w:rPr>
-      </w:pPr>
-    </w:p>
-    <w:p>
-      <w:pPr>
-        <w:rPr>
-          <w:sz w:val="36"/>
-          <w:szCs w:val="36"/>
-        </w:rPr>
-      </w:pPr>
-    </w:p>
-    <w:p>
-      <w:pPr>
+        <w:jc w:val="both"/>
+        <w:rPr>
+          <w:sz w:val="36"/>
+          <w:szCs w:val="36"/>
+        </w:rPr>
+      </w:pPr>
+    </w:p>
+    <w:p>
+      <w:pPr>
+        <w:jc w:val="both"/>
+        <w:rPr>
+          <w:sz w:val="36"/>
+          <w:szCs w:val="36"/>
+        </w:rPr>
+      </w:pPr>
+    </w:p>
+    <w:p>
+      <w:pPr>
+        <w:jc w:val="both"/>
+        <w:rPr>
+          <w:sz w:val="36"/>
+          <w:szCs w:val="36"/>
+        </w:rPr>
+      </w:pPr>
+    </w:p>
+    <w:p>
+      <w:pPr>
+        <w:jc w:val="both"/>
+        <w:rPr>
+          <w:sz w:val="36"/>
+          <w:szCs w:val="36"/>
+        </w:rPr>
+      </w:pPr>
+    </w:p>
+    <w:p>
+      <w:pPr>
+        <w:jc w:val="both"/>
         <w:rPr>
           <w:sz w:val="36"/>
           <w:szCs w:val="36"/>
@@ -900,6 +940,7 @@
     </w:p>
     <w:p>
       <w:pPr>
+        <w:jc w:val="both"/>
         <w:rPr>
           <w:sz w:val="36"/>
           <w:szCs w:val="36"/>
@@ -910,7 +951,7 @@
           <w:noProof/>
         </w:rPr>
         <w:drawing>
-          <wp:anchor distT="0" distB="0" distL="114300" distR="114300" simplePos="0" relativeHeight="251662336" behindDoc="0" locked="0" layoutInCell="1" allowOverlap="1" wp14:anchorId="15467FBA" wp14:editId="0C529E9B">
+          <wp:anchor distT="0" distB="0" distL="114300" distR="114300" simplePos="0" relativeHeight="251662336" behindDoc="0" locked="0" layoutInCell="1" allowOverlap="1" wp14:anchorId="15467FBA" wp14:editId="4FC03A46">
             <wp:simplePos x="0" y="0"/>
             <wp:positionH relativeFrom="margin">
               <wp:align>right</wp:align>
@@ -975,70 +1016,79 @@
     </w:p>
     <w:p>
       <w:pPr>
-        <w:rPr>
-          <w:sz w:val="36"/>
-          <w:szCs w:val="36"/>
-        </w:rPr>
-      </w:pPr>
-    </w:p>
-    <w:p>
-      <w:pPr>
-        <w:rPr>
-          <w:sz w:val="36"/>
-          <w:szCs w:val="36"/>
-        </w:rPr>
-      </w:pPr>
-    </w:p>
-    <w:p>
-      <w:pPr>
-        <w:rPr>
-          <w:sz w:val="36"/>
-          <w:szCs w:val="36"/>
-        </w:rPr>
-      </w:pPr>
-    </w:p>
-    <w:p>
-      <w:pPr>
-        <w:rPr>
-          <w:sz w:val="36"/>
-          <w:szCs w:val="36"/>
-        </w:rPr>
-      </w:pPr>
-    </w:p>
-    <w:p>
-      <w:pPr>
-        <w:rPr>
-          <w:sz w:val="36"/>
-          <w:szCs w:val="36"/>
-        </w:rPr>
-      </w:pPr>
-    </w:p>
-    <w:p>
-      <w:pPr>
-        <w:rPr>
-          <w:sz w:val="36"/>
-          <w:szCs w:val="36"/>
-        </w:rPr>
-      </w:pPr>
-    </w:p>
-    <w:p>
-      <w:pPr>
-        <w:rPr>
-          <w:sz w:val="36"/>
-          <w:szCs w:val="36"/>
-        </w:rPr>
-      </w:pPr>
-    </w:p>
-    <w:p>
-      <w:pPr>
-        <w:rPr>
-          <w:sz w:val="36"/>
-          <w:szCs w:val="36"/>
-        </w:rPr>
-      </w:pPr>
-    </w:p>
-    <w:p>
-      <w:pPr>
+        <w:jc w:val="both"/>
+        <w:rPr>
+          <w:sz w:val="36"/>
+          <w:szCs w:val="36"/>
+        </w:rPr>
+      </w:pPr>
+    </w:p>
+    <w:p>
+      <w:pPr>
+        <w:jc w:val="both"/>
+        <w:rPr>
+          <w:sz w:val="36"/>
+          <w:szCs w:val="36"/>
+        </w:rPr>
+      </w:pPr>
+    </w:p>
+    <w:p>
+      <w:pPr>
+        <w:jc w:val="both"/>
+        <w:rPr>
+          <w:sz w:val="36"/>
+          <w:szCs w:val="36"/>
+        </w:rPr>
+      </w:pPr>
+    </w:p>
+    <w:p>
+      <w:pPr>
+        <w:jc w:val="both"/>
+        <w:rPr>
+          <w:sz w:val="36"/>
+          <w:szCs w:val="36"/>
+        </w:rPr>
+      </w:pPr>
+    </w:p>
+    <w:p>
+      <w:pPr>
+        <w:jc w:val="both"/>
+        <w:rPr>
+          <w:sz w:val="36"/>
+          <w:szCs w:val="36"/>
+        </w:rPr>
+      </w:pPr>
+    </w:p>
+    <w:p>
+      <w:pPr>
+        <w:jc w:val="both"/>
+        <w:rPr>
+          <w:sz w:val="36"/>
+          <w:szCs w:val="36"/>
+        </w:rPr>
+      </w:pPr>
+    </w:p>
+    <w:p>
+      <w:pPr>
+        <w:jc w:val="both"/>
+        <w:rPr>
+          <w:sz w:val="36"/>
+          <w:szCs w:val="36"/>
+        </w:rPr>
+      </w:pPr>
+    </w:p>
+    <w:p>
+      <w:pPr>
+        <w:jc w:val="both"/>
+        <w:rPr>
+          <w:sz w:val="36"/>
+          <w:szCs w:val="36"/>
+        </w:rPr>
+      </w:pPr>
+    </w:p>
+    <w:p>
+      <w:pPr>
+        <w:jc w:val="both"/>
         <w:rPr>
           <w:sz w:val="36"/>
           <w:szCs w:val="36"/>
@@ -1077,14 +1127,16 @@
     </w:p>
     <w:p>
       <w:pPr>
-        <w:rPr>
-          <w:sz w:val="36"/>
-          <w:szCs w:val="36"/>
-        </w:rPr>
-      </w:pPr>
-    </w:p>
-    <w:p>
-      <w:pPr>
+        <w:jc w:val="both"/>
+        <w:rPr>
+          <w:sz w:val="36"/>
+          <w:szCs w:val="36"/>
+        </w:rPr>
+      </w:pPr>
+    </w:p>
+    <w:p>
+      <w:pPr>
+        <w:jc w:val="both"/>
         <w:rPr>
           <w:sz w:val="36"/>
           <w:szCs w:val="36"/>
@@ -1179,7 +1231,7 @@
           <w:sz w:val="36"/>
           <w:szCs w:val="36"/>
         </w:rPr>
-        <w:t xml:space="preserve">. We </w:t>
+        <w:t xml:space="preserve">. We can </w:t>
       </w:r>
       <w:r>
         <w:rPr>
@@ -1187,7 +1239,7 @@
           <w:szCs w:val="36"/>
         </w:rPr>
         <w:lastRenderedPageBreak/>
-        <w:t xml:space="preserve">can set the </w:t>
+        <w:t xml:space="preserve">set the </w:t>
       </w:r>
       <w:r>
         <w:rPr>
@@ -1308,6 +1360,7 @@
     </w:p>
     <w:p>
       <w:pPr>
+        <w:jc w:val="both"/>
         <w:rPr>
           <w:sz w:val="36"/>
           <w:szCs w:val="36"/>
@@ -1378,70 +1431,79 @@
     </w:p>
     <w:p>
       <w:pPr>
-        <w:rPr>
-          <w:sz w:val="36"/>
-          <w:szCs w:val="36"/>
-        </w:rPr>
-      </w:pPr>
-    </w:p>
-    <w:p>
-      <w:pPr>
-        <w:rPr>
-          <w:sz w:val="36"/>
-          <w:szCs w:val="36"/>
-        </w:rPr>
-      </w:pPr>
-    </w:p>
-    <w:p>
-      <w:pPr>
-        <w:rPr>
-          <w:sz w:val="36"/>
-          <w:szCs w:val="36"/>
-        </w:rPr>
-      </w:pPr>
-    </w:p>
-    <w:p>
-      <w:pPr>
-        <w:rPr>
-          <w:sz w:val="36"/>
-          <w:szCs w:val="36"/>
-        </w:rPr>
-      </w:pPr>
-    </w:p>
-    <w:p>
-      <w:pPr>
-        <w:rPr>
-          <w:sz w:val="36"/>
-          <w:szCs w:val="36"/>
-        </w:rPr>
-      </w:pPr>
-    </w:p>
-    <w:p>
-      <w:pPr>
-        <w:rPr>
-          <w:sz w:val="36"/>
-          <w:szCs w:val="36"/>
-        </w:rPr>
-      </w:pPr>
-    </w:p>
-    <w:p>
-      <w:pPr>
-        <w:rPr>
-          <w:sz w:val="36"/>
-          <w:szCs w:val="36"/>
-        </w:rPr>
-      </w:pPr>
-    </w:p>
-    <w:p>
-      <w:pPr>
-        <w:rPr>
-          <w:sz w:val="36"/>
-          <w:szCs w:val="36"/>
-        </w:rPr>
-      </w:pPr>
-    </w:p>
-    <w:p>
-      <w:pPr>
+        <w:jc w:val="both"/>
+        <w:rPr>
+          <w:sz w:val="36"/>
+          <w:szCs w:val="36"/>
+        </w:rPr>
+      </w:pPr>
+    </w:p>
+    <w:p>
+      <w:pPr>
+        <w:jc w:val="both"/>
+        <w:rPr>
+          <w:sz w:val="36"/>
+          <w:szCs w:val="36"/>
+        </w:rPr>
+      </w:pPr>
+    </w:p>
+    <w:p>
+      <w:pPr>
+        <w:jc w:val="both"/>
+        <w:rPr>
+          <w:sz w:val="36"/>
+          <w:szCs w:val="36"/>
+        </w:rPr>
+      </w:pPr>
+    </w:p>
+    <w:p>
+      <w:pPr>
+        <w:jc w:val="both"/>
+        <w:rPr>
+          <w:sz w:val="36"/>
+          <w:szCs w:val="36"/>
+        </w:rPr>
+      </w:pPr>
+    </w:p>
+    <w:p>
+      <w:pPr>
+        <w:jc w:val="both"/>
+        <w:rPr>
+          <w:sz w:val="36"/>
+          <w:szCs w:val="36"/>
+        </w:rPr>
+      </w:pPr>
+    </w:p>
+    <w:p>
+      <w:pPr>
+        <w:jc w:val="both"/>
+        <w:rPr>
+          <w:sz w:val="36"/>
+          <w:szCs w:val="36"/>
+        </w:rPr>
+      </w:pPr>
+    </w:p>
+    <w:p>
+      <w:pPr>
+        <w:jc w:val="both"/>
+        <w:rPr>
+          <w:sz w:val="36"/>
+          <w:szCs w:val="36"/>
+        </w:rPr>
+      </w:pPr>
+    </w:p>
+    <w:p>
+      <w:pPr>
+        <w:jc w:val="both"/>
+        <w:rPr>
+          <w:sz w:val="36"/>
+          <w:szCs w:val="36"/>
+        </w:rPr>
+      </w:pPr>
+    </w:p>
+    <w:p>
+      <w:pPr>
+        <w:jc w:val="both"/>
         <w:rPr>
           <w:sz w:val="36"/>
           <w:szCs w:val="36"/>
@@ -1457,6 +1519,7 @@
     </w:p>
     <w:p>
       <w:pPr>
+        <w:jc w:val="both"/>
         <w:rPr>
           <w:sz w:val="36"/>
           <w:szCs w:val="36"/>
@@ -1662,54 +1725,61 @@
     </w:p>
     <w:p>
       <w:pPr>
-        <w:rPr>
-          <w:sz w:val="36"/>
-          <w:szCs w:val="36"/>
-        </w:rPr>
-      </w:pPr>
-    </w:p>
-    <w:p>
-      <w:pPr>
-        <w:rPr>
-          <w:sz w:val="36"/>
-          <w:szCs w:val="36"/>
-        </w:rPr>
-      </w:pPr>
-    </w:p>
-    <w:p>
-      <w:pPr>
-        <w:rPr>
-          <w:sz w:val="36"/>
-          <w:szCs w:val="36"/>
-        </w:rPr>
-      </w:pPr>
-    </w:p>
-    <w:p>
-      <w:pPr>
-        <w:rPr>
-          <w:sz w:val="36"/>
-          <w:szCs w:val="36"/>
-        </w:rPr>
-      </w:pPr>
-    </w:p>
-    <w:p>
-      <w:pPr>
-        <w:rPr>
-          <w:sz w:val="36"/>
-          <w:szCs w:val="36"/>
-        </w:rPr>
-      </w:pPr>
-    </w:p>
-    <w:p>
-      <w:pPr>
-        <w:rPr>
-          <w:sz w:val="36"/>
-          <w:szCs w:val="36"/>
-        </w:rPr>
-      </w:pPr>
-    </w:p>
-    <w:p>
-      <w:pPr>
+        <w:jc w:val="both"/>
+        <w:rPr>
+          <w:sz w:val="36"/>
+          <w:szCs w:val="36"/>
+        </w:rPr>
+      </w:pPr>
+    </w:p>
+    <w:p>
+      <w:pPr>
+        <w:jc w:val="both"/>
+        <w:rPr>
+          <w:sz w:val="36"/>
+          <w:szCs w:val="36"/>
+        </w:rPr>
+      </w:pPr>
+    </w:p>
+    <w:p>
+      <w:pPr>
+        <w:jc w:val="both"/>
+        <w:rPr>
+          <w:sz w:val="36"/>
+          <w:szCs w:val="36"/>
+        </w:rPr>
+      </w:pPr>
+    </w:p>
+    <w:p>
+      <w:pPr>
+        <w:jc w:val="both"/>
+        <w:rPr>
+          <w:sz w:val="36"/>
+          <w:szCs w:val="36"/>
+        </w:rPr>
+      </w:pPr>
+    </w:p>
+    <w:p>
+      <w:pPr>
+        <w:jc w:val="both"/>
+        <w:rPr>
+          <w:sz w:val="36"/>
+          <w:szCs w:val="36"/>
+        </w:rPr>
+      </w:pPr>
+    </w:p>
+    <w:p>
+      <w:pPr>
+        <w:jc w:val="both"/>
+        <w:rPr>
+          <w:sz w:val="36"/>
+          <w:szCs w:val="36"/>
+        </w:rPr>
+      </w:pPr>
+    </w:p>
+    <w:p>
+      <w:pPr>
+        <w:jc w:val="both"/>
         <w:rPr>
           <w:sz w:val="36"/>
           <w:szCs w:val="36"/>
@@ -1765,6 +1835,7 @@
     </w:p>
     <w:p>
       <w:pPr>
+        <w:jc w:val="both"/>
         <w:rPr>
           <w:sz w:val="36"/>
           <w:szCs w:val="36"/>
@@ -1840,54 +1911,61 @@
     </w:p>
     <w:p>
       <w:pPr>
-        <w:rPr>
-          <w:sz w:val="36"/>
-          <w:szCs w:val="36"/>
-        </w:rPr>
-      </w:pPr>
-    </w:p>
-    <w:p>
-      <w:pPr>
-        <w:rPr>
-          <w:sz w:val="36"/>
-          <w:szCs w:val="36"/>
-        </w:rPr>
-      </w:pPr>
-    </w:p>
-    <w:p>
-      <w:pPr>
-        <w:rPr>
-          <w:sz w:val="36"/>
-          <w:szCs w:val="36"/>
-        </w:rPr>
-      </w:pPr>
-    </w:p>
-    <w:p>
-      <w:pPr>
-        <w:rPr>
-          <w:sz w:val="36"/>
-          <w:szCs w:val="36"/>
-        </w:rPr>
-      </w:pPr>
-    </w:p>
-    <w:p>
-      <w:pPr>
-        <w:rPr>
-          <w:sz w:val="36"/>
-          <w:szCs w:val="36"/>
-        </w:rPr>
-      </w:pPr>
-    </w:p>
-    <w:p>
-      <w:pPr>
-        <w:rPr>
-          <w:sz w:val="36"/>
-          <w:szCs w:val="36"/>
-        </w:rPr>
-      </w:pPr>
-    </w:p>
-    <w:p>
-      <w:pPr>
+        <w:jc w:val="both"/>
+        <w:rPr>
+          <w:sz w:val="36"/>
+          <w:szCs w:val="36"/>
+        </w:rPr>
+      </w:pPr>
+    </w:p>
+    <w:p>
+      <w:pPr>
+        <w:jc w:val="both"/>
+        <w:rPr>
+          <w:sz w:val="36"/>
+          <w:szCs w:val="36"/>
+        </w:rPr>
+      </w:pPr>
+    </w:p>
+    <w:p>
+      <w:pPr>
+        <w:jc w:val="both"/>
+        <w:rPr>
+          <w:sz w:val="36"/>
+          <w:szCs w:val="36"/>
+        </w:rPr>
+      </w:pPr>
+    </w:p>
+    <w:p>
+      <w:pPr>
+        <w:jc w:val="both"/>
+        <w:rPr>
+          <w:sz w:val="36"/>
+          <w:szCs w:val="36"/>
+        </w:rPr>
+      </w:pPr>
+    </w:p>
+    <w:p>
+      <w:pPr>
+        <w:jc w:val="both"/>
+        <w:rPr>
+          <w:sz w:val="36"/>
+          <w:szCs w:val="36"/>
+        </w:rPr>
+      </w:pPr>
+    </w:p>
+    <w:p>
+      <w:pPr>
+        <w:jc w:val="both"/>
+        <w:rPr>
+          <w:sz w:val="36"/>
+          <w:szCs w:val="36"/>
+        </w:rPr>
+      </w:pPr>
+    </w:p>
+    <w:p>
+      <w:pPr>
+        <w:jc w:val="both"/>
         <w:rPr>
           <w:sz w:val="36"/>
           <w:szCs w:val="36"/>
@@ -2064,6 +2142,7 @@
     </w:p>
     <w:p>
       <w:pPr>
+        <w:jc w:val="both"/>
         <w:rPr>
           <w:sz w:val="36"/>
           <w:szCs w:val="36"/>
@@ -2134,54 +2213,61 @@
     </w:p>
     <w:p>
       <w:pPr>
-        <w:rPr>
-          <w:sz w:val="36"/>
-          <w:szCs w:val="36"/>
-        </w:rPr>
-      </w:pPr>
-    </w:p>
-    <w:p>
-      <w:pPr>
-        <w:rPr>
-          <w:sz w:val="36"/>
-          <w:szCs w:val="36"/>
-        </w:rPr>
-      </w:pPr>
-    </w:p>
-    <w:p>
-      <w:pPr>
-        <w:rPr>
-          <w:sz w:val="36"/>
-          <w:szCs w:val="36"/>
-        </w:rPr>
-      </w:pPr>
-    </w:p>
-    <w:p>
-      <w:pPr>
-        <w:rPr>
-          <w:sz w:val="36"/>
-          <w:szCs w:val="36"/>
-        </w:rPr>
-      </w:pPr>
-    </w:p>
-    <w:p>
-      <w:pPr>
-        <w:rPr>
-          <w:sz w:val="36"/>
-          <w:szCs w:val="36"/>
-        </w:rPr>
-      </w:pPr>
-    </w:p>
-    <w:p>
-      <w:pPr>
-        <w:rPr>
-          <w:sz w:val="36"/>
-          <w:szCs w:val="36"/>
-        </w:rPr>
-      </w:pPr>
-    </w:p>
-    <w:p>
-      <w:pPr>
+        <w:jc w:val="both"/>
+        <w:rPr>
+          <w:sz w:val="36"/>
+          <w:szCs w:val="36"/>
+        </w:rPr>
+      </w:pPr>
+    </w:p>
+    <w:p>
+      <w:pPr>
+        <w:jc w:val="both"/>
+        <w:rPr>
+          <w:sz w:val="36"/>
+          <w:szCs w:val="36"/>
+        </w:rPr>
+      </w:pPr>
+    </w:p>
+    <w:p>
+      <w:pPr>
+        <w:jc w:val="both"/>
+        <w:rPr>
+          <w:sz w:val="36"/>
+          <w:szCs w:val="36"/>
+        </w:rPr>
+      </w:pPr>
+    </w:p>
+    <w:p>
+      <w:pPr>
+        <w:jc w:val="both"/>
+        <w:rPr>
+          <w:sz w:val="36"/>
+          <w:szCs w:val="36"/>
+        </w:rPr>
+      </w:pPr>
+    </w:p>
+    <w:p>
+      <w:pPr>
+        <w:jc w:val="both"/>
+        <w:rPr>
+          <w:sz w:val="36"/>
+          <w:szCs w:val="36"/>
+        </w:rPr>
+      </w:pPr>
+    </w:p>
+    <w:p>
+      <w:pPr>
+        <w:jc w:val="both"/>
+        <w:rPr>
+          <w:sz w:val="36"/>
+          <w:szCs w:val="36"/>
+        </w:rPr>
+      </w:pPr>
+    </w:p>
+    <w:p>
+      <w:pPr>
+        <w:jc w:val="both"/>
         <w:rPr>
           <w:b/>
           <w:bCs/>
@@ -2221,6 +2307,7 @@
     </w:p>
     <w:p>
       <w:pPr>
+        <w:jc w:val="both"/>
         <w:rPr>
           <w:sz w:val="36"/>
           <w:szCs w:val="36"/>
@@ -2250,6 +2337,7 @@
     </w:p>
     <w:p>
       <w:pPr>
+        <w:jc w:val="both"/>
         <w:rPr>
           <w:sz w:val="36"/>
           <w:szCs w:val="36"/>
@@ -2336,6 +2424,7 @@
     </w:p>
     <w:p>
       <w:pPr>
+        <w:jc w:val="both"/>
         <w:rPr>
           <w:sz w:val="36"/>
           <w:szCs w:val="36"/>
@@ -2351,18 +2440,20 @@
     </w:p>
     <w:p>
       <w:pPr>
-        <w:rPr>
-          <w:sz w:val="36"/>
-          <w:szCs w:val="36"/>
-        </w:rPr>
-      </w:pPr>
-      <w:r>
-        <w:rPr>
+        <w:jc w:val="both"/>
+        <w:rPr>
+          <w:sz w:val="36"/>
+          <w:szCs w:val="36"/>
+        </w:rPr>
+      </w:pPr>
+      <w:r>
+        <w:rPr>
+          <w:noProof/>
           <w:sz w:val="36"/>
           <w:szCs w:val="36"/>
         </w:rPr>
         <w:drawing>
-          <wp:anchor distT="0" distB="0" distL="114300" distR="114300" simplePos="0" relativeHeight="251667456" behindDoc="1" locked="0" layoutInCell="1" allowOverlap="1" wp14:anchorId="0D82B111" wp14:editId="3E316545">
+          <wp:anchor distT="0" distB="0" distL="114300" distR="114300" simplePos="0" relativeHeight="251667456" behindDoc="1" locked="0" layoutInCell="1" allowOverlap="1" wp14:anchorId="0D82B111" wp14:editId="3DFDE17C">
             <wp:simplePos x="0" y="0"/>
             <wp:positionH relativeFrom="margin">
               <wp:align>right</wp:align>
@@ -2414,70 +2505,79 @@
     </w:p>
     <w:p>
       <w:pPr>
-        <w:rPr>
-          <w:sz w:val="36"/>
-          <w:szCs w:val="36"/>
-        </w:rPr>
-      </w:pPr>
-    </w:p>
-    <w:p>
-      <w:pPr>
-        <w:rPr>
-          <w:sz w:val="36"/>
-          <w:szCs w:val="36"/>
-        </w:rPr>
-      </w:pPr>
-    </w:p>
-    <w:p>
-      <w:pPr>
-        <w:rPr>
-          <w:sz w:val="36"/>
-          <w:szCs w:val="36"/>
-        </w:rPr>
-      </w:pPr>
-    </w:p>
-    <w:p>
-      <w:pPr>
-        <w:rPr>
-          <w:sz w:val="36"/>
-          <w:szCs w:val="36"/>
-        </w:rPr>
-      </w:pPr>
-    </w:p>
-    <w:p>
-      <w:pPr>
-        <w:rPr>
-          <w:sz w:val="36"/>
-          <w:szCs w:val="36"/>
-        </w:rPr>
-      </w:pPr>
-    </w:p>
-    <w:p>
-      <w:pPr>
-        <w:rPr>
-          <w:sz w:val="36"/>
-          <w:szCs w:val="36"/>
-        </w:rPr>
-      </w:pPr>
-    </w:p>
-    <w:p>
-      <w:pPr>
-        <w:rPr>
-          <w:sz w:val="36"/>
-          <w:szCs w:val="36"/>
-        </w:rPr>
-      </w:pPr>
-    </w:p>
-    <w:p>
-      <w:pPr>
-        <w:rPr>
-          <w:sz w:val="36"/>
-          <w:szCs w:val="36"/>
-        </w:rPr>
-      </w:pPr>
-    </w:p>
-    <w:p>
-      <w:pPr>
+        <w:jc w:val="both"/>
+        <w:rPr>
+          <w:sz w:val="36"/>
+          <w:szCs w:val="36"/>
+        </w:rPr>
+      </w:pPr>
+    </w:p>
+    <w:p>
+      <w:pPr>
+        <w:jc w:val="both"/>
+        <w:rPr>
+          <w:sz w:val="36"/>
+          <w:szCs w:val="36"/>
+        </w:rPr>
+      </w:pPr>
+    </w:p>
+    <w:p>
+      <w:pPr>
+        <w:jc w:val="both"/>
+        <w:rPr>
+          <w:sz w:val="36"/>
+          <w:szCs w:val="36"/>
+        </w:rPr>
+      </w:pPr>
+    </w:p>
+    <w:p>
+      <w:pPr>
+        <w:jc w:val="both"/>
+        <w:rPr>
+          <w:sz w:val="36"/>
+          <w:szCs w:val="36"/>
+        </w:rPr>
+      </w:pPr>
+    </w:p>
+    <w:p>
+      <w:pPr>
+        <w:jc w:val="both"/>
+        <w:rPr>
+          <w:sz w:val="36"/>
+          <w:szCs w:val="36"/>
+        </w:rPr>
+      </w:pPr>
+    </w:p>
+    <w:p>
+      <w:pPr>
+        <w:jc w:val="both"/>
+        <w:rPr>
+          <w:sz w:val="36"/>
+          <w:szCs w:val="36"/>
+        </w:rPr>
+      </w:pPr>
+    </w:p>
+    <w:p>
+      <w:pPr>
+        <w:jc w:val="both"/>
+        <w:rPr>
+          <w:sz w:val="36"/>
+          <w:szCs w:val="36"/>
+        </w:rPr>
+      </w:pPr>
+    </w:p>
+    <w:p>
+      <w:pPr>
+        <w:jc w:val="both"/>
+        <w:rPr>
+          <w:sz w:val="36"/>
+          <w:szCs w:val="36"/>
+        </w:rPr>
+      </w:pPr>
+    </w:p>
+    <w:p>
+      <w:pPr>
+        <w:jc w:val="both"/>
         <w:rPr>
           <w:b/>
           <w:bCs/>
@@ -2517,6 +2617,7 @@
     </w:p>
     <w:p>
       <w:pPr>
+        <w:jc w:val="both"/>
         <w:rPr>
           <w:sz w:val="36"/>
           <w:szCs w:val="36"/>
@@ -2581,6 +2682,7 @@
     </w:p>
     <w:p>
       <w:pPr>
+        <w:jc w:val="both"/>
         <w:rPr>
           <w:sz w:val="36"/>
           <w:szCs w:val="36"/>
@@ -2617,6 +2719,7 @@
     </w:p>
     <w:p>
       <w:pPr>
+        <w:jc w:val="both"/>
         <w:rPr>
           <w:sz w:val="36"/>
           <w:szCs w:val="36"/>
@@ -2639,6 +2742,7 @@
     </w:p>
     <w:p>
       <w:pPr>
+        <w:jc w:val="both"/>
         <w:rPr>
           <w:sz w:val="36"/>
           <w:szCs w:val="36"/>
@@ -2703,18 +2807,20 @@
     </w:p>
     <w:p>
       <w:pPr>
-        <w:rPr>
-          <w:sz w:val="36"/>
-          <w:szCs w:val="36"/>
-        </w:rPr>
-      </w:pPr>
-      <w:r>
-        <w:rPr>
+        <w:jc w:val="both"/>
+        <w:rPr>
+          <w:sz w:val="36"/>
+          <w:szCs w:val="36"/>
+        </w:rPr>
+      </w:pPr>
+      <w:r>
+        <w:rPr>
+          <w:noProof/>
           <w:sz w:val="36"/>
           <w:szCs w:val="36"/>
         </w:rPr>
         <w:drawing>
-          <wp:anchor distT="0" distB="0" distL="114300" distR="114300" simplePos="0" relativeHeight="251668480" behindDoc="1" locked="0" layoutInCell="1" allowOverlap="1" wp14:anchorId="4258DAEB" wp14:editId="1471B3D3">
+          <wp:anchor distT="0" distB="0" distL="114300" distR="114300" simplePos="0" relativeHeight="251668480" behindDoc="1" locked="0" layoutInCell="1" allowOverlap="1" wp14:anchorId="4258DAEB" wp14:editId="707119F6">
             <wp:simplePos x="0" y="0"/>
             <wp:positionH relativeFrom="column">
               <wp:posOffset>0</wp:posOffset>
@@ -2772,62 +2878,291 @@
     </w:p>
     <w:p>
       <w:pPr>
-        <w:rPr>
-          <w:sz w:val="36"/>
-          <w:szCs w:val="36"/>
-        </w:rPr>
-      </w:pPr>
-    </w:p>
-    <w:p>
-      <w:pPr>
-        <w:rPr>
-          <w:sz w:val="36"/>
-          <w:szCs w:val="36"/>
-        </w:rPr>
-      </w:pPr>
-    </w:p>
-    <w:p>
-      <w:pPr>
-        <w:rPr>
-          <w:sz w:val="36"/>
-          <w:szCs w:val="36"/>
-        </w:rPr>
-      </w:pPr>
-    </w:p>
-    <w:p>
-      <w:pPr>
-        <w:rPr>
-          <w:sz w:val="36"/>
-          <w:szCs w:val="36"/>
-        </w:rPr>
-      </w:pPr>
-    </w:p>
-    <w:p>
-      <w:pPr>
-        <w:rPr>
-          <w:sz w:val="36"/>
-          <w:szCs w:val="36"/>
-        </w:rPr>
-      </w:pPr>
-    </w:p>
-    <w:p>
-      <w:pPr>
-        <w:rPr>
-          <w:sz w:val="36"/>
-          <w:szCs w:val="36"/>
-        </w:rPr>
-      </w:pPr>
-    </w:p>
-    <w:p>
-      <w:pPr>
-        <w:rPr>
-          <w:sz w:val="36"/>
-          <w:szCs w:val="36"/>
-        </w:rPr>
-      </w:pPr>
-    </w:p>
-    <w:p>
-      <w:pPr>
+        <w:jc w:val="both"/>
+        <w:rPr>
+          <w:sz w:val="36"/>
+          <w:szCs w:val="36"/>
+        </w:rPr>
+      </w:pPr>
+    </w:p>
+    <w:p>
+      <w:pPr>
+        <w:jc w:val="both"/>
+        <w:rPr>
+          <w:sz w:val="36"/>
+          <w:szCs w:val="36"/>
+        </w:rPr>
+      </w:pPr>
+    </w:p>
+    <w:p>
+      <w:pPr>
+        <w:jc w:val="both"/>
+        <w:rPr>
+          <w:sz w:val="36"/>
+          <w:szCs w:val="36"/>
+        </w:rPr>
+      </w:pPr>
+    </w:p>
+    <w:p>
+      <w:pPr>
+        <w:jc w:val="both"/>
+        <w:rPr>
+          <w:sz w:val="36"/>
+          <w:szCs w:val="36"/>
+        </w:rPr>
+      </w:pPr>
+    </w:p>
+    <w:p>
+      <w:pPr>
+        <w:jc w:val="both"/>
+        <w:rPr>
+          <w:sz w:val="36"/>
+          <w:szCs w:val="36"/>
+        </w:rPr>
+      </w:pPr>
+    </w:p>
+    <w:p>
+      <w:pPr>
+        <w:jc w:val="both"/>
+        <w:rPr>
+          <w:sz w:val="36"/>
+          <w:szCs w:val="36"/>
+        </w:rPr>
+      </w:pPr>
+    </w:p>
+    <w:p>
+      <w:pPr>
+        <w:jc w:val="both"/>
+        <w:rPr>
+          <w:sz w:val="36"/>
+          <w:szCs w:val="36"/>
+        </w:rPr>
+      </w:pPr>
+    </w:p>
+    <w:p>
+      <w:pPr>
+        <w:jc w:val="both"/>
+        <w:rPr>
+          <w:sz w:val="36"/>
+          <w:szCs w:val="36"/>
+        </w:rPr>
+      </w:pPr>
+    </w:p>
+    <w:p>
+      <w:pPr>
+        <w:jc w:val="both"/>
+        <w:rPr>
+          <w:b/>
+          <w:bCs/>
+          <w:sz w:val="36"/>
+          <w:szCs w:val="36"/>
+        </w:rPr>
+      </w:pPr>
+      <w:r>
+        <w:rPr>
+          <w:b/>
+          <w:bCs/>
+          <w:sz w:val="36"/>
+          <w:szCs w:val="36"/>
+        </w:rPr>
+        <w:t>Set Collection Variables:</w:t>
+      </w:r>
+    </w:p>
+    <w:p>
+      <w:pPr>
+        <w:jc w:val="both"/>
+        <w:rPr>
+          <w:sz w:val="36"/>
+          <w:szCs w:val="36"/>
+        </w:rPr>
+      </w:pPr>
+      <w:r>
+        <w:rPr>
+          <w:sz w:val="36"/>
+          <w:szCs w:val="36"/>
+        </w:rPr>
+        <w:t># Instead of repeating the base URL in every single request file we can make it a variable instead.</w:t>
+      </w:r>
+    </w:p>
+    <w:p>
+      <w:pPr>
+        <w:jc w:val="both"/>
+        <w:rPr>
+          <w:sz w:val="36"/>
+          <w:szCs w:val="36"/>
+        </w:rPr>
+      </w:pPr>
+      <w:r>
+        <w:rPr>
+          <w:sz w:val="36"/>
+          <w:szCs w:val="36"/>
+        </w:rPr>
+        <w:lastRenderedPageBreak/>
+        <w:t xml:space="preserve"># To do that select all in the URL bar and right click and then select </w:t>
+      </w:r>
+      <w:r>
+        <w:rPr>
+          <w:b/>
+          <w:bCs/>
+          <w:sz w:val="36"/>
+          <w:szCs w:val="36"/>
+        </w:rPr>
+        <w:t>Set as variable</w:t>
+      </w:r>
+      <w:r>
+        <w:rPr>
+          <w:sz w:val="36"/>
+          <w:szCs w:val="36"/>
+        </w:rPr>
+        <w:t>, then set the variable name and scope (for Collection, Global, Environment or Vault). Usually, the scope is collection so it can be used throughout that testing collection in any request file</w:t>
+      </w:r>
+    </w:p>
+    <w:p>
+      <w:pPr>
+        <w:jc w:val="both"/>
+        <w:rPr>
+          <w:sz w:val="36"/>
+          <w:szCs w:val="36"/>
+        </w:rPr>
+      </w:pPr>
+      <w:r>
+        <w:rPr>
+          <w:sz w:val="36"/>
+          <w:szCs w:val="36"/>
+        </w:rPr>
+        <w:t xml:space="preserve"># Or go to Collection and then go to </w:t>
+      </w:r>
+      <w:r>
+        <w:rPr>
+          <w:b/>
+          <w:bCs/>
+          <w:sz w:val="36"/>
+          <w:szCs w:val="36"/>
+        </w:rPr>
+        <w:t>Variables</w:t>
+      </w:r>
+      <w:r>
+        <w:rPr>
+          <w:sz w:val="36"/>
+          <w:szCs w:val="36"/>
+        </w:rPr>
+        <w:t xml:space="preserve"> section and create a new variable with a value</w:t>
+      </w:r>
+    </w:p>
+    <w:p>
+      <w:pPr>
+        <w:jc w:val="both"/>
+        <w:rPr>
+          <w:sz w:val="36"/>
+          <w:szCs w:val="36"/>
+        </w:rPr>
+      </w:pPr>
+      <w:r>
+        <w:rPr>
+          <w:sz w:val="36"/>
+          <w:szCs w:val="36"/>
+        </w:rPr>
+        <w:t># Then we can use the variable like this</w:t>
+      </w:r>
+      <w:r>
+        <w:rPr>
+          <w:b/>
+          <w:bCs/>
+          <w:sz w:val="36"/>
+          <w:szCs w:val="36"/>
+        </w:rPr>
+        <w:t xml:space="preserve"> {{</w:t>
+      </w:r>
+      <w:proofErr w:type="spellStart"/>
+      <w:r>
+        <w:rPr>
+          <w:b/>
+          <w:bCs/>
+          <w:sz w:val="36"/>
+          <w:szCs w:val="36"/>
+        </w:rPr>
+        <w:t>BaseURL</w:t>
+      </w:r>
+      <w:proofErr w:type="spellEnd"/>
+      <w:r>
+        <w:rPr>
+          <w:b/>
+          <w:bCs/>
+          <w:sz w:val="36"/>
+          <w:szCs w:val="36"/>
+        </w:rPr>
+        <w:t>}}</w:t>
+      </w:r>
+    </w:p>
+    <w:p>
+      <w:pPr>
+        <w:jc w:val="both"/>
+        <w:rPr>
+          <w:sz w:val="36"/>
+          <w:szCs w:val="36"/>
+        </w:rPr>
+      </w:pPr>
+    </w:p>
+    <w:p>
+      <w:pPr>
+        <w:jc w:val="both"/>
+        <w:rPr>
+          <w:sz w:val="36"/>
+          <w:szCs w:val="36"/>
+        </w:rPr>
+      </w:pPr>
+      <w:r>
+        <w:rPr>
+          <w:sz w:val="36"/>
+          <w:szCs w:val="36"/>
+        </w:rPr>
+        <w:drawing>
+          <wp:inline distT="0" distB="0" distL="0" distR="0" wp14:anchorId="31D046CD" wp14:editId="10BAA38E">
+            <wp:extent cx="5731510" cy="1661160"/>
+            <wp:effectExtent l="0" t="0" r="2540" b="0"/>
+            <wp:docPr id="12" name="Picture 12"/>
+            <wp:cNvGraphicFramePr>
+              <a:graphicFrameLocks xmlns:a="http://schemas.openxmlformats.org/drawingml/2006/main" noChangeAspect="1"/>
+            </wp:cNvGraphicFramePr>
+            <a:graphic xmlns:a="http://schemas.openxmlformats.org/drawingml/2006/main">
+              <a:graphicData uri="http://schemas.openxmlformats.org/drawingml/2006/picture">
+                <pic:pic xmlns:pic="http://schemas.openxmlformats.org/drawingml/2006/picture">
+                  <pic:nvPicPr>
+                    <pic:cNvPr id="1" name=""/>
+                    <pic:cNvPicPr/>
+                  </pic:nvPicPr>
+                  <pic:blipFill rotWithShape="1">
+                    <a:blip r:embed="rId17"/>
+                    <a:srcRect b="54330"/>
+                    <a:stretch/>
+                  </pic:blipFill>
+                  <pic:spPr bwMode="auto">
+                    <a:xfrm>
+                      <a:off x="0" y="0"/>
+                      <a:ext cx="5731510" cy="1661160"/>
+                    </a:xfrm>
+                    <a:prstGeom prst="rect">
+                      <a:avLst/>
+                    </a:prstGeom>
+                    <a:ln>
+                      <a:noFill/>
+                    </a:ln>
+                    <a:extLst>
+                      <a:ext uri="{53640926-AAD7-44D8-BBD7-CCE9431645EC}">
+                        <a14:shadowObscured xmlns:a14="http://schemas.microsoft.com/office/drawing/2010/main"/>
+                      </a:ext>
+                    </a:extLst>
+                  </pic:spPr>
+                </pic:pic>
+              </a:graphicData>
+            </a:graphic>
+          </wp:inline>
+        </w:drawing>
+      </w:r>
+    </w:p>
+    <w:p>
+      <w:pPr>
+        <w:jc w:val="both"/>
         <w:rPr>
           <w:sz w:val="36"/>
           <w:szCs w:val="36"/>
@@ -2835,7 +3170,7 @@
       </w:pPr>
     </w:p>
     <w:sectPr>
-      <w:footerReference w:type="default" r:id="rId17"/>
+      <w:footerReference w:type="default" r:id="rId18"/>
       <w:pgSz w:w="11906" w:h="16838" w:code="9"/>
       <w:pgMar w:top="1440" w:right="1440" w:bottom="1440" w:left="1440" w:header="720" w:footer="720" w:gutter="0"/>
       <w:cols w:space="720"/>
@@ -3551,6 +3886,7 @@
   <w:style w:type="character" w:default="1" w:styleId="DefaultParagraphFont">
     <w:name w:val="Default Paragraph Font"/>
     <w:uiPriority w:val="1"/>
+    <w:semiHidden/>
     <w:unhideWhenUsed/>
   </w:style>
   <w:style w:type="table" w:default="1" w:styleId="TableNormal">

--- a/post_man_and_api_tester/pm1_postman_basics.docx
+++ b/post_man_and_api_tester/pm1_postman_basics.docx
@@ -4,20 +4,22 @@
   <w:body>
     <w:p>
       <w:pPr>
-        <w:jc w:val="both"/>
-        <w:rPr>
-          <w:b/>
-          <w:bCs/>
-          <w:sz w:val="44"/>
-          <w:szCs w:val="44"/>
-        </w:rPr>
-      </w:pPr>
-      <w:r>
-        <w:rPr>
-          <w:b/>
-          <w:bCs/>
-          <w:sz w:val="44"/>
-          <w:szCs w:val="44"/>
+        <w:jc w:val="center"/>
+        <w:rPr>
+          <w:rFonts w:ascii="Carlito" w:hAnsi="Carlito" w:cs="Carlito"/>
+          <w:b/>
+          <w:bCs/>
+          <w:sz w:val="40"/>
+          <w:szCs w:val="40"/>
+        </w:rPr>
+      </w:pPr>
+      <w:r>
+        <w:rPr>
+          <w:rFonts w:ascii="Carlito" w:hAnsi="Carlito" w:cs="Carlito"/>
+          <w:b/>
+          <w:bCs/>
+          <w:sz w:val="40"/>
+          <w:szCs w:val="40"/>
         </w:rPr>
         <w:t>INDEX</w:t>
       </w:r>
@@ -26,23 +28,26 @@
       <w:pPr>
         <w:jc w:val="both"/>
         <w:rPr>
-          <w:sz w:val="36"/>
-          <w:szCs w:val="36"/>
-        </w:rPr>
-      </w:pPr>
-    </w:p>
-    <w:p>
-      <w:pPr>
-        <w:jc w:val="both"/>
-        <w:rPr>
-          <w:sz w:val="36"/>
-          <w:szCs w:val="36"/>
-        </w:rPr>
-      </w:pPr>
-      <w:r>
-        <w:rPr>
-          <w:sz w:val="36"/>
-          <w:szCs w:val="36"/>
+          <w:rFonts w:ascii="Carlito" w:hAnsi="Carlito" w:cs="Carlito"/>
+          <w:sz w:val="32"/>
+          <w:szCs w:val="32"/>
+        </w:rPr>
+      </w:pPr>
+    </w:p>
+    <w:p>
+      <w:pPr>
+        <w:jc w:val="both"/>
+        <w:rPr>
+          <w:rFonts w:ascii="Carlito" w:hAnsi="Carlito" w:cs="Carlito"/>
+          <w:sz w:val="32"/>
+          <w:szCs w:val="32"/>
+        </w:rPr>
+      </w:pPr>
+      <w:r>
+        <w:rPr>
+          <w:rFonts w:ascii="Carlito" w:hAnsi="Carlito" w:cs="Carlito"/>
+          <w:sz w:val="32"/>
+          <w:szCs w:val="32"/>
         </w:rPr>
         <w:br w:type="page"/>
       </w:r>
@@ -51,18 +56,20 @@
       <w:pPr>
         <w:jc w:val="both"/>
         <w:rPr>
-          <w:b/>
-          <w:bCs/>
-          <w:sz w:val="36"/>
-          <w:szCs w:val="36"/>
-        </w:rPr>
-      </w:pPr>
-      <w:r>
-        <w:rPr>
-          <w:b/>
-          <w:bCs/>
-          <w:sz w:val="36"/>
-          <w:szCs w:val="36"/>
+          <w:rFonts w:ascii="Carlito" w:hAnsi="Carlito" w:cs="Carlito"/>
+          <w:b/>
+          <w:bCs/>
+          <w:sz w:val="32"/>
+          <w:szCs w:val="32"/>
+        </w:rPr>
+      </w:pPr>
+      <w:r>
+        <w:rPr>
+          <w:rFonts w:ascii="Carlito" w:hAnsi="Carlito" w:cs="Carlito"/>
+          <w:b/>
+          <w:bCs/>
+          <w:sz w:val="32"/>
+          <w:szCs w:val="32"/>
         </w:rPr>
         <w:lastRenderedPageBreak/>
         <w:t>Post Man Basics:</w:t>
@@ -72,60 +79,68 @@
       <w:pPr>
         <w:jc w:val="both"/>
         <w:rPr>
-          <w:sz w:val="36"/>
-          <w:szCs w:val="36"/>
-        </w:rPr>
-      </w:pPr>
-      <w:r>
-        <w:rPr>
-          <w:sz w:val="36"/>
-          <w:szCs w:val="36"/>
+          <w:rFonts w:ascii="Carlito" w:hAnsi="Carlito" w:cs="Carlito"/>
+          <w:sz w:val="32"/>
+          <w:szCs w:val="32"/>
+        </w:rPr>
+      </w:pPr>
+      <w:r>
+        <w:rPr>
+          <w:rFonts w:ascii="Carlito" w:hAnsi="Carlito" w:cs="Carlito"/>
+          <w:sz w:val="32"/>
+          <w:szCs w:val="32"/>
         </w:rPr>
         <w:t># First create an account in post man.</w:t>
       </w:r>
       <w:r>
         <w:rPr>
-          <w:sz w:val="36"/>
-          <w:szCs w:val="36"/>
+          <w:rFonts w:ascii="Carlito" w:hAnsi="Carlito" w:cs="Carlito"/>
+          <w:sz w:val="32"/>
+          <w:szCs w:val="32"/>
         </w:rPr>
         <w:t xml:space="preserve"> Then go to workspaces</w:t>
       </w:r>
       <w:r>
         <w:rPr>
-          <w:sz w:val="36"/>
-          <w:szCs w:val="36"/>
+          <w:rFonts w:ascii="Carlito" w:hAnsi="Carlito" w:cs="Carlito"/>
+          <w:sz w:val="32"/>
+          <w:szCs w:val="32"/>
         </w:rPr>
         <w:t xml:space="preserve"> and create a workspace choose any template </w:t>
       </w:r>
       <w:proofErr w:type="spellStart"/>
       <w:r>
         <w:rPr>
-          <w:sz w:val="36"/>
-          <w:szCs w:val="36"/>
+          <w:rFonts w:ascii="Carlito" w:hAnsi="Carlito" w:cs="Carlito"/>
+          <w:sz w:val="32"/>
+          <w:szCs w:val="32"/>
         </w:rPr>
         <w:t>api</w:t>
       </w:r>
       <w:proofErr w:type="spellEnd"/>
       <w:r>
         <w:rPr>
-          <w:sz w:val="36"/>
-          <w:szCs w:val="36"/>
+          <w:rFonts w:ascii="Carlito" w:hAnsi="Carlito" w:cs="Carlito"/>
+          <w:sz w:val="32"/>
+          <w:szCs w:val="32"/>
         </w:rPr>
         <w:t xml:space="preserve"> development or </w:t>
       </w:r>
       <w:proofErr w:type="spellStart"/>
       <w:r>
         <w:rPr>
-          <w:sz w:val="36"/>
-          <w:szCs w:val="36"/>
+          <w:rFonts w:ascii="Carlito" w:hAnsi="Carlito" w:cs="Carlito"/>
+          <w:sz w:val="32"/>
+          <w:szCs w:val="32"/>
         </w:rPr>
         <w:t>api</w:t>
       </w:r>
       <w:proofErr w:type="spellEnd"/>
       <w:r>
         <w:rPr>
-          <w:sz w:val="36"/>
-          <w:szCs w:val="36"/>
+          <w:rFonts w:ascii="Carlito" w:hAnsi="Carlito" w:cs="Carlito"/>
+          <w:sz w:val="32"/>
+          <w:szCs w:val="32"/>
         </w:rPr>
         <w:t xml:space="preserve"> testing.</w:t>
       </w:r>
@@ -134,13 +149,17 @@
       <w:pPr>
         <w:jc w:val="both"/>
         <w:rPr>
-          <w:sz w:val="36"/>
-          <w:szCs w:val="36"/>
-        </w:rPr>
-      </w:pPr>
-      <w:r>
-        <w:rPr>
+          <w:rFonts w:ascii="Carlito" w:hAnsi="Carlito" w:cs="Carlito"/>
+          <w:sz w:val="32"/>
+          <w:szCs w:val="32"/>
+        </w:rPr>
+      </w:pPr>
+      <w:r>
+        <w:rPr>
+          <w:rFonts w:ascii="Carlito" w:hAnsi="Carlito" w:cs="Carlito"/>
           <w:noProof/>
+          <w:sz w:val="20"/>
+          <w:szCs w:val="20"/>
         </w:rPr>
         <w:drawing>
           <wp:anchor distT="0" distB="0" distL="114300" distR="114300" simplePos="0" relativeHeight="251658240" behindDoc="0" locked="0" layoutInCell="1" allowOverlap="1" wp14:anchorId="0CAD9F57" wp14:editId="6D853383">
@@ -210,121 +229,136 @@
       <w:pPr>
         <w:jc w:val="both"/>
         <w:rPr>
-          <w:sz w:val="36"/>
-          <w:szCs w:val="36"/>
-        </w:rPr>
-      </w:pPr>
-    </w:p>
-    <w:p>
-      <w:pPr>
-        <w:jc w:val="both"/>
-        <w:rPr>
-          <w:sz w:val="36"/>
-          <w:szCs w:val="36"/>
-        </w:rPr>
-      </w:pPr>
-    </w:p>
-    <w:p>
-      <w:pPr>
-        <w:jc w:val="both"/>
-        <w:rPr>
-          <w:sz w:val="36"/>
-          <w:szCs w:val="36"/>
-        </w:rPr>
-      </w:pPr>
-    </w:p>
-    <w:p>
-      <w:pPr>
-        <w:jc w:val="both"/>
-        <w:rPr>
-          <w:sz w:val="36"/>
-          <w:szCs w:val="36"/>
-        </w:rPr>
-      </w:pPr>
-    </w:p>
-    <w:p>
-      <w:pPr>
-        <w:jc w:val="both"/>
-        <w:rPr>
-          <w:sz w:val="36"/>
-          <w:szCs w:val="36"/>
-        </w:rPr>
-      </w:pPr>
-    </w:p>
-    <w:p>
-      <w:pPr>
-        <w:jc w:val="both"/>
-        <w:rPr>
-          <w:sz w:val="36"/>
-          <w:szCs w:val="36"/>
-        </w:rPr>
-      </w:pPr>
-    </w:p>
-    <w:p>
-      <w:pPr>
-        <w:jc w:val="both"/>
-        <w:rPr>
-          <w:sz w:val="36"/>
-          <w:szCs w:val="36"/>
-        </w:rPr>
-      </w:pPr>
-    </w:p>
-    <w:p>
-      <w:pPr>
-        <w:jc w:val="both"/>
-        <w:rPr>
-          <w:sz w:val="36"/>
-          <w:szCs w:val="36"/>
-        </w:rPr>
-      </w:pPr>
-      <w:r>
-        <w:rPr>
-          <w:sz w:val="36"/>
-          <w:szCs w:val="36"/>
+          <w:rFonts w:ascii="Carlito" w:hAnsi="Carlito" w:cs="Carlito"/>
+          <w:sz w:val="32"/>
+          <w:szCs w:val="32"/>
+        </w:rPr>
+      </w:pPr>
+    </w:p>
+    <w:p>
+      <w:pPr>
+        <w:jc w:val="both"/>
+        <w:rPr>
+          <w:rFonts w:ascii="Carlito" w:hAnsi="Carlito" w:cs="Carlito"/>
+          <w:sz w:val="32"/>
+          <w:szCs w:val="32"/>
+        </w:rPr>
+      </w:pPr>
+    </w:p>
+    <w:p>
+      <w:pPr>
+        <w:jc w:val="both"/>
+        <w:rPr>
+          <w:rFonts w:ascii="Carlito" w:hAnsi="Carlito" w:cs="Carlito"/>
+          <w:sz w:val="32"/>
+          <w:szCs w:val="32"/>
+        </w:rPr>
+      </w:pPr>
+    </w:p>
+    <w:p>
+      <w:pPr>
+        <w:jc w:val="both"/>
+        <w:rPr>
+          <w:rFonts w:ascii="Carlito" w:hAnsi="Carlito" w:cs="Carlito"/>
+          <w:sz w:val="32"/>
+          <w:szCs w:val="32"/>
+        </w:rPr>
+      </w:pPr>
+    </w:p>
+    <w:p>
+      <w:pPr>
+        <w:jc w:val="both"/>
+        <w:rPr>
+          <w:rFonts w:ascii="Carlito" w:hAnsi="Carlito" w:cs="Carlito"/>
+          <w:sz w:val="32"/>
+          <w:szCs w:val="32"/>
+        </w:rPr>
+      </w:pPr>
+    </w:p>
+    <w:p>
+      <w:pPr>
+        <w:jc w:val="both"/>
+        <w:rPr>
+          <w:rFonts w:ascii="Carlito" w:hAnsi="Carlito" w:cs="Carlito"/>
+          <w:sz w:val="32"/>
+          <w:szCs w:val="32"/>
+        </w:rPr>
+      </w:pPr>
+    </w:p>
+    <w:p>
+      <w:pPr>
+        <w:jc w:val="both"/>
+        <w:rPr>
+          <w:rFonts w:ascii="Carlito" w:hAnsi="Carlito" w:cs="Carlito"/>
+          <w:sz w:val="32"/>
+          <w:szCs w:val="32"/>
+        </w:rPr>
+      </w:pPr>
+    </w:p>
+    <w:p>
+      <w:pPr>
+        <w:jc w:val="both"/>
+        <w:rPr>
+          <w:rFonts w:ascii="Carlito" w:hAnsi="Carlito" w:cs="Carlito"/>
+          <w:sz w:val="32"/>
+          <w:szCs w:val="32"/>
+        </w:rPr>
+      </w:pPr>
+      <w:r>
+        <w:rPr>
+          <w:rFonts w:ascii="Carlito" w:hAnsi="Carlito" w:cs="Carlito"/>
+          <w:sz w:val="32"/>
+          <w:szCs w:val="32"/>
         </w:rPr>
         <w:t xml:space="preserve"># Then create a </w:t>
       </w:r>
       <w:r>
         <w:rPr>
-          <w:sz w:val="36"/>
-          <w:szCs w:val="36"/>
+          <w:rFonts w:ascii="Carlito" w:hAnsi="Carlito" w:cs="Carlito"/>
+          <w:sz w:val="32"/>
+          <w:szCs w:val="32"/>
         </w:rPr>
         <w:t xml:space="preserve">blank </w:t>
       </w:r>
       <w:r>
         <w:rPr>
-          <w:sz w:val="36"/>
-          <w:szCs w:val="36"/>
+          <w:rFonts w:ascii="Carlito" w:hAnsi="Carlito" w:cs="Carlito"/>
+          <w:sz w:val="32"/>
+          <w:szCs w:val="32"/>
         </w:rPr>
         <w:t xml:space="preserve">collection </w:t>
       </w:r>
       <w:r>
         <w:rPr>
-          <w:sz w:val="36"/>
-          <w:szCs w:val="36"/>
+          <w:rFonts w:ascii="Carlito" w:hAnsi="Carlito" w:cs="Carlito"/>
+          <w:sz w:val="32"/>
+          <w:szCs w:val="32"/>
         </w:rPr>
         <w:t xml:space="preserve">or any preferable template </w:t>
       </w:r>
       <w:r>
         <w:rPr>
-          <w:sz w:val="36"/>
-          <w:szCs w:val="36"/>
+          <w:rFonts w:ascii="Carlito" w:hAnsi="Carlito" w:cs="Carlito"/>
+          <w:sz w:val="32"/>
+          <w:szCs w:val="32"/>
         </w:rPr>
         <w:t xml:space="preserve">and rename for </w:t>
       </w:r>
       <w:proofErr w:type="spellStart"/>
       <w:r>
         <w:rPr>
-          <w:sz w:val="36"/>
-          <w:szCs w:val="36"/>
+          <w:rFonts w:ascii="Carlito" w:hAnsi="Carlito" w:cs="Carlito"/>
+          <w:sz w:val="32"/>
+          <w:szCs w:val="32"/>
         </w:rPr>
         <w:t>eg.</w:t>
       </w:r>
       <w:proofErr w:type="spellEnd"/>
       <w:r>
         <w:rPr>
-          <w:sz w:val="36"/>
-          <w:szCs w:val="36"/>
+          <w:rFonts w:ascii="Carlito" w:hAnsi="Carlito" w:cs="Carlito"/>
+          <w:sz w:val="32"/>
+          <w:szCs w:val="32"/>
         </w:rPr>
         <w:t xml:space="preserve"> Postman learning</w:t>
       </w:r>
@@ -333,22 +367,27 @@
       <w:pPr>
         <w:jc w:val="both"/>
         <w:rPr>
-          <w:sz w:val="36"/>
-          <w:szCs w:val="36"/>
-        </w:rPr>
-      </w:pPr>
-    </w:p>
-    <w:p>
-      <w:pPr>
-        <w:jc w:val="both"/>
-        <w:rPr>
-          <w:sz w:val="36"/>
-          <w:szCs w:val="36"/>
-        </w:rPr>
-      </w:pPr>
-      <w:r>
-        <w:rPr>
+          <w:rFonts w:ascii="Carlito" w:hAnsi="Carlito" w:cs="Carlito"/>
+          <w:sz w:val="32"/>
+          <w:szCs w:val="32"/>
+        </w:rPr>
+      </w:pPr>
+    </w:p>
+    <w:p>
+      <w:pPr>
+        <w:jc w:val="both"/>
+        <w:rPr>
+          <w:rFonts w:ascii="Carlito" w:hAnsi="Carlito" w:cs="Carlito"/>
+          <w:sz w:val="32"/>
+          <w:szCs w:val="32"/>
+        </w:rPr>
+      </w:pPr>
+      <w:r>
+        <w:rPr>
+          <w:rFonts w:ascii="Carlito" w:hAnsi="Carlito" w:cs="Carlito"/>
           <w:noProof/>
+          <w:sz w:val="20"/>
+          <w:szCs w:val="20"/>
         </w:rPr>
         <w:drawing>
           <wp:anchor distT="0" distB="0" distL="114300" distR="114300" simplePos="0" relativeHeight="251659264" behindDoc="0" locked="0" layoutInCell="1" allowOverlap="1" wp14:anchorId="00185097" wp14:editId="2C3AE92D">
@@ -418,61 +457,67 @@
       <w:pPr>
         <w:jc w:val="both"/>
         <w:rPr>
-          <w:sz w:val="36"/>
-          <w:szCs w:val="36"/>
-        </w:rPr>
-      </w:pPr>
-    </w:p>
-    <w:p>
-      <w:pPr>
-        <w:jc w:val="both"/>
-        <w:rPr>
-          <w:sz w:val="36"/>
-          <w:szCs w:val="36"/>
-        </w:rPr>
-      </w:pPr>
-    </w:p>
-    <w:p>
-      <w:pPr>
-        <w:jc w:val="both"/>
-        <w:rPr>
-          <w:sz w:val="36"/>
-          <w:szCs w:val="36"/>
-        </w:rPr>
-      </w:pPr>
-    </w:p>
-    <w:p>
-      <w:pPr>
-        <w:jc w:val="both"/>
-        <w:rPr>
-          <w:sz w:val="36"/>
-          <w:szCs w:val="36"/>
-        </w:rPr>
-      </w:pPr>
-    </w:p>
-    <w:p>
-      <w:pPr>
-        <w:jc w:val="both"/>
-        <w:rPr>
-          <w:sz w:val="36"/>
-          <w:szCs w:val="36"/>
-        </w:rPr>
-      </w:pPr>
-    </w:p>
-    <w:p>
-      <w:pPr>
-        <w:jc w:val="both"/>
-        <w:rPr>
-          <w:sz w:val="36"/>
-          <w:szCs w:val="36"/>
-        </w:rPr>
-      </w:pPr>
-      <w:r>
-        <w:rPr>
-          <w:sz w:val="36"/>
-          <w:szCs w:val="36"/>
-        </w:rPr>
-        <w:lastRenderedPageBreak/>
+          <w:rFonts w:ascii="Carlito" w:hAnsi="Carlito" w:cs="Carlito"/>
+          <w:sz w:val="32"/>
+          <w:szCs w:val="32"/>
+        </w:rPr>
+      </w:pPr>
+    </w:p>
+    <w:p>
+      <w:pPr>
+        <w:jc w:val="both"/>
+        <w:rPr>
+          <w:rFonts w:ascii="Carlito" w:hAnsi="Carlito" w:cs="Carlito"/>
+          <w:sz w:val="32"/>
+          <w:szCs w:val="32"/>
+        </w:rPr>
+      </w:pPr>
+    </w:p>
+    <w:p>
+      <w:pPr>
+        <w:jc w:val="both"/>
+        <w:rPr>
+          <w:rFonts w:ascii="Carlito" w:hAnsi="Carlito" w:cs="Carlito"/>
+          <w:sz w:val="32"/>
+          <w:szCs w:val="32"/>
+        </w:rPr>
+      </w:pPr>
+    </w:p>
+    <w:p>
+      <w:pPr>
+        <w:jc w:val="both"/>
+        <w:rPr>
+          <w:rFonts w:ascii="Carlito" w:hAnsi="Carlito" w:cs="Carlito"/>
+          <w:sz w:val="32"/>
+          <w:szCs w:val="32"/>
+        </w:rPr>
+      </w:pPr>
+    </w:p>
+    <w:p>
+      <w:pPr>
+        <w:jc w:val="both"/>
+        <w:rPr>
+          <w:rFonts w:ascii="Carlito" w:hAnsi="Carlito" w:cs="Carlito"/>
+          <w:sz w:val="32"/>
+          <w:szCs w:val="32"/>
+        </w:rPr>
+      </w:pPr>
+    </w:p>
+    <w:p>
+      <w:pPr>
+        <w:jc w:val="both"/>
+        <w:rPr>
+          <w:rFonts w:ascii="Carlito" w:hAnsi="Carlito" w:cs="Carlito"/>
+          <w:sz w:val="32"/>
+          <w:szCs w:val="32"/>
+        </w:rPr>
+      </w:pPr>
+      <w:r>
+        <w:rPr>
+          <w:rFonts w:ascii="Carlito" w:hAnsi="Carlito" w:cs="Carlito"/>
+          <w:sz w:val="32"/>
+          <w:szCs w:val="32"/>
+        </w:rPr>
         <w:t># Then add a request by clicking on the three dots of the collection and rename it.</w:t>
       </w:r>
     </w:p>
@@ -480,13 +525,17 @@
       <w:pPr>
         <w:jc w:val="both"/>
         <w:rPr>
-          <w:sz w:val="36"/>
-          <w:szCs w:val="36"/>
-        </w:rPr>
-      </w:pPr>
-      <w:r>
-        <w:rPr>
+          <w:rFonts w:ascii="Carlito" w:hAnsi="Carlito" w:cs="Carlito"/>
+          <w:sz w:val="32"/>
+          <w:szCs w:val="32"/>
+        </w:rPr>
+      </w:pPr>
+      <w:r>
+        <w:rPr>
+          <w:rFonts w:ascii="Carlito" w:hAnsi="Carlito" w:cs="Carlito"/>
           <w:noProof/>
+          <w:sz w:val="20"/>
+          <w:szCs w:val="20"/>
         </w:rPr>
         <w:drawing>
           <wp:anchor distT="0" distB="0" distL="114300" distR="114300" simplePos="0" relativeHeight="251660288" behindDoc="0" locked="0" layoutInCell="1" allowOverlap="1" wp14:anchorId="32DBB752" wp14:editId="132FC7F5">
@@ -556,152 +605,152 @@
       <w:pPr>
         <w:jc w:val="both"/>
         <w:rPr>
-          <w:sz w:val="36"/>
-          <w:szCs w:val="36"/>
-        </w:rPr>
-      </w:pPr>
-    </w:p>
-    <w:p>
-      <w:pPr>
-        <w:jc w:val="both"/>
-        <w:rPr>
-          <w:sz w:val="36"/>
-          <w:szCs w:val="36"/>
-        </w:rPr>
-      </w:pPr>
-    </w:p>
-    <w:p>
-      <w:pPr>
-        <w:jc w:val="both"/>
-        <w:rPr>
-          <w:sz w:val="36"/>
-          <w:szCs w:val="36"/>
-        </w:rPr>
-      </w:pPr>
-    </w:p>
-    <w:p>
-      <w:pPr>
-        <w:jc w:val="both"/>
-        <w:rPr>
-          <w:sz w:val="36"/>
-          <w:szCs w:val="36"/>
-        </w:rPr>
-      </w:pPr>
-    </w:p>
-    <w:p>
-      <w:pPr>
-        <w:jc w:val="both"/>
-        <w:rPr>
-          <w:sz w:val="36"/>
-          <w:szCs w:val="36"/>
-        </w:rPr>
-      </w:pPr>
-    </w:p>
-    <w:p>
-      <w:pPr>
-        <w:jc w:val="both"/>
-        <w:rPr>
-          <w:sz w:val="36"/>
-          <w:szCs w:val="36"/>
-        </w:rPr>
-      </w:pPr>
-    </w:p>
-    <w:p>
-      <w:pPr>
-        <w:jc w:val="both"/>
-        <w:rPr>
-          <w:sz w:val="36"/>
-          <w:szCs w:val="36"/>
-        </w:rPr>
-      </w:pPr>
-    </w:p>
-    <w:p>
-      <w:pPr>
-        <w:jc w:val="both"/>
-        <w:rPr>
-          <w:sz w:val="36"/>
-          <w:szCs w:val="36"/>
-        </w:rPr>
-      </w:pPr>
-    </w:p>
-    <w:p>
-      <w:pPr>
-        <w:jc w:val="both"/>
-        <w:rPr>
-          <w:sz w:val="36"/>
-          <w:szCs w:val="36"/>
-        </w:rPr>
-      </w:pPr>
-    </w:p>
-    <w:p>
-      <w:pPr>
-        <w:jc w:val="both"/>
-        <w:rPr>
-          <w:sz w:val="36"/>
-          <w:szCs w:val="36"/>
-        </w:rPr>
-      </w:pPr>
-    </w:p>
-    <w:p>
-      <w:pPr>
-        <w:jc w:val="both"/>
-        <w:rPr>
-          <w:sz w:val="36"/>
-          <w:szCs w:val="36"/>
-        </w:rPr>
-      </w:pPr>
-    </w:p>
-    <w:p>
-      <w:pPr>
-        <w:jc w:val="both"/>
-        <w:rPr>
-          <w:sz w:val="36"/>
-          <w:szCs w:val="36"/>
-        </w:rPr>
-      </w:pPr>
-      <w:r>
-        <w:rPr>
-          <w:sz w:val="36"/>
-          <w:szCs w:val="36"/>
+          <w:rFonts w:ascii="Carlito" w:hAnsi="Carlito" w:cs="Carlito"/>
+          <w:sz w:val="32"/>
+          <w:szCs w:val="32"/>
+        </w:rPr>
+      </w:pPr>
+    </w:p>
+    <w:p>
+      <w:pPr>
+        <w:jc w:val="both"/>
+        <w:rPr>
+          <w:rFonts w:ascii="Carlito" w:hAnsi="Carlito" w:cs="Carlito"/>
+          <w:sz w:val="32"/>
+          <w:szCs w:val="32"/>
+        </w:rPr>
+      </w:pPr>
+    </w:p>
+    <w:p>
+      <w:pPr>
+        <w:jc w:val="both"/>
+        <w:rPr>
+          <w:rFonts w:ascii="Carlito" w:hAnsi="Carlito" w:cs="Carlito"/>
+          <w:sz w:val="32"/>
+          <w:szCs w:val="32"/>
+        </w:rPr>
+      </w:pPr>
+    </w:p>
+    <w:p>
+      <w:pPr>
+        <w:jc w:val="both"/>
+        <w:rPr>
+          <w:rFonts w:ascii="Carlito" w:hAnsi="Carlito" w:cs="Carlito"/>
+          <w:sz w:val="32"/>
+          <w:szCs w:val="32"/>
+        </w:rPr>
+      </w:pPr>
+    </w:p>
+    <w:p>
+      <w:pPr>
+        <w:jc w:val="both"/>
+        <w:rPr>
+          <w:rFonts w:ascii="Carlito" w:hAnsi="Carlito" w:cs="Carlito"/>
+          <w:sz w:val="32"/>
+          <w:szCs w:val="32"/>
+        </w:rPr>
+      </w:pPr>
+    </w:p>
+    <w:p>
+      <w:pPr>
+        <w:jc w:val="both"/>
+        <w:rPr>
+          <w:rFonts w:ascii="Carlito" w:hAnsi="Carlito" w:cs="Carlito"/>
+          <w:sz w:val="32"/>
+          <w:szCs w:val="32"/>
+        </w:rPr>
+      </w:pPr>
+    </w:p>
+    <w:p>
+      <w:pPr>
+        <w:jc w:val="both"/>
+        <w:rPr>
+          <w:rFonts w:ascii="Carlito" w:hAnsi="Carlito" w:cs="Carlito"/>
+          <w:sz w:val="32"/>
+          <w:szCs w:val="32"/>
+        </w:rPr>
+      </w:pPr>
+    </w:p>
+    <w:p>
+      <w:pPr>
+        <w:jc w:val="both"/>
+        <w:rPr>
+          <w:rFonts w:ascii="Carlito" w:hAnsi="Carlito" w:cs="Carlito"/>
+          <w:sz w:val="32"/>
+          <w:szCs w:val="32"/>
+        </w:rPr>
+      </w:pPr>
+    </w:p>
+    <w:p>
+      <w:pPr>
+        <w:jc w:val="both"/>
+        <w:rPr>
+          <w:rFonts w:ascii="Carlito" w:hAnsi="Carlito" w:cs="Carlito"/>
+          <w:sz w:val="32"/>
+          <w:szCs w:val="32"/>
+        </w:rPr>
+      </w:pPr>
+    </w:p>
+    <w:p>
+      <w:pPr>
+        <w:jc w:val="both"/>
+        <w:rPr>
+          <w:rFonts w:ascii="Carlito" w:hAnsi="Carlito" w:cs="Carlito"/>
+          <w:sz w:val="32"/>
+          <w:szCs w:val="32"/>
+        </w:rPr>
+      </w:pPr>
+    </w:p>
+    <w:p>
+      <w:pPr>
+        <w:jc w:val="both"/>
+        <w:rPr>
+          <w:rFonts w:ascii="Carlito" w:hAnsi="Carlito" w:cs="Carlito"/>
+          <w:sz w:val="32"/>
+          <w:szCs w:val="32"/>
+        </w:rPr>
+      </w:pPr>
+    </w:p>
+    <w:p>
+      <w:pPr>
+        <w:jc w:val="both"/>
+        <w:rPr>
+          <w:rFonts w:ascii="Carlito" w:hAnsi="Carlito" w:cs="Carlito"/>
+          <w:sz w:val="32"/>
+          <w:szCs w:val="32"/>
+        </w:rPr>
+      </w:pPr>
+      <w:r>
+        <w:rPr>
+          <w:rFonts w:ascii="Carlito" w:hAnsi="Carlito" w:cs="Carlito"/>
+          <w:sz w:val="32"/>
+          <w:szCs w:val="32"/>
         </w:rPr>
         <w:t xml:space="preserve"># Now we can just paste the </w:t>
       </w:r>
       <w:proofErr w:type="spellStart"/>
       <w:r>
         <w:rPr>
-          <w:sz w:val="36"/>
-          <w:szCs w:val="36"/>
+          <w:rFonts w:ascii="Carlito" w:hAnsi="Carlito" w:cs="Carlito"/>
+          <w:sz w:val="32"/>
+          <w:szCs w:val="32"/>
         </w:rPr>
         <w:t>api</w:t>
       </w:r>
       <w:proofErr w:type="spellEnd"/>
       <w:r>
         <w:rPr>
-          <w:sz w:val="36"/>
-          <w:szCs w:val="36"/>
-        </w:rPr>
-        <w:t xml:space="preserve"> link and see the response in </w:t>
-      </w:r>
-      <w:proofErr w:type="spellStart"/>
-      <w:r>
-        <w:rPr>
-          <w:sz w:val="36"/>
-          <w:szCs w:val="36"/>
-        </w:rPr>
-        <w:t>json</w:t>
-      </w:r>
-      <w:proofErr w:type="spellEnd"/>
-      <w:r>
-        <w:rPr>
-          <w:sz w:val="36"/>
-          <w:szCs w:val="36"/>
-        </w:rPr>
-        <w:t xml:space="preserve"> or preview</w:t>
-      </w:r>
-      <w:r>
-        <w:rPr>
-          <w:sz w:val="36"/>
-          <w:szCs w:val="36"/>
+          <w:rFonts w:ascii="Carlito" w:hAnsi="Carlito" w:cs="Carlito"/>
+          <w:sz w:val="32"/>
+          <w:szCs w:val="32"/>
+        </w:rPr>
+        <w:t xml:space="preserve"> link and see the response in json or preview</w:t>
+      </w:r>
+      <w:r>
+        <w:rPr>
+          <w:rFonts w:ascii="Carlito" w:hAnsi="Carlito" w:cs="Carlito"/>
+          <w:sz w:val="32"/>
+          <w:szCs w:val="32"/>
         </w:rPr>
         <w:t>.</w:t>
       </w:r>
@@ -710,16 +759,20 @@
       <w:pPr>
         <w:jc w:val="both"/>
         <w:rPr>
-          <w:sz w:val="36"/>
-          <w:szCs w:val="36"/>
-        </w:rPr>
-      </w:pPr>
-      <w:r>
-        <w:rPr>
+          <w:rFonts w:ascii="Carlito" w:hAnsi="Carlito" w:cs="Carlito"/>
+          <w:sz w:val="32"/>
+          <w:szCs w:val="32"/>
+        </w:rPr>
+      </w:pPr>
+      <w:r>
+        <w:rPr>
+          <w:rFonts w:ascii="Carlito" w:hAnsi="Carlito" w:cs="Carlito"/>
           <w:noProof/>
+          <w:sz w:val="20"/>
+          <w:szCs w:val="20"/>
         </w:rPr>
         <w:drawing>
-          <wp:anchor distT="0" distB="0" distL="114300" distR="114300" simplePos="0" relativeHeight="251661312" behindDoc="0" locked="0" layoutInCell="1" allowOverlap="1" wp14:anchorId="71319E98" wp14:editId="1C885C4F">
+          <wp:anchor distT="0" distB="0" distL="114300" distR="114300" simplePos="0" relativeHeight="251661312" behindDoc="0" locked="0" layoutInCell="1" allowOverlap="1" wp14:anchorId="71319E98" wp14:editId="76FD5570">
             <wp:simplePos x="0" y="0"/>
             <wp:positionH relativeFrom="margin">
               <wp:align>center</wp:align>
@@ -786,172 +839,195 @@
       <w:pPr>
         <w:jc w:val="both"/>
         <w:rPr>
-          <w:sz w:val="36"/>
-          <w:szCs w:val="36"/>
-        </w:rPr>
-      </w:pPr>
-    </w:p>
-    <w:p>
-      <w:pPr>
-        <w:jc w:val="both"/>
-        <w:rPr>
-          <w:sz w:val="36"/>
-          <w:szCs w:val="36"/>
-        </w:rPr>
-      </w:pPr>
-    </w:p>
-    <w:p>
-      <w:pPr>
-        <w:jc w:val="both"/>
-        <w:rPr>
-          <w:sz w:val="36"/>
-          <w:szCs w:val="36"/>
-        </w:rPr>
-      </w:pPr>
-    </w:p>
-    <w:p>
-      <w:pPr>
-        <w:jc w:val="both"/>
-        <w:rPr>
-          <w:sz w:val="36"/>
-          <w:szCs w:val="36"/>
-        </w:rPr>
-      </w:pPr>
-    </w:p>
-    <w:p>
-      <w:pPr>
-        <w:jc w:val="both"/>
-        <w:rPr>
-          <w:sz w:val="36"/>
-          <w:szCs w:val="36"/>
-        </w:rPr>
-      </w:pPr>
-      <w:r>
-        <w:rPr>
-          <w:sz w:val="36"/>
-          <w:szCs w:val="36"/>
+          <w:rFonts w:ascii="Carlito" w:hAnsi="Carlito" w:cs="Carlito"/>
+          <w:sz w:val="32"/>
+          <w:szCs w:val="32"/>
+        </w:rPr>
+      </w:pPr>
+    </w:p>
+    <w:p>
+      <w:pPr>
+        <w:jc w:val="both"/>
+        <w:rPr>
+          <w:rFonts w:ascii="Carlito" w:hAnsi="Carlito" w:cs="Carlito"/>
+          <w:sz w:val="32"/>
+          <w:szCs w:val="32"/>
+        </w:rPr>
+      </w:pPr>
+    </w:p>
+    <w:p>
+      <w:pPr>
+        <w:jc w:val="both"/>
+        <w:rPr>
+          <w:rFonts w:ascii="Carlito" w:hAnsi="Carlito" w:cs="Carlito"/>
+          <w:sz w:val="32"/>
+          <w:szCs w:val="32"/>
+        </w:rPr>
+      </w:pPr>
+    </w:p>
+    <w:p>
+      <w:pPr>
+        <w:jc w:val="both"/>
+        <w:rPr>
+          <w:rFonts w:ascii="Carlito" w:hAnsi="Carlito" w:cs="Carlito"/>
+          <w:sz w:val="32"/>
+          <w:szCs w:val="32"/>
+        </w:rPr>
+      </w:pPr>
+    </w:p>
+    <w:p>
+      <w:pPr>
+        <w:jc w:val="both"/>
+        <w:rPr>
+          <w:rFonts w:ascii="Carlito" w:hAnsi="Carlito" w:cs="Carlito"/>
+          <w:sz w:val="32"/>
+          <w:szCs w:val="32"/>
+        </w:rPr>
+      </w:pPr>
+      <w:r>
+        <w:rPr>
+          <w:rFonts w:ascii="Carlito" w:hAnsi="Carlito" w:cs="Carlito"/>
+          <w:sz w:val="32"/>
+          <w:szCs w:val="32"/>
+        </w:rPr>
+        <w:t># Now we can also pass queries without writing them in the link or using params. Instead, we can use the postman’s params. We can just edit the</w:t>
+      </w:r>
+      <w:r>
+        <w:rPr>
+          <w:rFonts w:ascii="Carlito" w:hAnsi="Carlito" w:cs="Carlito"/>
+          <w:b/>
+          <w:bCs/>
+          <w:sz w:val="32"/>
+          <w:szCs w:val="32"/>
+        </w:rPr>
+        <w:t xml:space="preserve"> key</w:t>
+      </w:r>
+      <w:r>
+        <w:rPr>
+          <w:rFonts w:ascii="Carlito" w:hAnsi="Carlito" w:cs="Carlito"/>
+          <w:sz w:val="32"/>
+          <w:szCs w:val="32"/>
+        </w:rPr>
+        <w:t xml:space="preserve"> and </w:t>
+      </w:r>
+      <w:r>
+        <w:rPr>
+          <w:rFonts w:ascii="Carlito" w:hAnsi="Carlito" w:cs="Carlito"/>
+          <w:b/>
+          <w:bCs/>
+          <w:sz w:val="32"/>
+          <w:szCs w:val="32"/>
+        </w:rPr>
+        <w:t>value</w:t>
+      </w:r>
+      <w:r>
+        <w:rPr>
+          <w:rFonts w:ascii="Carlito" w:hAnsi="Carlito" w:cs="Carlito"/>
+          <w:sz w:val="32"/>
+          <w:szCs w:val="32"/>
+        </w:rPr>
+        <w:t xml:space="preserve"> and get our query response</w:t>
+      </w:r>
+      <w:r>
+        <w:rPr>
+          <w:rFonts w:ascii="Carlito" w:hAnsi="Carlito" w:cs="Carlito"/>
+          <w:sz w:val="32"/>
+          <w:szCs w:val="32"/>
+        </w:rPr>
+        <w:t xml:space="preserve">. Like we set the </w:t>
+      </w:r>
+      <w:r>
+        <w:rPr>
+          <w:rFonts w:ascii="Carlito" w:hAnsi="Carlito" w:cs="Carlito"/>
+          <w:b/>
+          <w:bCs/>
+          <w:sz w:val="32"/>
+          <w:szCs w:val="32"/>
+        </w:rPr>
+        <w:t xml:space="preserve">key </w:t>
+      </w:r>
+      <w:r>
+        <w:rPr>
+          <w:rFonts w:ascii="Carlito" w:hAnsi="Carlito" w:cs="Carlito"/>
+          <w:sz w:val="32"/>
+          <w:szCs w:val="32"/>
+        </w:rPr>
+        <w:t xml:space="preserve">to </w:t>
+      </w:r>
+      <w:r>
+        <w:rPr>
+          <w:rFonts w:ascii="Carlito" w:hAnsi="Carlito" w:cs="Carlito"/>
+          <w:b/>
+          <w:bCs/>
+          <w:sz w:val="32"/>
+          <w:szCs w:val="32"/>
+        </w:rPr>
+        <w:t>type</w:t>
+      </w:r>
+      <w:r>
+        <w:rPr>
+          <w:rFonts w:ascii="Carlito" w:hAnsi="Carlito" w:cs="Carlito"/>
+          <w:sz w:val="32"/>
+          <w:szCs w:val="32"/>
+        </w:rPr>
+        <w:t xml:space="preserve"> and </w:t>
+      </w:r>
+      <w:r>
+        <w:rPr>
+          <w:rFonts w:ascii="Carlito" w:hAnsi="Carlito" w:cs="Carlito"/>
+          <w:b/>
+          <w:bCs/>
+          <w:sz w:val="32"/>
+          <w:szCs w:val="32"/>
+        </w:rPr>
+        <w:t>value</w:t>
+      </w:r>
+      <w:r>
+        <w:rPr>
+          <w:rFonts w:ascii="Carlito" w:hAnsi="Carlito" w:cs="Carlito"/>
+          <w:sz w:val="32"/>
+          <w:szCs w:val="32"/>
+        </w:rPr>
+        <w:t xml:space="preserve"> to </w:t>
+      </w:r>
+      <w:r>
+        <w:rPr>
+          <w:rFonts w:ascii="Carlito" w:hAnsi="Carlito" w:cs="Carlito"/>
+          <w:b/>
+          <w:bCs/>
+          <w:sz w:val="32"/>
+          <w:szCs w:val="32"/>
+        </w:rPr>
+        <w:t xml:space="preserve">fiction </w:t>
+      </w:r>
+      <w:r>
+        <w:rPr>
+          <w:rFonts w:ascii="Carlito" w:hAnsi="Carlito" w:cs="Carlito"/>
+          <w:sz w:val="32"/>
+          <w:szCs w:val="32"/>
+        </w:rPr>
+        <w:t>so that we can get only fiction books. But we must read the documentation to know if our params key is valid or not.</w:t>
+      </w:r>
+    </w:p>
+    <w:p>
+      <w:pPr>
+        <w:jc w:val="both"/>
+        <w:rPr>
+          <w:rFonts w:ascii="Carlito" w:hAnsi="Carlito" w:cs="Carlito"/>
+          <w:sz w:val="32"/>
+          <w:szCs w:val="32"/>
+        </w:rPr>
+      </w:pPr>
+      <w:r>
+        <w:rPr>
+          <w:rFonts w:ascii="Carlito" w:hAnsi="Carlito" w:cs="Carlito"/>
+          <w:noProof/>
+          <w:sz w:val="20"/>
+          <w:szCs w:val="20"/>
         </w:rPr>
         <w:lastRenderedPageBreak/>
-        <w:t># Now we can also pass queries without writing them in the link or using params. Instead, we can use the postman’s params. We can just edit the</w:t>
-      </w:r>
-      <w:r>
-        <w:rPr>
-          <w:b/>
-          <w:bCs/>
-          <w:sz w:val="36"/>
-          <w:szCs w:val="36"/>
-        </w:rPr>
-        <w:t xml:space="preserve"> key</w:t>
-      </w:r>
-      <w:r>
-        <w:rPr>
-          <w:sz w:val="36"/>
-          <w:szCs w:val="36"/>
-        </w:rPr>
-        <w:t xml:space="preserve"> and </w:t>
-      </w:r>
-      <w:r>
-        <w:rPr>
-          <w:b/>
-          <w:bCs/>
-          <w:sz w:val="36"/>
-          <w:szCs w:val="36"/>
-        </w:rPr>
-        <w:t>value</w:t>
-      </w:r>
-      <w:r>
-        <w:rPr>
-          <w:sz w:val="36"/>
-          <w:szCs w:val="36"/>
-        </w:rPr>
-        <w:t xml:space="preserve"> and get our query response</w:t>
-      </w:r>
-      <w:r>
-        <w:rPr>
-          <w:sz w:val="36"/>
-          <w:szCs w:val="36"/>
-        </w:rPr>
-        <w:t xml:space="preserve">. Like we set the </w:t>
-      </w:r>
-      <w:r>
-        <w:rPr>
-          <w:b/>
-          <w:bCs/>
-          <w:sz w:val="36"/>
-          <w:szCs w:val="36"/>
-        </w:rPr>
-        <w:t xml:space="preserve">key </w:t>
-      </w:r>
-      <w:r>
-        <w:rPr>
-          <w:sz w:val="36"/>
-          <w:szCs w:val="36"/>
-        </w:rPr>
-        <w:t xml:space="preserve">to </w:t>
-      </w:r>
-      <w:r>
-        <w:rPr>
-          <w:b/>
-          <w:bCs/>
-          <w:sz w:val="36"/>
-          <w:szCs w:val="36"/>
-        </w:rPr>
-        <w:t>type</w:t>
-      </w:r>
-      <w:r>
-        <w:rPr>
-          <w:sz w:val="36"/>
-          <w:szCs w:val="36"/>
-        </w:rPr>
-        <w:t xml:space="preserve"> and </w:t>
-      </w:r>
-      <w:r>
-        <w:rPr>
-          <w:b/>
-          <w:bCs/>
-          <w:sz w:val="36"/>
-          <w:szCs w:val="36"/>
-        </w:rPr>
-        <w:t>value</w:t>
-      </w:r>
-      <w:r>
-        <w:rPr>
-          <w:sz w:val="36"/>
-          <w:szCs w:val="36"/>
-        </w:rPr>
-        <w:t xml:space="preserve"> to </w:t>
-      </w:r>
-      <w:r>
-        <w:rPr>
-          <w:b/>
-          <w:bCs/>
-          <w:sz w:val="36"/>
-          <w:szCs w:val="36"/>
-        </w:rPr>
-        <w:t xml:space="preserve">fiction </w:t>
-      </w:r>
-      <w:r>
-        <w:rPr>
-          <w:sz w:val="36"/>
-          <w:szCs w:val="36"/>
-        </w:rPr>
-        <w:t>so that we can get only fiction books. But we must read the documentation to know if our params key is valid or not.</w:t>
-      </w:r>
-    </w:p>
-    <w:p>
-      <w:pPr>
-        <w:jc w:val="both"/>
-        <w:rPr>
-          <w:sz w:val="36"/>
-          <w:szCs w:val="36"/>
-        </w:rPr>
-      </w:pPr>
-      <w:r>
-        <w:rPr>
-          <w:noProof/>
-        </w:rPr>
         <w:drawing>
-          <wp:anchor distT="0" distB="0" distL="114300" distR="114300" simplePos="0" relativeHeight="251662336" behindDoc="0" locked="0" layoutInCell="1" allowOverlap="1" wp14:anchorId="15467FBA" wp14:editId="4FC03A46">
+          <wp:anchor distT="0" distB="0" distL="114300" distR="114300" simplePos="0" relativeHeight="251662336" behindDoc="0" locked="0" layoutInCell="1" allowOverlap="1" wp14:anchorId="15467FBA" wp14:editId="023CF12F">
             <wp:simplePos x="0" y="0"/>
             <wp:positionH relativeFrom="margin">
               <wp:align>right</wp:align>
@@ -1018,109 +1094,122 @@
       <w:pPr>
         <w:jc w:val="both"/>
         <w:rPr>
-          <w:sz w:val="36"/>
-          <w:szCs w:val="36"/>
-        </w:rPr>
-      </w:pPr>
-    </w:p>
-    <w:p>
-      <w:pPr>
-        <w:jc w:val="both"/>
-        <w:rPr>
-          <w:sz w:val="36"/>
-          <w:szCs w:val="36"/>
-        </w:rPr>
-      </w:pPr>
-    </w:p>
-    <w:p>
-      <w:pPr>
-        <w:jc w:val="both"/>
-        <w:rPr>
-          <w:sz w:val="36"/>
-          <w:szCs w:val="36"/>
-        </w:rPr>
-      </w:pPr>
-    </w:p>
-    <w:p>
-      <w:pPr>
-        <w:jc w:val="both"/>
-        <w:rPr>
-          <w:sz w:val="36"/>
-          <w:szCs w:val="36"/>
-        </w:rPr>
-      </w:pPr>
-    </w:p>
-    <w:p>
-      <w:pPr>
-        <w:jc w:val="both"/>
-        <w:rPr>
-          <w:sz w:val="36"/>
-          <w:szCs w:val="36"/>
-        </w:rPr>
-      </w:pPr>
-    </w:p>
-    <w:p>
-      <w:pPr>
-        <w:jc w:val="both"/>
-        <w:rPr>
-          <w:sz w:val="36"/>
-          <w:szCs w:val="36"/>
-        </w:rPr>
-      </w:pPr>
-    </w:p>
-    <w:p>
-      <w:pPr>
-        <w:jc w:val="both"/>
-        <w:rPr>
-          <w:sz w:val="36"/>
-          <w:szCs w:val="36"/>
-        </w:rPr>
-      </w:pPr>
-    </w:p>
-    <w:p>
-      <w:pPr>
-        <w:jc w:val="both"/>
-        <w:rPr>
-          <w:sz w:val="36"/>
-          <w:szCs w:val="36"/>
-        </w:rPr>
-      </w:pPr>
-    </w:p>
-    <w:p>
-      <w:pPr>
-        <w:jc w:val="both"/>
-        <w:rPr>
-          <w:sz w:val="36"/>
-          <w:szCs w:val="36"/>
-        </w:rPr>
-      </w:pPr>
-      <w:r>
-        <w:rPr>
-          <w:sz w:val="36"/>
-          <w:szCs w:val="36"/>
+          <w:rFonts w:ascii="Carlito" w:hAnsi="Carlito" w:cs="Carlito"/>
+          <w:sz w:val="32"/>
+          <w:szCs w:val="32"/>
+        </w:rPr>
+      </w:pPr>
+    </w:p>
+    <w:p>
+      <w:pPr>
+        <w:jc w:val="both"/>
+        <w:rPr>
+          <w:rFonts w:ascii="Carlito" w:hAnsi="Carlito" w:cs="Carlito"/>
+          <w:sz w:val="32"/>
+          <w:szCs w:val="32"/>
+        </w:rPr>
+      </w:pPr>
+    </w:p>
+    <w:p>
+      <w:pPr>
+        <w:jc w:val="both"/>
+        <w:rPr>
+          <w:rFonts w:ascii="Carlito" w:hAnsi="Carlito" w:cs="Carlito"/>
+          <w:sz w:val="32"/>
+          <w:szCs w:val="32"/>
+        </w:rPr>
+      </w:pPr>
+    </w:p>
+    <w:p>
+      <w:pPr>
+        <w:jc w:val="both"/>
+        <w:rPr>
+          <w:rFonts w:ascii="Carlito" w:hAnsi="Carlito" w:cs="Carlito"/>
+          <w:sz w:val="32"/>
+          <w:szCs w:val="32"/>
+        </w:rPr>
+      </w:pPr>
+    </w:p>
+    <w:p>
+      <w:pPr>
+        <w:jc w:val="both"/>
+        <w:rPr>
+          <w:rFonts w:ascii="Carlito" w:hAnsi="Carlito" w:cs="Carlito"/>
+          <w:sz w:val="32"/>
+          <w:szCs w:val="32"/>
+        </w:rPr>
+      </w:pPr>
+    </w:p>
+    <w:p>
+      <w:pPr>
+        <w:jc w:val="both"/>
+        <w:rPr>
+          <w:rFonts w:ascii="Carlito" w:hAnsi="Carlito" w:cs="Carlito"/>
+          <w:sz w:val="32"/>
+          <w:szCs w:val="32"/>
+        </w:rPr>
+      </w:pPr>
+    </w:p>
+    <w:p>
+      <w:pPr>
+        <w:jc w:val="both"/>
+        <w:rPr>
+          <w:rFonts w:ascii="Carlito" w:hAnsi="Carlito" w:cs="Carlito"/>
+          <w:sz w:val="32"/>
+          <w:szCs w:val="32"/>
+        </w:rPr>
+      </w:pPr>
+    </w:p>
+    <w:p>
+      <w:pPr>
+        <w:jc w:val="both"/>
+        <w:rPr>
+          <w:rFonts w:ascii="Carlito" w:hAnsi="Carlito" w:cs="Carlito"/>
+          <w:sz w:val="32"/>
+          <w:szCs w:val="32"/>
+        </w:rPr>
+      </w:pPr>
+    </w:p>
+    <w:p>
+      <w:pPr>
+        <w:jc w:val="both"/>
+        <w:rPr>
+          <w:rFonts w:ascii="Carlito" w:hAnsi="Carlito" w:cs="Carlito"/>
+          <w:sz w:val="32"/>
+          <w:szCs w:val="32"/>
+        </w:rPr>
+      </w:pPr>
+      <w:r>
+        <w:rPr>
+          <w:rFonts w:ascii="Carlito" w:hAnsi="Carlito" w:cs="Carlito"/>
+          <w:sz w:val="32"/>
+          <w:szCs w:val="32"/>
         </w:rPr>
         <w:t xml:space="preserve"># We can also save our response as </w:t>
       </w:r>
       <w:r>
         <w:rPr>
-          <w:sz w:val="36"/>
-          <w:szCs w:val="36"/>
+          <w:rFonts w:ascii="Carlito" w:hAnsi="Carlito" w:cs="Carlito"/>
+          <w:sz w:val="32"/>
+          <w:szCs w:val="32"/>
         </w:rPr>
         <w:t xml:space="preserve">by clicking on </w:t>
       </w:r>
       <w:r>
         <w:rPr>
-          <w:b/>
-          <w:bCs/>
-          <w:sz w:val="36"/>
-          <w:szCs w:val="36"/>
+          <w:rFonts w:ascii="Carlito" w:hAnsi="Carlito" w:cs="Carlito"/>
+          <w:b/>
+          <w:bCs/>
+          <w:sz w:val="32"/>
+          <w:szCs w:val="32"/>
         </w:rPr>
         <w:t>save responses</w:t>
       </w:r>
       <w:r>
         <w:rPr>
-          <w:sz w:val="36"/>
-          <w:szCs w:val="36"/>
+          <w:rFonts w:ascii="Carlito" w:hAnsi="Carlito" w:cs="Carlito"/>
+          <w:sz w:val="32"/>
+          <w:szCs w:val="32"/>
         </w:rPr>
         <w:t xml:space="preserve"> and also export our collection by clicking on three dots then click on more and export.</w:t>
       </w:r>
@@ -1129,75 +1218,84 @@
       <w:pPr>
         <w:jc w:val="both"/>
         <w:rPr>
-          <w:sz w:val="36"/>
-          <w:szCs w:val="36"/>
-        </w:rPr>
-      </w:pPr>
-    </w:p>
-    <w:p>
-      <w:pPr>
-        <w:jc w:val="both"/>
-        <w:rPr>
-          <w:sz w:val="36"/>
-          <w:szCs w:val="36"/>
-        </w:rPr>
-      </w:pPr>
-      <w:r>
-        <w:rPr>
-          <w:sz w:val="36"/>
-          <w:szCs w:val="36"/>
+          <w:rFonts w:ascii="Carlito" w:hAnsi="Carlito" w:cs="Carlito"/>
+          <w:sz w:val="32"/>
+          <w:szCs w:val="32"/>
+        </w:rPr>
+      </w:pPr>
+    </w:p>
+    <w:p>
+      <w:pPr>
+        <w:jc w:val="both"/>
+        <w:rPr>
+          <w:rFonts w:ascii="Carlito" w:hAnsi="Carlito" w:cs="Carlito"/>
+          <w:sz w:val="32"/>
+          <w:szCs w:val="32"/>
+        </w:rPr>
+      </w:pPr>
+      <w:r>
+        <w:rPr>
+          <w:rFonts w:ascii="Carlito" w:hAnsi="Carlito" w:cs="Carlito"/>
+          <w:sz w:val="32"/>
+          <w:szCs w:val="32"/>
         </w:rPr>
         <w:t># Then we can also add path</w:t>
       </w:r>
       <w:r>
         <w:rPr>
-          <w:sz w:val="36"/>
-          <w:szCs w:val="36"/>
+          <w:rFonts w:ascii="Carlito" w:hAnsi="Carlito" w:cs="Carlito"/>
+          <w:sz w:val="32"/>
+          <w:szCs w:val="32"/>
         </w:rPr>
         <w:t xml:space="preserve"> parameters just </w:t>
       </w:r>
       <w:proofErr w:type="gramStart"/>
       <w:r>
         <w:rPr>
-          <w:sz w:val="36"/>
-          <w:szCs w:val="36"/>
+          <w:rFonts w:ascii="Carlito" w:hAnsi="Carlito" w:cs="Carlito"/>
+          <w:sz w:val="32"/>
+          <w:szCs w:val="32"/>
         </w:rPr>
         <w:t xml:space="preserve">typing </w:t>
       </w:r>
       <w:r>
         <w:rPr>
-          <w:b/>
-          <w:bCs/>
-          <w:sz w:val="36"/>
-          <w:szCs w:val="36"/>
+          <w:rFonts w:ascii="Carlito" w:hAnsi="Carlito" w:cs="Carlito"/>
+          <w:b/>
+          <w:bCs/>
+          <w:sz w:val="32"/>
+          <w:szCs w:val="32"/>
         </w:rPr>
         <w:t>:</w:t>
       </w:r>
       <w:proofErr w:type="spellStart"/>
       <w:r>
         <w:rPr>
-          <w:b/>
-          <w:bCs/>
-          <w:sz w:val="36"/>
-          <w:szCs w:val="36"/>
+          <w:rFonts w:ascii="Carlito" w:hAnsi="Carlito" w:cs="Carlito"/>
+          <w:b/>
+          <w:bCs/>
+          <w:sz w:val="32"/>
+          <w:szCs w:val="32"/>
         </w:rPr>
         <w:t>book</w:t>
       </w:r>
       <w:r>
         <w:rPr>
-          <w:b/>
-          <w:bCs/>
-          <w:sz w:val="36"/>
-          <w:szCs w:val="36"/>
+          <w:rFonts w:ascii="Carlito" w:hAnsi="Carlito" w:cs="Carlito"/>
+          <w:b/>
+          <w:bCs/>
+          <w:sz w:val="32"/>
+          <w:szCs w:val="32"/>
         </w:rPr>
         <w:t>i</w:t>
       </w:r>
       <w:r>
         <w:rPr>
-          <w:b/>
-          <w:bCs/>
-          <w:sz w:val="36"/>
-          <w:szCs w:val="36"/>
+          <w:rFonts w:ascii="Carlito" w:hAnsi="Carlito" w:cs="Carlito"/>
+          <w:b/>
+          <w:bCs/>
+          <w:sz w:val="32"/>
+          <w:szCs w:val="32"/>
         </w:rPr>
         <w:t>d</w:t>
       </w:r>
@@ -1205,155 +1303,165 @@
       <w:proofErr w:type="gramEnd"/>
       <w:r>
         <w:rPr>
-          <w:sz w:val="36"/>
-          <w:szCs w:val="36"/>
+          <w:rFonts w:ascii="Carlito" w:hAnsi="Carlito" w:cs="Carlito"/>
+          <w:sz w:val="32"/>
+          <w:szCs w:val="32"/>
         </w:rPr>
         <w:t xml:space="preserve"> after the </w:t>
       </w:r>
       <w:r>
         <w:rPr>
-          <w:b/>
-          <w:bCs/>
-          <w:sz w:val="36"/>
-          <w:szCs w:val="36"/>
+          <w:rFonts w:ascii="Carlito" w:hAnsi="Carlito" w:cs="Carlito"/>
+          <w:b/>
+          <w:bCs/>
+          <w:sz w:val="32"/>
+          <w:szCs w:val="32"/>
         </w:rPr>
         <w:t>books/</w:t>
       </w:r>
       <w:r>
         <w:rPr>
-          <w:sz w:val="36"/>
-          <w:szCs w:val="36"/>
+          <w:rFonts w:ascii="Carlito" w:hAnsi="Carlito" w:cs="Carlito"/>
+          <w:sz w:val="32"/>
+          <w:szCs w:val="32"/>
         </w:rPr>
         <w:t xml:space="preserve"> . Then in the params section we will automatically get our path variables as key-value</w:t>
       </w:r>
       <w:r>
         <w:rPr>
-          <w:sz w:val="36"/>
-          <w:szCs w:val="36"/>
-        </w:rPr>
-        <w:t xml:space="preserve">. We can </w:t>
-      </w:r>
-      <w:r>
-        <w:rPr>
-          <w:sz w:val="36"/>
-          <w:szCs w:val="36"/>
-        </w:rPr>
-        <w:lastRenderedPageBreak/>
-        <w:t xml:space="preserve">set the </w:t>
-      </w:r>
-      <w:r>
-        <w:rPr>
-          <w:b/>
-          <w:bCs/>
-          <w:sz w:val="36"/>
-          <w:szCs w:val="36"/>
+          <w:rFonts w:ascii="Carlito" w:hAnsi="Carlito" w:cs="Carlito"/>
+          <w:sz w:val="32"/>
+          <w:szCs w:val="32"/>
+        </w:rPr>
+        <w:t xml:space="preserve">. We can set the </w:t>
+      </w:r>
+      <w:r>
+        <w:rPr>
+          <w:rFonts w:ascii="Carlito" w:hAnsi="Carlito" w:cs="Carlito"/>
+          <w:b/>
+          <w:bCs/>
+          <w:sz w:val="32"/>
+          <w:szCs w:val="32"/>
         </w:rPr>
         <w:t>key</w:t>
       </w:r>
       <w:r>
         <w:rPr>
-          <w:sz w:val="36"/>
-          <w:szCs w:val="36"/>
+          <w:rFonts w:ascii="Carlito" w:hAnsi="Carlito" w:cs="Carlito"/>
+          <w:sz w:val="32"/>
+          <w:szCs w:val="32"/>
         </w:rPr>
         <w:t xml:space="preserve"> to </w:t>
       </w:r>
       <w:proofErr w:type="spellStart"/>
       <w:r>
         <w:rPr>
-          <w:b/>
-          <w:bCs/>
-          <w:sz w:val="36"/>
-          <w:szCs w:val="36"/>
+          <w:rFonts w:ascii="Carlito" w:hAnsi="Carlito" w:cs="Carlito"/>
+          <w:b/>
+          <w:bCs/>
+          <w:sz w:val="32"/>
+          <w:szCs w:val="32"/>
         </w:rPr>
         <w:t>book</w:t>
       </w:r>
       <w:r>
         <w:rPr>
-          <w:b/>
-          <w:bCs/>
-          <w:sz w:val="36"/>
-          <w:szCs w:val="36"/>
+          <w:rFonts w:ascii="Carlito" w:hAnsi="Carlito" w:cs="Carlito"/>
+          <w:b/>
+          <w:bCs/>
+          <w:sz w:val="32"/>
+          <w:szCs w:val="32"/>
         </w:rPr>
         <w:t>i</w:t>
       </w:r>
       <w:r>
         <w:rPr>
-          <w:b/>
-          <w:bCs/>
-          <w:sz w:val="36"/>
-          <w:szCs w:val="36"/>
+          <w:rFonts w:ascii="Carlito" w:hAnsi="Carlito" w:cs="Carlito"/>
+          <w:b/>
+          <w:bCs/>
+          <w:sz w:val="32"/>
+          <w:szCs w:val="32"/>
         </w:rPr>
         <w:t>d</w:t>
       </w:r>
       <w:proofErr w:type="spellEnd"/>
       <w:r>
         <w:rPr>
-          <w:sz w:val="36"/>
-          <w:szCs w:val="36"/>
+          <w:rFonts w:ascii="Carlito" w:hAnsi="Carlito" w:cs="Carlito"/>
+          <w:sz w:val="32"/>
+          <w:szCs w:val="32"/>
         </w:rPr>
         <w:t xml:space="preserve"> and value to </w:t>
       </w:r>
       <w:r>
         <w:rPr>
-          <w:b/>
-          <w:bCs/>
-          <w:sz w:val="36"/>
-          <w:szCs w:val="36"/>
+          <w:rFonts w:ascii="Carlito" w:hAnsi="Carlito" w:cs="Carlito"/>
+          <w:b/>
+          <w:bCs/>
+          <w:sz w:val="32"/>
+          <w:szCs w:val="32"/>
         </w:rPr>
         <w:t>2</w:t>
       </w:r>
       <w:r>
         <w:rPr>
-          <w:sz w:val="36"/>
-          <w:szCs w:val="36"/>
+          <w:rFonts w:ascii="Carlito" w:hAnsi="Carlito" w:cs="Carlito"/>
+          <w:sz w:val="32"/>
+          <w:szCs w:val="32"/>
         </w:rPr>
         <w:t xml:space="preserve">. To get the book with </w:t>
       </w:r>
       <w:proofErr w:type="spellStart"/>
       <w:r>
         <w:rPr>
-          <w:sz w:val="36"/>
-          <w:szCs w:val="36"/>
+          <w:rFonts w:ascii="Carlito" w:hAnsi="Carlito" w:cs="Carlito"/>
+          <w:sz w:val="32"/>
+          <w:szCs w:val="32"/>
         </w:rPr>
         <w:t>bookId</w:t>
       </w:r>
       <w:proofErr w:type="spellEnd"/>
       <w:r>
         <w:rPr>
-          <w:sz w:val="36"/>
-          <w:szCs w:val="36"/>
+          <w:rFonts w:ascii="Carlito" w:hAnsi="Carlito" w:cs="Carlito"/>
+          <w:sz w:val="32"/>
+          <w:szCs w:val="32"/>
         </w:rPr>
         <w:t xml:space="preserve"> as 2.</w:t>
       </w:r>
       <w:r>
         <w:rPr>
-          <w:sz w:val="36"/>
-          <w:szCs w:val="36"/>
+          <w:rFonts w:ascii="Carlito" w:hAnsi="Carlito" w:cs="Carlito"/>
+          <w:sz w:val="32"/>
+          <w:szCs w:val="32"/>
         </w:rPr>
         <w:t xml:space="preserve"> We can also directly access the data by directly writing </w:t>
       </w:r>
       <w:r>
         <w:rPr>
-          <w:b/>
-          <w:bCs/>
-          <w:sz w:val="36"/>
-          <w:szCs w:val="36"/>
+          <w:rFonts w:ascii="Carlito" w:hAnsi="Carlito" w:cs="Carlito"/>
+          <w:b/>
+          <w:bCs/>
+          <w:sz w:val="32"/>
+          <w:szCs w:val="32"/>
         </w:rPr>
         <w:t>2</w:t>
       </w:r>
       <w:r>
         <w:rPr>
-          <w:sz w:val="36"/>
-          <w:szCs w:val="36"/>
+          <w:rFonts w:ascii="Carlito" w:hAnsi="Carlito" w:cs="Carlito"/>
+          <w:sz w:val="32"/>
+          <w:szCs w:val="32"/>
         </w:rPr>
         <w:t xml:space="preserve"> in link like this </w:t>
       </w:r>
       <w:r>
         <w:rPr>
-          <w:b/>
-          <w:bCs/>
-          <w:sz w:val="36"/>
-          <w:szCs w:val="36"/>
+          <w:rFonts w:ascii="Carlito" w:hAnsi="Carlito" w:cs="Carlito"/>
+          <w:b/>
+          <w:bCs/>
+          <w:sz w:val="32"/>
+          <w:szCs w:val="32"/>
         </w:rPr>
         <w:t>books/2</w:t>
       </w:r>
@@ -1362,15 +1470,17 @@
       <w:pPr>
         <w:jc w:val="both"/>
         <w:rPr>
-          <w:sz w:val="36"/>
-          <w:szCs w:val="36"/>
-        </w:rPr>
-      </w:pPr>
-      <w:r>
-        <w:rPr>
+          <w:rFonts w:ascii="Carlito" w:hAnsi="Carlito" w:cs="Carlito"/>
+          <w:sz w:val="32"/>
+          <w:szCs w:val="32"/>
+        </w:rPr>
+      </w:pPr>
+      <w:r>
+        <w:rPr>
+          <w:rFonts w:ascii="Carlito" w:hAnsi="Carlito" w:cs="Carlito"/>
           <w:noProof/>
-          <w:sz w:val="36"/>
-          <w:szCs w:val="36"/>
+          <w:sz w:val="32"/>
+          <w:szCs w:val="32"/>
         </w:rPr>
         <w:drawing>
           <wp:anchor distT="0" distB="0" distL="114300" distR="114300" simplePos="0" relativeHeight="251663360" behindDoc="0" locked="0" layoutInCell="1" allowOverlap="1" wp14:anchorId="7F95D527" wp14:editId="07CF549D">
@@ -1433,86 +1543,96 @@
       <w:pPr>
         <w:jc w:val="both"/>
         <w:rPr>
-          <w:sz w:val="36"/>
-          <w:szCs w:val="36"/>
-        </w:rPr>
-      </w:pPr>
-    </w:p>
-    <w:p>
-      <w:pPr>
-        <w:jc w:val="both"/>
-        <w:rPr>
-          <w:sz w:val="36"/>
-          <w:szCs w:val="36"/>
-        </w:rPr>
-      </w:pPr>
-    </w:p>
-    <w:p>
-      <w:pPr>
-        <w:jc w:val="both"/>
-        <w:rPr>
-          <w:sz w:val="36"/>
-          <w:szCs w:val="36"/>
-        </w:rPr>
-      </w:pPr>
-    </w:p>
-    <w:p>
-      <w:pPr>
-        <w:jc w:val="both"/>
-        <w:rPr>
-          <w:sz w:val="36"/>
-          <w:szCs w:val="36"/>
-        </w:rPr>
-      </w:pPr>
-    </w:p>
-    <w:p>
-      <w:pPr>
-        <w:jc w:val="both"/>
-        <w:rPr>
-          <w:sz w:val="36"/>
-          <w:szCs w:val="36"/>
-        </w:rPr>
-      </w:pPr>
-    </w:p>
-    <w:p>
-      <w:pPr>
-        <w:jc w:val="both"/>
-        <w:rPr>
-          <w:sz w:val="36"/>
-          <w:szCs w:val="36"/>
-        </w:rPr>
-      </w:pPr>
-    </w:p>
-    <w:p>
-      <w:pPr>
-        <w:jc w:val="both"/>
-        <w:rPr>
-          <w:sz w:val="36"/>
-          <w:szCs w:val="36"/>
-        </w:rPr>
-      </w:pPr>
-    </w:p>
-    <w:p>
-      <w:pPr>
-        <w:jc w:val="both"/>
-        <w:rPr>
-          <w:sz w:val="36"/>
-          <w:szCs w:val="36"/>
-        </w:rPr>
-      </w:pPr>
-    </w:p>
-    <w:p>
-      <w:pPr>
-        <w:jc w:val="both"/>
-        <w:rPr>
-          <w:sz w:val="36"/>
-          <w:szCs w:val="36"/>
-        </w:rPr>
-      </w:pPr>
-      <w:r>
-        <w:rPr>
-          <w:sz w:val="36"/>
-          <w:szCs w:val="36"/>
+          <w:rFonts w:ascii="Carlito" w:hAnsi="Carlito" w:cs="Carlito"/>
+          <w:sz w:val="32"/>
+          <w:szCs w:val="32"/>
+        </w:rPr>
+      </w:pPr>
+    </w:p>
+    <w:p>
+      <w:pPr>
+        <w:jc w:val="both"/>
+        <w:rPr>
+          <w:rFonts w:ascii="Carlito" w:hAnsi="Carlito" w:cs="Carlito"/>
+          <w:sz w:val="32"/>
+          <w:szCs w:val="32"/>
+        </w:rPr>
+      </w:pPr>
+    </w:p>
+    <w:p>
+      <w:pPr>
+        <w:jc w:val="both"/>
+        <w:rPr>
+          <w:rFonts w:ascii="Carlito" w:hAnsi="Carlito" w:cs="Carlito"/>
+          <w:sz w:val="32"/>
+          <w:szCs w:val="32"/>
+        </w:rPr>
+      </w:pPr>
+    </w:p>
+    <w:p>
+      <w:pPr>
+        <w:jc w:val="both"/>
+        <w:rPr>
+          <w:rFonts w:ascii="Carlito" w:hAnsi="Carlito" w:cs="Carlito"/>
+          <w:sz w:val="32"/>
+          <w:szCs w:val="32"/>
+        </w:rPr>
+      </w:pPr>
+    </w:p>
+    <w:p>
+      <w:pPr>
+        <w:jc w:val="both"/>
+        <w:rPr>
+          <w:rFonts w:ascii="Carlito" w:hAnsi="Carlito" w:cs="Carlito"/>
+          <w:sz w:val="32"/>
+          <w:szCs w:val="32"/>
+        </w:rPr>
+      </w:pPr>
+    </w:p>
+    <w:p>
+      <w:pPr>
+        <w:jc w:val="both"/>
+        <w:rPr>
+          <w:rFonts w:ascii="Carlito" w:hAnsi="Carlito" w:cs="Carlito"/>
+          <w:sz w:val="32"/>
+          <w:szCs w:val="32"/>
+        </w:rPr>
+      </w:pPr>
+    </w:p>
+    <w:p>
+      <w:pPr>
+        <w:jc w:val="both"/>
+        <w:rPr>
+          <w:rFonts w:ascii="Carlito" w:hAnsi="Carlito" w:cs="Carlito"/>
+          <w:sz w:val="32"/>
+          <w:szCs w:val="32"/>
+        </w:rPr>
+      </w:pPr>
+    </w:p>
+    <w:p>
+      <w:pPr>
+        <w:jc w:val="both"/>
+        <w:rPr>
+          <w:rFonts w:ascii="Carlito" w:hAnsi="Carlito" w:cs="Carlito"/>
+          <w:sz w:val="32"/>
+          <w:szCs w:val="32"/>
+        </w:rPr>
+      </w:pPr>
+    </w:p>
+    <w:p>
+      <w:pPr>
+        <w:jc w:val="both"/>
+        <w:rPr>
+          <w:rFonts w:ascii="Carlito" w:hAnsi="Carlito" w:cs="Carlito"/>
+          <w:sz w:val="32"/>
+          <w:szCs w:val="32"/>
+        </w:rPr>
+      </w:pPr>
+      <w:r>
+        <w:rPr>
+          <w:rFonts w:ascii="Carlito" w:hAnsi="Carlito" w:cs="Carlito"/>
+          <w:sz w:val="32"/>
+          <w:szCs w:val="32"/>
         </w:rPr>
         <w:t>Post Method:</w:t>
       </w:r>
@@ -1521,13 +1641,17 @@
       <w:pPr>
         <w:jc w:val="both"/>
         <w:rPr>
-          <w:sz w:val="36"/>
-          <w:szCs w:val="36"/>
-        </w:rPr>
-      </w:pPr>
-      <w:r>
-        <w:rPr>
+          <w:rFonts w:ascii="Carlito" w:hAnsi="Carlito" w:cs="Carlito"/>
+          <w:sz w:val="32"/>
+          <w:szCs w:val="32"/>
+        </w:rPr>
+      </w:pPr>
+      <w:r>
+        <w:rPr>
+          <w:rFonts w:ascii="Carlito" w:hAnsi="Carlito" w:cs="Carlito"/>
           <w:noProof/>
+          <w:sz w:val="20"/>
+          <w:szCs w:val="20"/>
         </w:rPr>
         <w:drawing>
           <wp:anchor distT="0" distB="0" distL="114300" distR="114300" simplePos="0" relativeHeight="251664384" behindDoc="0" locked="0" layoutInCell="1" allowOverlap="1" wp14:anchorId="1AD119B5" wp14:editId="05325CE7">
@@ -1594,131 +1718,123 @@
       </w:r>
       <w:r>
         <w:rPr>
-          <w:sz w:val="36"/>
-          <w:szCs w:val="36"/>
+          <w:rFonts w:ascii="Carlito" w:hAnsi="Carlito" w:cs="Carlito"/>
+          <w:sz w:val="32"/>
+          <w:szCs w:val="32"/>
         </w:rPr>
         <w:t xml:space="preserve"># </w:t>
       </w:r>
       <w:r>
         <w:rPr>
-          <w:sz w:val="36"/>
-          <w:szCs w:val="36"/>
+          <w:rFonts w:ascii="Carlito" w:hAnsi="Carlito" w:cs="Carlito"/>
+          <w:sz w:val="32"/>
+          <w:szCs w:val="32"/>
         </w:rPr>
         <w:t>Add a new request and rename it. Select Post method</w:t>
       </w:r>
       <w:r>
         <w:rPr>
-          <w:sz w:val="36"/>
-          <w:szCs w:val="36"/>
+          <w:rFonts w:ascii="Carlito" w:hAnsi="Carlito" w:cs="Carlito"/>
+          <w:sz w:val="32"/>
+          <w:szCs w:val="32"/>
         </w:rPr>
         <w:t xml:space="preserve"> then in the </w:t>
       </w:r>
       <w:r>
         <w:rPr>
-          <w:b/>
-          <w:bCs/>
-          <w:sz w:val="36"/>
-          <w:szCs w:val="36"/>
+          <w:rFonts w:ascii="Carlito" w:hAnsi="Carlito" w:cs="Carlito"/>
+          <w:b/>
+          <w:bCs/>
+          <w:sz w:val="32"/>
+          <w:szCs w:val="32"/>
         </w:rPr>
         <w:t>body</w:t>
       </w:r>
       <w:r>
         <w:rPr>
-          <w:sz w:val="36"/>
-          <w:szCs w:val="36"/>
+          <w:rFonts w:ascii="Carlito" w:hAnsi="Carlito" w:cs="Carlito"/>
+          <w:sz w:val="32"/>
+          <w:szCs w:val="32"/>
         </w:rPr>
         <w:t xml:space="preserve"> section select </w:t>
       </w:r>
       <w:r>
         <w:rPr>
-          <w:b/>
-          <w:bCs/>
-          <w:sz w:val="36"/>
-          <w:szCs w:val="36"/>
+          <w:rFonts w:ascii="Carlito" w:hAnsi="Carlito" w:cs="Carlito"/>
+          <w:b/>
+          <w:bCs/>
+          <w:sz w:val="32"/>
+          <w:szCs w:val="32"/>
         </w:rPr>
         <w:t xml:space="preserve">raw </w:t>
       </w:r>
       <w:r>
         <w:rPr>
-          <w:sz w:val="36"/>
-          <w:szCs w:val="36"/>
+          <w:rFonts w:ascii="Carlito" w:hAnsi="Carlito" w:cs="Carlito"/>
+          <w:sz w:val="32"/>
+          <w:szCs w:val="32"/>
         </w:rPr>
         <w:t xml:space="preserve">then </w:t>
       </w:r>
       <w:r>
         <w:rPr>
-          <w:sz w:val="36"/>
-          <w:szCs w:val="36"/>
+          <w:rFonts w:ascii="Carlito" w:hAnsi="Carlito" w:cs="Carlito"/>
+          <w:sz w:val="32"/>
+          <w:szCs w:val="32"/>
         </w:rPr>
         <w:t xml:space="preserve">set </w:t>
       </w:r>
       <w:r>
         <w:rPr>
-          <w:b/>
-          <w:bCs/>
-          <w:sz w:val="36"/>
-          <w:szCs w:val="36"/>
+          <w:rFonts w:ascii="Carlito" w:hAnsi="Carlito" w:cs="Carlito"/>
+          <w:b/>
+          <w:bCs/>
+          <w:sz w:val="32"/>
+          <w:szCs w:val="32"/>
         </w:rPr>
         <w:t>Text</w:t>
       </w:r>
       <w:r>
         <w:rPr>
-          <w:sz w:val="36"/>
-          <w:szCs w:val="36"/>
+          <w:rFonts w:ascii="Carlito" w:hAnsi="Carlito" w:cs="Carlito"/>
+          <w:sz w:val="32"/>
+          <w:szCs w:val="32"/>
         </w:rPr>
         <w:t xml:space="preserve"> to </w:t>
       </w:r>
-      <w:proofErr w:type="spellStart"/>
-      <w:r>
-        <w:rPr>
-          <w:b/>
-          <w:bCs/>
-          <w:sz w:val="36"/>
-          <w:szCs w:val="36"/>
-        </w:rPr>
-        <w:t>json</w:t>
-      </w:r>
-      <w:proofErr w:type="spellEnd"/>
-      <w:r>
-        <w:rPr>
-          <w:b/>
-          <w:bCs/>
-          <w:sz w:val="36"/>
-          <w:szCs w:val="36"/>
-        </w:rPr>
-        <w:t xml:space="preserve"> </w:t>
-      </w:r>
-      <w:r>
-        <w:rPr>
-          <w:sz w:val="36"/>
-          <w:szCs w:val="36"/>
+      <w:r>
+        <w:rPr>
+          <w:rFonts w:ascii="Carlito" w:hAnsi="Carlito" w:cs="Carlito"/>
+          <w:b/>
+          <w:bCs/>
+          <w:sz w:val="32"/>
+          <w:szCs w:val="32"/>
+        </w:rPr>
+        <w:t xml:space="preserve">json </w:t>
+      </w:r>
+      <w:r>
+        <w:rPr>
+          <w:rFonts w:ascii="Carlito" w:hAnsi="Carlito" w:cs="Carlito"/>
+          <w:sz w:val="32"/>
+          <w:szCs w:val="32"/>
         </w:rPr>
         <w:t>and write the data we want to post as</w:t>
       </w:r>
       <w:r>
         <w:rPr>
-          <w:b/>
-          <w:bCs/>
-          <w:sz w:val="36"/>
-          <w:szCs w:val="36"/>
-        </w:rPr>
-        <w:t xml:space="preserve"> </w:t>
-      </w:r>
-      <w:proofErr w:type="spellStart"/>
-      <w:r>
-        <w:rPr>
-          <w:b/>
-          <w:bCs/>
-          <w:sz w:val="36"/>
-          <w:szCs w:val="36"/>
-        </w:rPr>
-        <w:t>json</w:t>
-      </w:r>
-      <w:proofErr w:type="spellEnd"/>
-      <w:r>
-        <w:rPr>
-          <w:sz w:val="36"/>
-          <w:szCs w:val="36"/>
+          <w:rFonts w:ascii="Carlito" w:hAnsi="Carlito" w:cs="Carlito"/>
+          <w:b/>
+          <w:bCs/>
+          <w:sz w:val="32"/>
+          <w:szCs w:val="32"/>
+        </w:rPr>
+        <w:t xml:space="preserve"> json</w:t>
+      </w:r>
+      <w:r>
+        <w:rPr>
+          <w:rFonts w:ascii="Carlito" w:hAnsi="Carlito" w:cs="Carlito"/>
+          <w:sz w:val="32"/>
+          <w:szCs w:val="32"/>
         </w:rPr>
         <w:t xml:space="preserve"> format.</w:t>
       </w:r>
@@ -1727,108 +1843,102 @@
       <w:pPr>
         <w:jc w:val="both"/>
         <w:rPr>
-          <w:sz w:val="36"/>
-          <w:szCs w:val="36"/>
-        </w:rPr>
-      </w:pPr>
-    </w:p>
-    <w:p>
-      <w:pPr>
-        <w:jc w:val="both"/>
-        <w:rPr>
-          <w:sz w:val="36"/>
-          <w:szCs w:val="36"/>
-        </w:rPr>
-      </w:pPr>
-    </w:p>
-    <w:p>
-      <w:pPr>
-        <w:jc w:val="both"/>
-        <w:rPr>
-          <w:sz w:val="36"/>
-          <w:szCs w:val="36"/>
-        </w:rPr>
-      </w:pPr>
-    </w:p>
-    <w:p>
-      <w:pPr>
-        <w:jc w:val="both"/>
-        <w:rPr>
-          <w:sz w:val="36"/>
-          <w:szCs w:val="36"/>
-        </w:rPr>
-      </w:pPr>
-    </w:p>
-    <w:p>
-      <w:pPr>
-        <w:jc w:val="both"/>
-        <w:rPr>
-          <w:sz w:val="36"/>
-          <w:szCs w:val="36"/>
-        </w:rPr>
-      </w:pPr>
-    </w:p>
-    <w:p>
-      <w:pPr>
-        <w:jc w:val="both"/>
-        <w:rPr>
-          <w:sz w:val="36"/>
-          <w:szCs w:val="36"/>
-        </w:rPr>
-      </w:pPr>
-    </w:p>
-    <w:p>
-      <w:pPr>
-        <w:jc w:val="both"/>
-        <w:rPr>
-          <w:sz w:val="36"/>
-          <w:szCs w:val="36"/>
-        </w:rPr>
-      </w:pPr>
-      <w:r>
-        <w:rPr>
-          <w:sz w:val="36"/>
-          <w:szCs w:val="36"/>
-        </w:rPr>
-        <w:lastRenderedPageBreak/>
-        <w:t xml:space="preserve"># But make sure the server accepts </w:t>
-      </w:r>
-      <w:proofErr w:type="spellStart"/>
-      <w:r>
-        <w:rPr>
-          <w:sz w:val="36"/>
-          <w:szCs w:val="36"/>
-        </w:rPr>
-        <w:t>json</w:t>
-      </w:r>
-      <w:proofErr w:type="spellEnd"/>
-      <w:r>
-        <w:rPr>
-          <w:sz w:val="36"/>
-          <w:szCs w:val="36"/>
-        </w:rPr>
-        <w:t xml:space="preserve"> format. Then we can also send data </w:t>
-      </w:r>
-      <w:r>
-        <w:rPr>
-          <w:sz w:val="36"/>
-          <w:szCs w:val="36"/>
+          <w:rFonts w:ascii="Carlito" w:hAnsi="Carlito" w:cs="Carlito"/>
+          <w:sz w:val="32"/>
+          <w:szCs w:val="32"/>
+        </w:rPr>
+      </w:pPr>
+    </w:p>
+    <w:p>
+      <w:pPr>
+        <w:jc w:val="both"/>
+        <w:rPr>
+          <w:rFonts w:ascii="Carlito" w:hAnsi="Carlito" w:cs="Carlito"/>
+          <w:sz w:val="32"/>
+          <w:szCs w:val="32"/>
+        </w:rPr>
+      </w:pPr>
+    </w:p>
+    <w:p>
+      <w:pPr>
+        <w:jc w:val="both"/>
+        <w:rPr>
+          <w:rFonts w:ascii="Carlito" w:hAnsi="Carlito" w:cs="Carlito"/>
+          <w:sz w:val="32"/>
+          <w:szCs w:val="32"/>
+        </w:rPr>
+      </w:pPr>
+    </w:p>
+    <w:p>
+      <w:pPr>
+        <w:jc w:val="both"/>
+        <w:rPr>
+          <w:rFonts w:ascii="Carlito" w:hAnsi="Carlito" w:cs="Carlito"/>
+          <w:sz w:val="32"/>
+          <w:szCs w:val="32"/>
+        </w:rPr>
+      </w:pPr>
+    </w:p>
+    <w:p>
+      <w:pPr>
+        <w:jc w:val="both"/>
+        <w:rPr>
+          <w:rFonts w:ascii="Carlito" w:hAnsi="Carlito" w:cs="Carlito"/>
+          <w:sz w:val="32"/>
+          <w:szCs w:val="32"/>
+        </w:rPr>
+      </w:pPr>
+    </w:p>
+    <w:p>
+      <w:pPr>
+        <w:jc w:val="both"/>
+        <w:rPr>
+          <w:rFonts w:ascii="Carlito" w:hAnsi="Carlito" w:cs="Carlito"/>
+          <w:sz w:val="32"/>
+          <w:szCs w:val="32"/>
+        </w:rPr>
+      </w:pPr>
+    </w:p>
+    <w:p>
+      <w:pPr>
+        <w:jc w:val="both"/>
+        <w:rPr>
+          <w:rFonts w:ascii="Carlito" w:hAnsi="Carlito" w:cs="Carlito"/>
+          <w:sz w:val="32"/>
+          <w:szCs w:val="32"/>
+        </w:rPr>
+      </w:pPr>
+      <w:r>
+        <w:rPr>
+          <w:rFonts w:ascii="Carlito" w:hAnsi="Carlito" w:cs="Carlito"/>
+          <w:sz w:val="32"/>
+          <w:szCs w:val="32"/>
+        </w:rPr>
+        <w:t xml:space="preserve"># But make sure the server accepts json format. Then we can also send data </w:t>
+      </w:r>
+      <w:r>
+        <w:rPr>
+          <w:rFonts w:ascii="Carlito" w:hAnsi="Carlito" w:cs="Carlito"/>
+          <w:sz w:val="32"/>
+          <w:szCs w:val="32"/>
         </w:rPr>
         <w:t xml:space="preserve">in headers. Just go to the </w:t>
       </w:r>
       <w:r>
         <w:rPr>
-          <w:b/>
-          <w:bCs/>
-          <w:sz w:val="36"/>
-          <w:szCs w:val="36"/>
+          <w:rFonts w:ascii="Carlito" w:hAnsi="Carlito" w:cs="Carlito"/>
+          <w:b/>
+          <w:bCs/>
+          <w:sz w:val="32"/>
+          <w:szCs w:val="32"/>
         </w:rPr>
         <w:t>Headers</w:t>
       </w:r>
       <w:r>
         <w:rPr>
-          <w:sz w:val="36"/>
-          <w:szCs w:val="36"/>
+          <w:rFonts w:ascii="Carlito" w:hAnsi="Carlito" w:cs="Carlito"/>
+          <w:sz w:val="32"/>
+          <w:szCs w:val="32"/>
         </w:rPr>
         <w:t xml:space="preserve"> section and edit the key-value just like params.</w:t>
       </w:r>
@@ -1837,13 +1947,17 @@
       <w:pPr>
         <w:jc w:val="both"/>
         <w:rPr>
-          <w:sz w:val="36"/>
-          <w:szCs w:val="36"/>
-        </w:rPr>
-      </w:pPr>
-      <w:r>
-        <w:rPr>
+          <w:rFonts w:ascii="Carlito" w:hAnsi="Carlito" w:cs="Carlito"/>
+          <w:sz w:val="32"/>
+          <w:szCs w:val="32"/>
+        </w:rPr>
+      </w:pPr>
+      <w:r>
+        <w:rPr>
+          <w:rFonts w:ascii="Carlito" w:hAnsi="Carlito" w:cs="Carlito"/>
           <w:noProof/>
+          <w:sz w:val="20"/>
+          <w:szCs w:val="20"/>
         </w:rPr>
         <w:drawing>
           <wp:anchor distT="0" distB="0" distL="114300" distR="114300" simplePos="0" relativeHeight="251665408" behindDoc="0" locked="0" layoutInCell="1" allowOverlap="1" wp14:anchorId="7F7C39D1" wp14:editId="579AC9BA">
@@ -1913,229 +2027,259 @@
       <w:pPr>
         <w:jc w:val="both"/>
         <w:rPr>
-          <w:sz w:val="36"/>
-          <w:szCs w:val="36"/>
-        </w:rPr>
-      </w:pPr>
-    </w:p>
-    <w:p>
-      <w:pPr>
-        <w:jc w:val="both"/>
-        <w:rPr>
-          <w:sz w:val="36"/>
-          <w:szCs w:val="36"/>
-        </w:rPr>
-      </w:pPr>
-    </w:p>
-    <w:p>
-      <w:pPr>
-        <w:jc w:val="both"/>
-        <w:rPr>
-          <w:sz w:val="36"/>
-          <w:szCs w:val="36"/>
-        </w:rPr>
-      </w:pPr>
-    </w:p>
-    <w:p>
-      <w:pPr>
-        <w:jc w:val="both"/>
-        <w:rPr>
-          <w:sz w:val="36"/>
-          <w:szCs w:val="36"/>
-        </w:rPr>
-      </w:pPr>
-    </w:p>
-    <w:p>
-      <w:pPr>
-        <w:jc w:val="both"/>
-        <w:rPr>
-          <w:sz w:val="36"/>
-          <w:szCs w:val="36"/>
-        </w:rPr>
-      </w:pPr>
-    </w:p>
-    <w:p>
-      <w:pPr>
-        <w:jc w:val="both"/>
-        <w:rPr>
-          <w:sz w:val="36"/>
-          <w:szCs w:val="36"/>
-        </w:rPr>
-      </w:pPr>
-    </w:p>
-    <w:p>
-      <w:pPr>
-        <w:jc w:val="both"/>
-        <w:rPr>
-          <w:sz w:val="36"/>
-          <w:szCs w:val="36"/>
-        </w:rPr>
-      </w:pPr>
-      <w:r>
-        <w:rPr>
-          <w:sz w:val="36"/>
-          <w:szCs w:val="36"/>
-        </w:rPr>
+          <w:rFonts w:ascii="Carlito" w:hAnsi="Carlito" w:cs="Carlito"/>
+          <w:sz w:val="32"/>
+          <w:szCs w:val="32"/>
+        </w:rPr>
+      </w:pPr>
+    </w:p>
+    <w:p>
+      <w:pPr>
+        <w:jc w:val="both"/>
+        <w:rPr>
+          <w:rFonts w:ascii="Carlito" w:hAnsi="Carlito" w:cs="Carlito"/>
+          <w:sz w:val="32"/>
+          <w:szCs w:val="32"/>
+        </w:rPr>
+      </w:pPr>
+    </w:p>
+    <w:p>
+      <w:pPr>
+        <w:jc w:val="both"/>
+        <w:rPr>
+          <w:rFonts w:ascii="Carlito" w:hAnsi="Carlito" w:cs="Carlito"/>
+          <w:sz w:val="32"/>
+          <w:szCs w:val="32"/>
+        </w:rPr>
+      </w:pPr>
+    </w:p>
+    <w:p>
+      <w:pPr>
+        <w:jc w:val="both"/>
+        <w:rPr>
+          <w:rFonts w:ascii="Carlito" w:hAnsi="Carlito" w:cs="Carlito"/>
+          <w:sz w:val="32"/>
+          <w:szCs w:val="32"/>
+        </w:rPr>
+      </w:pPr>
+    </w:p>
+    <w:p>
+      <w:pPr>
+        <w:jc w:val="both"/>
+        <w:rPr>
+          <w:rFonts w:ascii="Carlito" w:hAnsi="Carlito" w:cs="Carlito"/>
+          <w:sz w:val="32"/>
+          <w:szCs w:val="32"/>
+        </w:rPr>
+      </w:pPr>
+    </w:p>
+    <w:p>
+      <w:pPr>
+        <w:jc w:val="both"/>
+        <w:rPr>
+          <w:rFonts w:ascii="Carlito" w:hAnsi="Carlito" w:cs="Carlito"/>
+          <w:sz w:val="32"/>
+          <w:szCs w:val="32"/>
+        </w:rPr>
+      </w:pPr>
+    </w:p>
+    <w:p>
+      <w:pPr>
+        <w:jc w:val="both"/>
+        <w:rPr>
+          <w:rFonts w:ascii="Carlito" w:hAnsi="Carlito" w:cs="Carlito"/>
+          <w:sz w:val="32"/>
+          <w:szCs w:val="32"/>
+        </w:rPr>
+      </w:pPr>
+      <w:r>
+        <w:rPr>
+          <w:rFonts w:ascii="Carlito" w:hAnsi="Carlito" w:cs="Carlito"/>
+          <w:sz w:val="32"/>
+          <w:szCs w:val="32"/>
+        </w:rPr>
+        <w:lastRenderedPageBreak/>
         <w:t xml:space="preserve"># We can also send </w:t>
       </w:r>
       <w:r>
         <w:rPr>
-          <w:sz w:val="36"/>
-          <w:szCs w:val="36"/>
+          <w:rFonts w:ascii="Carlito" w:hAnsi="Carlito" w:cs="Carlito"/>
+          <w:sz w:val="32"/>
+          <w:szCs w:val="32"/>
         </w:rPr>
         <w:t xml:space="preserve">images, </w:t>
       </w:r>
       <w:r>
         <w:rPr>
-          <w:sz w:val="36"/>
-          <w:szCs w:val="36"/>
+          <w:rFonts w:ascii="Carlito" w:hAnsi="Carlito" w:cs="Carlito"/>
+          <w:sz w:val="32"/>
+          <w:szCs w:val="32"/>
         </w:rPr>
         <w:t>video</w:t>
       </w:r>
       <w:r>
         <w:rPr>
-          <w:sz w:val="36"/>
-          <w:szCs w:val="36"/>
+          <w:rFonts w:ascii="Carlito" w:hAnsi="Carlito" w:cs="Carlito"/>
+          <w:sz w:val="32"/>
+          <w:szCs w:val="32"/>
         </w:rPr>
         <w:t>s</w:t>
       </w:r>
       <w:r>
         <w:rPr>
-          <w:sz w:val="36"/>
-          <w:szCs w:val="36"/>
+          <w:rFonts w:ascii="Carlito" w:hAnsi="Carlito" w:cs="Carlito"/>
+          <w:sz w:val="32"/>
+          <w:szCs w:val="32"/>
         </w:rPr>
         <w:t xml:space="preserve"> or files in Post method</w:t>
       </w:r>
       <w:r>
         <w:rPr>
-          <w:sz w:val="36"/>
-          <w:szCs w:val="36"/>
+          <w:rFonts w:ascii="Carlito" w:hAnsi="Carlito" w:cs="Carlito"/>
+          <w:sz w:val="32"/>
+          <w:szCs w:val="32"/>
         </w:rPr>
         <w:t xml:space="preserve">. Just go the </w:t>
       </w:r>
       <w:r>
         <w:rPr>
-          <w:b/>
-          <w:bCs/>
-          <w:sz w:val="36"/>
-          <w:szCs w:val="36"/>
+          <w:rFonts w:ascii="Carlito" w:hAnsi="Carlito" w:cs="Carlito"/>
+          <w:b/>
+          <w:bCs/>
+          <w:sz w:val="32"/>
+          <w:szCs w:val="32"/>
         </w:rPr>
         <w:t>body</w:t>
       </w:r>
       <w:r>
         <w:rPr>
-          <w:sz w:val="36"/>
-          <w:szCs w:val="36"/>
+          <w:rFonts w:ascii="Carlito" w:hAnsi="Carlito" w:cs="Carlito"/>
+          <w:sz w:val="32"/>
+          <w:szCs w:val="32"/>
         </w:rPr>
         <w:t xml:space="preserve"> section then select</w:t>
       </w:r>
       <w:r>
         <w:rPr>
-          <w:sz w:val="36"/>
-          <w:szCs w:val="36"/>
+          <w:rFonts w:ascii="Carlito" w:hAnsi="Carlito" w:cs="Carlito"/>
+          <w:sz w:val="32"/>
+          <w:szCs w:val="32"/>
         </w:rPr>
         <w:t xml:space="preserve"> </w:t>
       </w:r>
       <w:r>
         <w:rPr>
-          <w:b/>
-          <w:bCs/>
-          <w:sz w:val="36"/>
-          <w:szCs w:val="36"/>
+          <w:rFonts w:ascii="Carlito" w:hAnsi="Carlito" w:cs="Carlito"/>
+          <w:b/>
+          <w:bCs/>
+          <w:sz w:val="32"/>
+          <w:szCs w:val="32"/>
         </w:rPr>
         <w:t xml:space="preserve">form-data </w:t>
       </w:r>
       <w:r>
         <w:rPr>
-          <w:sz w:val="36"/>
-          <w:szCs w:val="36"/>
+          <w:rFonts w:ascii="Carlito" w:hAnsi="Carlito" w:cs="Carlito"/>
+          <w:sz w:val="32"/>
+          <w:szCs w:val="32"/>
         </w:rPr>
         <w:t xml:space="preserve">then we edit the </w:t>
       </w:r>
       <w:r>
         <w:rPr>
-          <w:b/>
-          <w:bCs/>
-          <w:sz w:val="36"/>
-          <w:szCs w:val="36"/>
+          <w:rFonts w:ascii="Carlito" w:hAnsi="Carlito" w:cs="Carlito"/>
+          <w:b/>
+          <w:bCs/>
+          <w:sz w:val="32"/>
+          <w:szCs w:val="32"/>
         </w:rPr>
         <w:t>key</w:t>
       </w:r>
       <w:r>
         <w:rPr>
-          <w:sz w:val="36"/>
-          <w:szCs w:val="36"/>
+          <w:rFonts w:ascii="Carlito" w:hAnsi="Carlito" w:cs="Carlito"/>
+          <w:sz w:val="32"/>
+          <w:szCs w:val="32"/>
         </w:rPr>
         <w:t xml:space="preserve"> to set our variables name like</w:t>
       </w:r>
       <w:r>
         <w:rPr>
-          <w:b/>
-          <w:bCs/>
-          <w:sz w:val="36"/>
-          <w:szCs w:val="36"/>
+          <w:rFonts w:ascii="Carlito" w:hAnsi="Carlito" w:cs="Carlito"/>
+          <w:b/>
+          <w:bCs/>
+          <w:sz w:val="32"/>
+          <w:szCs w:val="32"/>
         </w:rPr>
         <w:t xml:space="preserve"> video</w:t>
       </w:r>
       <w:r>
         <w:rPr>
-          <w:sz w:val="36"/>
-          <w:szCs w:val="36"/>
+          <w:rFonts w:ascii="Carlito" w:hAnsi="Carlito" w:cs="Carlito"/>
+          <w:sz w:val="32"/>
+          <w:szCs w:val="32"/>
         </w:rPr>
         <w:t xml:space="preserve">. After that in the right side we have a drop-down option to set </w:t>
       </w:r>
       <w:r>
         <w:rPr>
-          <w:b/>
-          <w:bCs/>
-          <w:sz w:val="36"/>
-          <w:szCs w:val="36"/>
+          <w:rFonts w:ascii="Carlito" w:hAnsi="Carlito" w:cs="Carlito"/>
+          <w:b/>
+          <w:bCs/>
+          <w:sz w:val="32"/>
+          <w:szCs w:val="32"/>
         </w:rPr>
         <w:t xml:space="preserve">text </w:t>
       </w:r>
       <w:r>
         <w:rPr>
-          <w:sz w:val="36"/>
-          <w:szCs w:val="36"/>
+          <w:rFonts w:ascii="Carlito" w:hAnsi="Carlito" w:cs="Carlito"/>
+          <w:sz w:val="32"/>
+          <w:szCs w:val="32"/>
         </w:rPr>
         <w:t xml:space="preserve">to </w:t>
       </w:r>
       <w:r>
         <w:rPr>
-          <w:b/>
-          <w:bCs/>
-          <w:sz w:val="36"/>
-          <w:szCs w:val="36"/>
+          <w:rFonts w:ascii="Carlito" w:hAnsi="Carlito" w:cs="Carlito"/>
+          <w:b/>
+          <w:bCs/>
+          <w:sz w:val="32"/>
+          <w:szCs w:val="32"/>
         </w:rPr>
         <w:t>files</w:t>
       </w:r>
       <w:r>
         <w:rPr>
-          <w:sz w:val="36"/>
-          <w:szCs w:val="36"/>
+          <w:rFonts w:ascii="Carlito" w:hAnsi="Carlito" w:cs="Carlito"/>
+          <w:sz w:val="32"/>
+          <w:szCs w:val="32"/>
         </w:rPr>
         <w:t xml:space="preserve"> </w:t>
       </w:r>
       <w:r>
         <w:rPr>
-          <w:sz w:val="36"/>
-          <w:szCs w:val="36"/>
+          <w:rFonts w:ascii="Carlito" w:hAnsi="Carlito" w:cs="Carlito"/>
+          <w:sz w:val="32"/>
+          <w:szCs w:val="32"/>
         </w:rPr>
         <w:t xml:space="preserve">then in the values click on </w:t>
       </w:r>
       <w:r>
         <w:rPr>
-          <w:b/>
-          <w:bCs/>
-          <w:sz w:val="36"/>
-          <w:szCs w:val="36"/>
+          <w:rFonts w:ascii="Carlito" w:hAnsi="Carlito" w:cs="Carlito"/>
+          <w:b/>
+          <w:bCs/>
+          <w:sz w:val="32"/>
+          <w:szCs w:val="32"/>
         </w:rPr>
         <w:t>select files</w:t>
       </w:r>
       <w:r>
         <w:rPr>
-          <w:sz w:val="36"/>
-          <w:szCs w:val="36"/>
+          <w:rFonts w:ascii="Carlito" w:hAnsi="Carlito" w:cs="Carlito"/>
+          <w:sz w:val="32"/>
+          <w:szCs w:val="32"/>
         </w:rPr>
         <w:t xml:space="preserve"> and upload the file.</w:t>
       </w:r>
@@ -2144,15 +2288,17 @@
       <w:pPr>
         <w:jc w:val="both"/>
         <w:rPr>
-          <w:sz w:val="36"/>
-          <w:szCs w:val="36"/>
-        </w:rPr>
-      </w:pPr>
-      <w:r>
-        <w:rPr>
+          <w:rFonts w:ascii="Carlito" w:hAnsi="Carlito" w:cs="Carlito"/>
+          <w:sz w:val="32"/>
+          <w:szCs w:val="32"/>
+        </w:rPr>
+      </w:pPr>
+      <w:r>
+        <w:rPr>
+          <w:rFonts w:ascii="Carlito" w:hAnsi="Carlito" w:cs="Carlito"/>
           <w:noProof/>
-          <w:sz w:val="36"/>
-          <w:szCs w:val="36"/>
+          <w:sz w:val="32"/>
+          <w:szCs w:val="32"/>
         </w:rPr>
         <w:drawing>
           <wp:anchor distT="0" distB="0" distL="114300" distR="114300" simplePos="0" relativeHeight="251666432" behindDoc="0" locked="0" layoutInCell="1" allowOverlap="1" wp14:anchorId="45172B05" wp14:editId="0E9CCB40">
@@ -2215,92 +2361,102 @@
       <w:pPr>
         <w:jc w:val="both"/>
         <w:rPr>
-          <w:sz w:val="36"/>
-          <w:szCs w:val="36"/>
-        </w:rPr>
-      </w:pPr>
-    </w:p>
-    <w:p>
-      <w:pPr>
-        <w:jc w:val="both"/>
-        <w:rPr>
-          <w:sz w:val="36"/>
-          <w:szCs w:val="36"/>
-        </w:rPr>
-      </w:pPr>
-    </w:p>
-    <w:p>
-      <w:pPr>
-        <w:jc w:val="both"/>
-        <w:rPr>
-          <w:sz w:val="36"/>
-          <w:szCs w:val="36"/>
-        </w:rPr>
-      </w:pPr>
-    </w:p>
-    <w:p>
-      <w:pPr>
-        <w:jc w:val="both"/>
-        <w:rPr>
-          <w:sz w:val="36"/>
-          <w:szCs w:val="36"/>
-        </w:rPr>
-      </w:pPr>
-    </w:p>
-    <w:p>
-      <w:pPr>
-        <w:jc w:val="both"/>
-        <w:rPr>
-          <w:sz w:val="36"/>
-          <w:szCs w:val="36"/>
-        </w:rPr>
-      </w:pPr>
-    </w:p>
-    <w:p>
-      <w:pPr>
-        <w:jc w:val="both"/>
-        <w:rPr>
-          <w:sz w:val="36"/>
-          <w:szCs w:val="36"/>
-        </w:rPr>
-      </w:pPr>
-    </w:p>
-    <w:p>
-      <w:pPr>
-        <w:jc w:val="both"/>
-        <w:rPr>
-          <w:b/>
-          <w:bCs/>
-          <w:sz w:val="36"/>
-          <w:szCs w:val="36"/>
-        </w:rPr>
-      </w:pPr>
-      <w:r>
-        <w:rPr>
-          <w:b/>
-          <w:bCs/>
-          <w:sz w:val="36"/>
-          <w:szCs w:val="36"/>
+          <w:rFonts w:ascii="Carlito" w:hAnsi="Carlito" w:cs="Carlito"/>
+          <w:sz w:val="32"/>
+          <w:szCs w:val="32"/>
+        </w:rPr>
+      </w:pPr>
+    </w:p>
+    <w:p>
+      <w:pPr>
+        <w:jc w:val="both"/>
+        <w:rPr>
+          <w:rFonts w:ascii="Carlito" w:hAnsi="Carlito" w:cs="Carlito"/>
+          <w:sz w:val="32"/>
+          <w:szCs w:val="32"/>
+        </w:rPr>
+      </w:pPr>
+    </w:p>
+    <w:p>
+      <w:pPr>
+        <w:jc w:val="both"/>
+        <w:rPr>
+          <w:rFonts w:ascii="Carlito" w:hAnsi="Carlito" w:cs="Carlito"/>
+          <w:sz w:val="32"/>
+          <w:szCs w:val="32"/>
+        </w:rPr>
+      </w:pPr>
+    </w:p>
+    <w:p>
+      <w:pPr>
+        <w:jc w:val="both"/>
+        <w:rPr>
+          <w:rFonts w:ascii="Carlito" w:hAnsi="Carlito" w:cs="Carlito"/>
+          <w:sz w:val="32"/>
+          <w:szCs w:val="32"/>
+        </w:rPr>
+      </w:pPr>
+    </w:p>
+    <w:p>
+      <w:pPr>
+        <w:jc w:val="both"/>
+        <w:rPr>
+          <w:rFonts w:ascii="Carlito" w:hAnsi="Carlito" w:cs="Carlito"/>
+          <w:sz w:val="32"/>
+          <w:szCs w:val="32"/>
+        </w:rPr>
+      </w:pPr>
+    </w:p>
+    <w:p>
+      <w:pPr>
+        <w:jc w:val="both"/>
+        <w:rPr>
+          <w:rFonts w:ascii="Carlito" w:hAnsi="Carlito" w:cs="Carlito"/>
+          <w:sz w:val="32"/>
+          <w:szCs w:val="32"/>
+        </w:rPr>
+      </w:pPr>
+    </w:p>
+    <w:p>
+      <w:pPr>
+        <w:jc w:val="both"/>
+        <w:rPr>
+          <w:rFonts w:ascii="Carlito" w:hAnsi="Carlito" w:cs="Carlito"/>
+          <w:b/>
+          <w:bCs/>
+          <w:sz w:val="32"/>
+          <w:szCs w:val="32"/>
+        </w:rPr>
+      </w:pPr>
+      <w:r>
+        <w:rPr>
+          <w:rFonts w:ascii="Carlito" w:hAnsi="Carlito" w:cs="Carlito"/>
+          <w:b/>
+          <w:bCs/>
+          <w:sz w:val="32"/>
+          <w:szCs w:val="32"/>
         </w:rPr>
         <w:t xml:space="preserve">Form Data in </w:t>
       </w:r>
       <w:proofErr w:type="spellStart"/>
       <w:r>
         <w:rPr>
-          <w:b/>
-          <w:bCs/>
-          <w:sz w:val="36"/>
-          <w:szCs w:val="36"/>
+          <w:rFonts w:ascii="Carlito" w:hAnsi="Carlito" w:cs="Carlito"/>
+          <w:b/>
+          <w:bCs/>
+          <w:sz w:val="32"/>
+          <w:szCs w:val="32"/>
         </w:rPr>
         <w:t>PostMan</w:t>
       </w:r>
       <w:proofErr w:type="spellEnd"/>
       <w:r>
         <w:rPr>
-          <w:b/>
-          <w:bCs/>
-          <w:sz w:val="36"/>
-          <w:szCs w:val="36"/>
+          <w:rFonts w:ascii="Carlito" w:hAnsi="Carlito" w:cs="Carlito"/>
+          <w:b/>
+          <w:bCs/>
+          <w:sz w:val="32"/>
+          <w:szCs w:val="32"/>
         </w:rPr>
         <w:t>:</w:t>
       </w:r>
@@ -2309,28 +2465,32 @@
       <w:pPr>
         <w:jc w:val="both"/>
         <w:rPr>
-          <w:sz w:val="36"/>
-          <w:szCs w:val="36"/>
-        </w:rPr>
-      </w:pPr>
-      <w:r>
-        <w:rPr>
-          <w:sz w:val="36"/>
-          <w:szCs w:val="36"/>
+          <w:rFonts w:ascii="Carlito" w:hAnsi="Carlito" w:cs="Carlito"/>
+          <w:sz w:val="32"/>
+          <w:szCs w:val="32"/>
+        </w:rPr>
+      </w:pPr>
+      <w:r>
+        <w:rPr>
+          <w:rFonts w:ascii="Carlito" w:hAnsi="Carlito" w:cs="Carlito"/>
+          <w:sz w:val="32"/>
+          <w:szCs w:val="32"/>
         </w:rPr>
         <w:t xml:space="preserve"># </w:t>
       </w:r>
       <w:r>
         <w:rPr>
-          <w:sz w:val="36"/>
-          <w:szCs w:val="36"/>
+          <w:rFonts w:ascii="Carlito" w:hAnsi="Carlito" w:cs="Carlito"/>
+          <w:sz w:val="32"/>
+          <w:szCs w:val="32"/>
         </w:rPr>
         <w:t>We can send multiple types of data like normal fields as key-value pair and photo files too with it</w:t>
       </w:r>
       <w:r>
         <w:rPr>
-          <w:sz w:val="36"/>
-          <w:szCs w:val="36"/>
+          <w:rFonts w:ascii="Carlito" w:hAnsi="Carlito" w:cs="Carlito"/>
+          <w:sz w:val="32"/>
+          <w:szCs w:val="32"/>
         </w:rPr>
         <w:t>.</w:t>
       </w:r>
@@ -2339,85 +2499,96 @@
       <w:pPr>
         <w:jc w:val="both"/>
         <w:rPr>
-          <w:sz w:val="36"/>
-          <w:szCs w:val="36"/>
-        </w:rPr>
-      </w:pPr>
-      <w:r>
-        <w:rPr>
-          <w:sz w:val="36"/>
-          <w:szCs w:val="36"/>
+          <w:rFonts w:ascii="Carlito" w:hAnsi="Carlito" w:cs="Carlito"/>
+          <w:sz w:val="32"/>
+          <w:szCs w:val="32"/>
+        </w:rPr>
+      </w:pPr>
+      <w:r>
+        <w:rPr>
+          <w:rFonts w:ascii="Carlito" w:hAnsi="Carlito" w:cs="Carlito"/>
+          <w:sz w:val="32"/>
+          <w:szCs w:val="32"/>
         </w:rPr>
         <w:t># Just go to</w:t>
       </w:r>
       <w:r>
         <w:rPr>
-          <w:b/>
-          <w:bCs/>
-          <w:sz w:val="36"/>
-          <w:szCs w:val="36"/>
+          <w:rFonts w:ascii="Carlito" w:hAnsi="Carlito" w:cs="Carlito"/>
+          <w:b/>
+          <w:bCs/>
+          <w:sz w:val="32"/>
+          <w:szCs w:val="32"/>
         </w:rPr>
         <w:t xml:space="preserve"> body</w:t>
       </w:r>
       <w:r>
         <w:rPr>
-          <w:sz w:val="36"/>
-          <w:szCs w:val="36"/>
+          <w:rFonts w:ascii="Carlito" w:hAnsi="Carlito" w:cs="Carlito"/>
+          <w:sz w:val="32"/>
+          <w:szCs w:val="32"/>
         </w:rPr>
         <w:t xml:space="preserve"> and then select </w:t>
       </w:r>
       <w:r>
         <w:rPr>
-          <w:b/>
-          <w:bCs/>
-          <w:sz w:val="36"/>
-          <w:szCs w:val="36"/>
+          <w:rFonts w:ascii="Carlito" w:hAnsi="Carlito" w:cs="Carlito"/>
+          <w:b/>
+          <w:bCs/>
+          <w:sz w:val="32"/>
+          <w:szCs w:val="32"/>
         </w:rPr>
         <w:t>form-data</w:t>
       </w:r>
       <w:r>
         <w:rPr>
-          <w:sz w:val="36"/>
-          <w:szCs w:val="36"/>
+          <w:rFonts w:ascii="Carlito" w:hAnsi="Carlito" w:cs="Carlito"/>
+          <w:sz w:val="32"/>
+          <w:szCs w:val="32"/>
         </w:rPr>
         <w:t xml:space="preserve">. Then simply </w:t>
       </w:r>
       <w:r>
         <w:rPr>
-          <w:sz w:val="36"/>
-          <w:szCs w:val="36"/>
+          <w:rFonts w:ascii="Carlito" w:hAnsi="Carlito" w:cs="Carlito"/>
+          <w:sz w:val="32"/>
+          <w:szCs w:val="32"/>
         </w:rPr>
         <w:t xml:space="preserve">click on </w:t>
       </w:r>
       <w:r>
         <w:rPr>
-          <w:b/>
-          <w:bCs/>
-          <w:sz w:val="36"/>
-          <w:szCs w:val="36"/>
+          <w:rFonts w:ascii="Carlito" w:hAnsi="Carlito" w:cs="Carlito"/>
+          <w:b/>
+          <w:bCs/>
+          <w:sz w:val="32"/>
+          <w:szCs w:val="32"/>
         </w:rPr>
         <w:t>Text</w:t>
       </w:r>
       <w:r>
         <w:rPr>
-          <w:sz w:val="36"/>
-          <w:szCs w:val="36"/>
+          <w:rFonts w:ascii="Carlito" w:hAnsi="Carlito" w:cs="Carlito"/>
+          <w:sz w:val="32"/>
+          <w:szCs w:val="32"/>
         </w:rPr>
         <w:t xml:space="preserve"> and select</w:t>
       </w:r>
       <w:r>
         <w:rPr>
-          <w:b/>
-          <w:bCs/>
-          <w:sz w:val="36"/>
-          <w:szCs w:val="36"/>
+          <w:rFonts w:ascii="Carlito" w:hAnsi="Carlito" w:cs="Carlito"/>
+          <w:b/>
+          <w:bCs/>
+          <w:sz w:val="32"/>
+          <w:szCs w:val="32"/>
         </w:rPr>
         <w:t xml:space="preserve"> File</w:t>
       </w:r>
       <w:r>
         <w:rPr>
-          <w:sz w:val="36"/>
-          <w:szCs w:val="36"/>
+          <w:rFonts w:ascii="Carlito" w:hAnsi="Carlito" w:cs="Carlito"/>
+          <w:sz w:val="32"/>
+          <w:szCs w:val="32"/>
         </w:rPr>
         <w:t>. Just like that we can upload files or photos to the API or Backend.</w:t>
       </w:r>
@@ -2426,14 +2597,16 @@
       <w:pPr>
         <w:jc w:val="both"/>
         <w:rPr>
-          <w:sz w:val="36"/>
-          <w:szCs w:val="36"/>
-        </w:rPr>
-      </w:pPr>
-      <w:r>
-        <w:rPr>
-          <w:sz w:val="36"/>
-          <w:szCs w:val="36"/>
+          <w:rFonts w:ascii="Carlito" w:hAnsi="Carlito" w:cs="Carlito"/>
+          <w:sz w:val="32"/>
+          <w:szCs w:val="32"/>
+        </w:rPr>
+      </w:pPr>
+      <w:r>
+        <w:rPr>
+          <w:rFonts w:ascii="Carlito" w:hAnsi="Carlito" w:cs="Carlito"/>
+          <w:sz w:val="32"/>
+          <w:szCs w:val="32"/>
         </w:rPr>
         <w:t># The server will save the image and give us a URL of the image which will be then show in the fronted. We can also only upload image here</w:t>
       </w:r>
@@ -2442,18 +2615,20 @@
       <w:pPr>
         <w:jc w:val="both"/>
         <w:rPr>
-          <w:sz w:val="36"/>
-          <w:szCs w:val="36"/>
-        </w:rPr>
-      </w:pPr>
-      <w:r>
-        <w:rPr>
+          <w:rFonts w:ascii="Carlito" w:hAnsi="Carlito" w:cs="Carlito"/>
+          <w:sz w:val="32"/>
+          <w:szCs w:val="32"/>
+        </w:rPr>
+      </w:pPr>
+      <w:r>
+        <w:rPr>
+          <w:rFonts w:ascii="Carlito" w:hAnsi="Carlito" w:cs="Carlito"/>
           <w:noProof/>
-          <w:sz w:val="36"/>
-          <w:szCs w:val="36"/>
+          <w:sz w:val="32"/>
+          <w:szCs w:val="32"/>
         </w:rPr>
         <w:drawing>
-          <wp:anchor distT="0" distB="0" distL="114300" distR="114300" simplePos="0" relativeHeight="251667456" behindDoc="1" locked="0" layoutInCell="1" allowOverlap="1" wp14:anchorId="0D82B111" wp14:editId="3DFDE17C">
+          <wp:anchor distT="0" distB="0" distL="114300" distR="114300" simplePos="0" relativeHeight="251667456" behindDoc="1" locked="0" layoutInCell="1" allowOverlap="1" wp14:anchorId="0D82B111" wp14:editId="181F423E">
             <wp:simplePos x="0" y="0"/>
             <wp:positionH relativeFrom="margin">
               <wp:align>right</wp:align>
@@ -2507,110 +2682,122 @@
       <w:pPr>
         <w:jc w:val="both"/>
         <w:rPr>
-          <w:sz w:val="36"/>
-          <w:szCs w:val="36"/>
-        </w:rPr>
-      </w:pPr>
-    </w:p>
-    <w:p>
-      <w:pPr>
-        <w:jc w:val="both"/>
-        <w:rPr>
-          <w:sz w:val="36"/>
-          <w:szCs w:val="36"/>
-        </w:rPr>
-      </w:pPr>
-    </w:p>
-    <w:p>
-      <w:pPr>
-        <w:jc w:val="both"/>
-        <w:rPr>
-          <w:sz w:val="36"/>
-          <w:szCs w:val="36"/>
-        </w:rPr>
-      </w:pPr>
-    </w:p>
-    <w:p>
-      <w:pPr>
-        <w:jc w:val="both"/>
-        <w:rPr>
-          <w:sz w:val="36"/>
-          <w:szCs w:val="36"/>
-        </w:rPr>
-      </w:pPr>
-    </w:p>
-    <w:p>
-      <w:pPr>
-        <w:jc w:val="both"/>
-        <w:rPr>
-          <w:sz w:val="36"/>
-          <w:szCs w:val="36"/>
-        </w:rPr>
-      </w:pPr>
-    </w:p>
-    <w:p>
-      <w:pPr>
-        <w:jc w:val="both"/>
-        <w:rPr>
-          <w:sz w:val="36"/>
-          <w:szCs w:val="36"/>
-        </w:rPr>
-      </w:pPr>
-    </w:p>
-    <w:p>
-      <w:pPr>
-        <w:jc w:val="both"/>
-        <w:rPr>
-          <w:sz w:val="36"/>
-          <w:szCs w:val="36"/>
-        </w:rPr>
-      </w:pPr>
-    </w:p>
-    <w:p>
-      <w:pPr>
-        <w:jc w:val="both"/>
-        <w:rPr>
-          <w:sz w:val="36"/>
-          <w:szCs w:val="36"/>
-        </w:rPr>
-      </w:pPr>
-    </w:p>
-    <w:p>
-      <w:pPr>
-        <w:jc w:val="both"/>
-        <w:rPr>
-          <w:b/>
-          <w:bCs/>
-          <w:sz w:val="36"/>
-          <w:szCs w:val="36"/>
-        </w:rPr>
-      </w:pPr>
-      <w:r>
-        <w:rPr>
-          <w:b/>
-          <w:bCs/>
-          <w:sz w:val="36"/>
-          <w:szCs w:val="36"/>
+          <w:rFonts w:ascii="Carlito" w:hAnsi="Carlito" w:cs="Carlito"/>
+          <w:sz w:val="32"/>
+          <w:szCs w:val="32"/>
+        </w:rPr>
+      </w:pPr>
+    </w:p>
+    <w:p>
+      <w:pPr>
+        <w:jc w:val="both"/>
+        <w:rPr>
+          <w:rFonts w:ascii="Carlito" w:hAnsi="Carlito" w:cs="Carlito"/>
+          <w:sz w:val="32"/>
+          <w:szCs w:val="32"/>
+        </w:rPr>
+      </w:pPr>
+    </w:p>
+    <w:p>
+      <w:pPr>
+        <w:jc w:val="both"/>
+        <w:rPr>
+          <w:rFonts w:ascii="Carlito" w:hAnsi="Carlito" w:cs="Carlito"/>
+          <w:sz w:val="32"/>
+          <w:szCs w:val="32"/>
+        </w:rPr>
+      </w:pPr>
+    </w:p>
+    <w:p>
+      <w:pPr>
+        <w:jc w:val="both"/>
+        <w:rPr>
+          <w:rFonts w:ascii="Carlito" w:hAnsi="Carlito" w:cs="Carlito"/>
+          <w:sz w:val="32"/>
+          <w:szCs w:val="32"/>
+        </w:rPr>
+      </w:pPr>
+    </w:p>
+    <w:p>
+      <w:pPr>
+        <w:jc w:val="both"/>
+        <w:rPr>
+          <w:rFonts w:ascii="Carlito" w:hAnsi="Carlito" w:cs="Carlito"/>
+          <w:sz w:val="32"/>
+          <w:szCs w:val="32"/>
+        </w:rPr>
+      </w:pPr>
+    </w:p>
+    <w:p>
+      <w:pPr>
+        <w:jc w:val="both"/>
+        <w:rPr>
+          <w:rFonts w:ascii="Carlito" w:hAnsi="Carlito" w:cs="Carlito"/>
+          <w:sz w:val="32"/>
+          <w:szCs w:val="32"/>
+        </w:rPr>
+      </w:pPr>
+    </w:p>
+    <w:p>
+      <w:pPr>
+        <w:jc w:val="both"/>
+        <w:rPr>
+          <w:rFonts w:ascii="Carlito" w:hAnsi="Carlito" w:cs="Carlito"/>
+          <w:sz w:val="32"/>
+          <w:szCs w:val="32"/>
+        </w:rPr>
+      </w:pPr>
+    </w:p>
+    <w:p>
+      <w:pPr>
+        <w:jc w:val="both"/>
+        <w:rPr>
+          <w:rFonts w:ascii="Carlito" w:hAnsi="Carlito" w:cs="Carlito"/>
+          <w:sz w:val="32"/>
+          <w:szCs w:val="32"/>
+        </w:rPr>
+      </w:pPr>
+    </w:p>
+    <w:p>
+      <w:pPr>
+        <w:jc w:val="both"/>
+        <w:rPr>
+          <w:rFonts w:ascii="Carlito" w:hAnsi="Carlito" w:cs="Carlito"/>
+          <w:b/>
+          <w:bCs/>
+          <w:sz w:val="32"/>
+          <w:szCs w:val="32"/>
+        </w:rPr>
+      </w:pPr>
+      <w:r>
+        <w:rPr>
+          <w:rFonts w:ascii="Carlito" w:hAnsi="Carlito" w:cs="Carlito"/>
+          <w:b/>
+          <w:bCs/>
+          <w:sz w:val="32"/>
+          <w:szCs w:val="32"/>
         </w:rPr>
         <w:t>x-www-form-</w:t>
       </w:r>
       <w:proofErr w:type="spellStart"/>
       <w:r>
         <w:rPr>
-          <w:b/>
-          <w:bCs/>
-          <w:sz w:val="36"/>
-          <w:szCs w:val="36"/>
+          <w:rFonts w:ascii="Carlito" w:hAnsi="Carlito" w:cs="Carlito"/>
+          <w:b/>
+          <w:bCs/>
+          <w:sz w:val="32"/>
+          <w:szCs w:val="32"/>
         </w:rPr>
         <w:t>urlencoded</w:t>
       </w:r>
       <w:proofErr w:type="spellEnd"/>
       <w:r>
         <w:rPr>
-          <w:b/>
-          <w:bCs/>
-          <w:sz w:val="36"/>
-          <w:szCs w:val="36"/>
+          <w:rFonts w:ascii="Carlito" w:hAnsi="Carlito" w:cs="Carlito"/>
+          <w:b/>
+          <w:bCs/>
+          <w:sz w:val="32"/>
+          <w:szCs w:val="32"/>
         </w:rPr>
         <w:t xml:space="preserve"> in Postman:</w:t>
       </w:r>
@@ -2619,100 +2806,88 @@
       <w:pPr>
         <w:jc w:val="both"/>
         <w:rPr>
-          <w:sz w:val="36"/>
-          <w:szCs w:val="36"/>
-        </w:rPr>
-      </w:pPr>
-      <w:r>
-        <w:rPr>
-          <w:sz w:val="36"/>
-          <w:szCs w:val="36"/>
-        </w:rPr>
-        <w:lastRenderedPageBreak/>
+          <w:rFonts w:ascii="Carlito" w:hAnsi="Carlito" w:cs="Carlito"/>
+          <w:sz w:val="32"/>
+          <w:szCs w:val="32"/>
+        </w:rPr>
+      </w:pPr>
+      <w:r>
+        <w:rPr>
+          <w:rFonts w:ascii="Carlito" w:hAnsi="Carlito" w:cs="Carlito"/>
+          <w:sz w:val="32"/>
+          <w:szCs w:val="32"/>
+        </w:rPr>
         <w:t xml:space="preserve"># </w:t>
       </w:r>
       <w:r>
         <w:rPr>
-          <w:b/>
-          <w:bCs/>
-          <w:sz w:val="36"/>
-          <w:szCs w:val="36"/>
+          <w:rFonts w:ascii="Carlito" w:hAnsi="Carlito" w:cs="Carlito"/>
+          <w:b/>
+          <w:bCs/>
+          <w:sz w:val="32"/>
+          <w:szCs w:val="32"/>
         </w:rPr>
         <w:t>application/x-www-form-</w:t>
       </w:r>
       <w:proofErr w:type="spellStart"/>
       <w:r>
         <w:rPr>
-          <w:b/>
-          <w:bCs/>
-          <w:sz w:val="36"/>
-          <w:szCs w:val="36"/>
+          <w:rFonts w:ascii="Carlito" w:hAnsi="Carlito" w:cs="Carlito"/>
+          <w:b/>
+          <w:bCs/>
+          <w:sz w:val="32"/>
+          <w:szCs w:val="32"/>
         </w:rPr>
         <w:t>urlencoded</w:t>
       </w:r>
       <w:proofErr w:type="spellEnd"/>
       <w:r>
         <w:rPr>
-          <w:sz w:val="36"/>
-          <w:szCs w:val="36"/>
-        </w:rPr>
-        <w:t xml:space="preserve"> is a Content-Type header used to send data to a server</w:t>
-      </w:r>
-      <w:r>
-        <w:rPr>
-          <w:sz w:val="36"/>
-          <w:szCs w:val="36"/>
-        </w:rPr>
-        <w:t xml:space="preserve"> and</w:t>
-      </w:r>
-      <w:r>
-        <w:rPr>
-          <w:sz w:val="36"/>
-          <w:szCs w:val="36"/>
-        </w:rPr>
-        <w:t xml:space="preserve"> is the default method used by HTML forms</w:t>
-      </w:r>
-      <w:r>
-        <w:rPr>
-          <w:sz w:val="36"/>
-          <w:szCs w:val="36"/>
-        </w:rPr>
-        <w:t xml:space="preserve">. </w:t>
-      </w:r>
-    </w:p>
-    <w:p>
-      <w:pPr>
-        <w:jc w:val="both"/>
-        <w:rPr>
-          <w:sz w:val="36"/>
-          <w:szCs w:val="36"/>
-        </w:rPr>
-      </w:pPr>
-      <w:r>
-        <w:rPr>
-          <w:sz w:val="36"/>
-          <w:szCs w:val="36"/>
+          <w:rFonts w:ascii="Carlito" w:hAnsi="Carlito" w:cs="Carlito"/>
+          <w:sz w:val="32"/>
+          <w:szCs w:val="32"/>
+        </w:rPr>
+        <w:t xml:space="preserve"> is a Content-Type header used to send data to a server and is the default method used by HTML forms. </w:t>
+      </w:r>
+    </w:p>
+    <w:p>
+      <w:pPr>
+        <w:jc w:val="both"/>
+        <w:rPr>
+          <w:rFonts w:ascii="Carlito" w:hAnsi="Carlito" w:cs="Carlito"/>
+          <w:sz w:val="32"/>
+          <w:szCs w:val="32"/>
+        </w:rPr>
+      </w:pPr>
+      <w:r>
+        <w:rPr>
+          <w:rFonts w:ascii="Carlito" w:hAnsi="Carlito" w:cs="Carlito"/>
+          <w:sz w:val="32"/>
+          <w:szCs w:val="32"/>
         </w:rPr>
         <w:t xml:space="preserve"># </w:t>
       </w:r>
       <w:r>
         <w:rPr>
-          <w:sz w:val="36"/>
-          <w:szCs w:val="36"/>
+          <w:rFonts w:ascii="Carlito" w:hAnsi="Carlito" w:cs="Carlito"/>
+          <w:sz w:val="32"/>
+          <w:szCs w:val="32"/>
         </w:rPr>
         <w:t>Use</w:t>
       </w:r>
       <w:r>
         <w:rPr>
-          <w:sz w:val="36"/>
-          <w:szCs w:val="36"/>
+          <w:rFonts w:ascii="Carlito" w:hAnsi="Carlito" w:cs="Carlito"/>
+          <w:sz w:val="32"/>
+          <w:szCs w:val="32"/>
         </w:rPr>
         <w:t>ful when we</w:t>
       </w:r>
       <w:r>
         <w:rPr>
-          <w:sz w:val="36"/>
-          <w:szCs w:val="36"/>
+          <w:rFonts w:ascii="Carlito" w:hAnsi="Carlito" w:cs="Carlito"/>
+          <w:sz w:val="32"/>
+          <w:szCs w:val="32"/>
         </w:rPr>
         <w:t xml:space="preserve"> are building a simple website where a standard HTML &lt;form&gt; is submitting data.</w:t>
       </w:r>
@@ -2721,21 +2896,24 @@
       <w:pPr>
         <w:jc w:val="both"/>
         <w:rPr>
-          <w:sz w:val="36"/>
-          <w:szCs w:val="36"/>
-        </w:rPr>
-      </w:pPr>
-      <w:r>
-        <w:rPr>
-          <w:sz w:val="36"/>
-          <w:szCs w:val="36"/>
+          <w:rFonts w:ascii="Carlito" w:hAnsi="Carlito" w:cs="Carlito"/>
+          <w:sz w:val="32"/>
+          <w:szCs w:val="32"/>
+        </w:rPr>
+      </w:pPr>
+      <w:r>
+        <w:rPr>
+          <w:rFonts w:ascii="Carlito" w:hAnsi="Carlito" w:cs="Carlito"/>
+          <w:sz w:val="32"/>
+          <w:szCs w:val="32"/>
         </w:rPr>
         <w:t># Also needed when</w:t>
       </w:r>
       <w:r>
         <w:rPr>
-          <w:sz w:val="36"/>
-          <w:szCs w:val="36"/>
+          <w:rFonts w:ascii="Carlito" w:hAnsi="Carlito" w:cs="Carlito"/>
+          <w:sz w:val="32"/>
+          <w:szCs w:val="32"/>
         </w:rPr>
         <w:t xml:space="preserve"> integrating with older "legacy" APIs (like some OAuth2 implementations).</w:t>
       </w:r>
@@ -2744,63 +2922,72 @@
       <w:pPr>
         <w:jc w:val="both"/>
         <w:rPr>
-          <w:sz w:val="36"/>
-          <w:szCs w:val="36"/>
-        </w:rPr>
-      </w:pPr>
-      <w:r>
-        <w:rPr>
-          <w:sz w:val="36"/>
-          <w:szCs w:val="36"/>
+          <w:rFonts w:ascii="Carlito" w:hAnsi="Carlito" w:cs="Carlito"/>
+          <w:sz w:val="32"/>
+          <w:szCs w:val="32"/>
+        </w:rPr>
+      </w:pPr>
+      <w:r>
+        <w:rPr>
+          <w:rFonts w:ascii="Carlito" w:hAnsi="Carlito" w:cs="Carlito"/>
+          <w:sz w:val="32"/>
+          <w:szCs w:val="32"/>
         </w:rPr>
         <w:t># But a</w:t>
       </w:r>
       <w:r>
         <w:rPr>
-          <w:sz w:val="36"/>
-          <w:szCs w:val="36"/>
+          <w:rFonts w:ascii="Carlito" w:hAnsi="Carlito" w:cs="Carlito"/>
+          <w:sz w:val="32"/>
+          <w:szCs w:val="32"/>
         </w:rPr>
         <w:t xml:space="preserve">void it if </w:t>
       </w:r>
       <w:r>
         <w:rPr>
-          <w:sz w:val="36"/>
-          <w:szCs w:val="36"/>
+          <w:rFonts w:ascii="Carlito" w:hAnsi="Carlito" w:cs="Carlito"/>
+          <w:sz w:val="32"/>
+          <w:szCs w:val="32"/>
         </w:rPr>
         <w:t>we</w:t>
       </w:r>
       <w:r>
         <w:rPr>
-          <w:sz w:val="36"/>
-          <w:szCs w:val="36"/>
+          <w:rFonts w:ascii="Carlito" w:hAnsi="Carlito" w:cs="Carlito"/>
+          <w:sz w:val="32"/>
+          <w:szCs w:val="32"/>
         </w:rPr>
         <w:t xml:space="preserve"> need to send complex, nested data (like a list of objects). For that, use JSON.</w:t>
       </w:r>
       <w:r>
         <w:rPr>
-          <w:sz w:val="36"/>
-          <w:szCs w:val="36"/>
+          <w:rFonts w:ascii="Carlito" w:hAnsi="Carlito" w:cs="Carlito"/>
+          <w:sz w:val="32"/>
+          <w:szCs w:val="32"/>
         </w:rPr>
         <w:t xml:space="preserve"> Also a</w:t>
       </w:r>
       <w:r>
         <w:rPr>
-          <w:sz w:val="36"/>
-          <w:szCs w:val="36"/>
+          <w:rFonts w:ascii="Carlito" w:hAnsi="Carlito" w:cs="Carlito"/>
+          <w:sz w:val="32"/>
+          <w:szCs w:val="32"/>
         </w:rPr>
         <w:t xml:space="preserve">void it if </w:t>
       </w:r>
       <w:r>
         <w:rPr>
-          <w:sz w:val="36"/>
-          <w:szCs w:val="36"/>
+          <w:rFonts w:ascii="Carlito" w:hAnsi="Carlito" w:cs="Carlito"/>
+          <w:sz w:val="32"/>
+          <w:szCs w:val="32"/>
         </w:rPr>
         <w:t>we</w:t>
       </w:r>
       <w:r>
         <w:rPr>
-          <w:sz w:val="36"/>
-          <w:szCs w:val="36"/>
+          <w:rFonts w:ascii="Carlito" w:hAnsi="Carlito" w:cs="Carlito"/>
+          <w:sz w:val="32"/>
+          <w:szCs w:val="32"/>
         </w:rPr>
         <w:t xml:space="preserve"> need to upload a profile picture or a PDF. For that, use form-data.</w:t>
       </w:r>
@@ -2809,18 +2996,20 @@
       <w:pPr>
         <w:jc w:val="both"/>
         <w:rPr>
-          <w:sz w:val="36"/>
-          <w:szCs w:val="36"/>
-        </w:rPr>
-      </w:pPr>
-      <w:r>
-        <w:rPr>
+          <w:rFonts w:ascii="Carlito" w:hAnsi="Carlito" w:cs="Carlito"/>
+          <w:sz w:val="32"/>
+          <w:szCs w:val="32"/>
+        </w:rPr>
+      </w:pPr>
+      <w:r>
+        <w:rPr>
+          <w:rFonts w:ascii="Carlito" w:hAnsi="Carlito" w:cs="Carlito"/>
           <w:noProof/>
-          <w:sz w:val="36"/>
-          <w:szCs w:val="36"/>
+          <w:sz w:val="32"/>
+          <w:szCs w:val="32"/>
         </w:rPr>
         <w:drawing>
-          <wp:anchor distT="0" distB="0" distL="114300" distR="114300" simplePos="0" relativeHeight="251668480" behindDoc="1" locked="0" layoutInCell="1" allowOverlap="1" wp14:anchorId="4258DAEB" wp14:editId="707119F6">
+          <wp:anchor distT="0" distB="0" distL="114300" distR="114300" simplePos="0" relativeHeight="251668480" behindDoc="1" locked="0" layoutInCell="1" allowOverlap="1" wp14:anchorId="4258DAEB" wp14:editId="6356E86B">
             <wp:simplePos x="0" y="0"/>
             <wp:positionH relativeFrom="column">
               <wp:posOffset>0</wp:posOffset>
@@ -2880,91 +3069,102 @@
       <w:pPr>
         <w:jc w:val="both"/>
         <w:rPr>
-          <w:sz w:val="36"/>
-          <w:szCs w:val="36"/>
-        </w:rPr>
-      </w:pPr>
-    </w:p>
-    <w:p>
-      <w:pPr>
-        <w:jc w:val="both"/>
-        <w:rPr>
-          <w:sz w:val="36"/>
-          <w:szCs w:val="36"/>
-        </w:rPr>
-      </w:pPr>
-    </w:p>
-    <w:p>
-      <w:pPr>
-        <w:jc w:val="both"/>
-        <w:rPr>
-          <w:sz w:val="36"/>
-          <w:szCs w:val="36"/>
-        </w:rPr>
-      </w:pPr>
-    </w:p>
-    <w:p>
-      <w:pPr>
-        <w:jc w:val="both"/>
-        <w:rPr>
-          <w:sz w:val="36"/>
-          <w:szCs w:val="36"/>
-        </w:rPr>
-      </w:pPr>
-    </w:p>
-    <w:p>
-      <w:pPr>
-        <w:jc w:val="both"/>
-        <w:rPr>
-          <w:sz w:val="36"/>
-          <w:szCs w:val="36"/>
-        </w:rPr>
-      </w:pPr>
-    </w:p>
-    <w:p>
-      <w:pPr>
-        <w:jc w:val="both"/>
-        <w:rPr>
-          <w:sz w:val="36"/>
-          <w:szCs w:val="36"/>
-        </w:rPr>
-      </w:pPr>
-    </w:p>
-    <w:p>
-      <w:pPr>
-        <w:jc w:val="both"/>
-        <w:rPr>
-          <w:sz w:val="36"/>
-          <w:szCs w:val="36"/>
-        </w:rPr>
-      </w:pPr>
-    </w:p>
-    <w:p>
-      <w:pPr>
-        <w:jc w:val="both"/>
-        <w:rPr>
-          <w:sz w:val="36"/>
-          <w:szCs w:val="36"/>
-        </w:rPr>
-      </w:pPr>
-    </w:p>
-    <w:p>
-      <w:pPr>
-        <w:jc w:val="both"/>
-        <w:rPr>
-          <w:b/>
-          <w:bCs/>
-          <w:sz w:val="36"/>
-          <w:szCs w:val="36"/>
-        </w:rPr>
-      </w:pPr>
-      <w:r>
-        <w:rPr>
-          <w:b/>
-          <w:bCs/>
-          <w:sz w:val="36"/>
-          <w:szCs w:val="36"/>
-        </w:rPr>
+          <w:rFonts w:ascii="Carlito" w:hAnsi="Carlito" w:cs="Carlito"/>
+          <w:sz w:val="32"/>
+          <w:szCs w:val="32"/>
+        </w:rPr>
+      </w:pPr>
+    </w:p>
+    <w:p>
+      <w:pPr>
+        <w:jc w:val="both"/>
+        <w:rPr>
+          <w:rFonts w:ascii="Carlito" w:hAnsi="Carlito" w:cs="Carlito"/>
+          <w:sz w:val="32"/>
+          <w:szCs w:val="32"/>
+        </w:rPr>
+      </w:pPr>
+    </w:p>
+    <w:p>
+      <w:pPr>
+        <w:jc w:val="both"/>
+        <w:rPr>
+          <w:rFonts w:ascii="Carlito" w:hAnsi="Carlito" w:cs="Carlito"/>
+          <w:sz w:val="32"/>
+          <w:szCs w:val="32"/>
+        </w:rPr>
+      </w:pPr>
+    </w:p>
+    <w:p>
+      <w:pPr>
+        <w:jc w:val="both"/>
+        <w:rPr>
+          <w:rFonts w:ascii="Carlito" w:hAnsi="Carlito" w:cs="Carlito"/>
+          <w:sz w:val="32"/>
+          <w:szCs w:val="32"/>
+        </w:rPr>
+      </w:pPr>
+    </w:p>
+    <w:p>
+      <w:pPr>
+        <w:jc w:val="both"/>
+        <w:rPr>
+          <w:rFonts w:ascii="Carlito" w:hAnsi="Carlito" w:cs="Carlito"/>
+          <w:sz w:val="32"/>
+          <w:szCs w:val="32"/>
+        </w:rPr>
+      </w:pPr>
+    </w:p>
+    <w:p>
+      <w:pPr>
+        <w:jc w:val="both"/>
+        <w:rPr>
+          <w:rFonts w:ascii="Carlito" w:hAnsi="Carlito" w:cs="Carlito"/>
+          <w:sz w:val="32"/>
+          <w:szCs w:val="32"/>
+        </w:rPr>
+      </w:pPr>
+    </w:p>
+    <w:p>
+      <w:pPr>
+        <w:jc w:val="both"/>
+        <w:rPr>
+          <w:rFonts w:ascii="Carlito" w:hAnsi="Carlito" w:cs="Carlito"/>
+          <w:sz w:val="32"/>
+          <w:szCs w:val="32"/>
+        </w:rPr>
+      </w:pPr>
+    </w:p>
+    <w:p>
+      <w:pPr>
+        <w:jc w:val="both"/>
+        <w:rPr>
+          <w:rFonts w:ascii="Carlito" w:hAnsi="Carlito" w:cs="Carlito"/>
+          <w:sz w:val="32"/>
+          <w:szCs w:val="32"/>
+        </w:rPr>
+      </w:pPr>
+    </w:p>
+    <w:p>
+      <w:pPr>
+        <w:jc w:val="both"/>
+        <w:rPr>
+          <w:rFonts w:ascii="Carlito" w:hAnsi="Carlito" w:cs="Carlito"/>
+          <w:b/>
+          <w:bCs/>
+          <w:sz w:val="32"/>
+          <w:szCs w:val="32"/>
+        </w:rPr>
+      </w:pPr>
+      <w:r>
+        <w:rPr>
+          <w:rFonts w:ascii="Carlito" w:hAnsi="Carlito" w:cs="Carlito"/>
+          <w:b/>
+          <w:bCs/>
+          <w:sz w:val="32"/>
+          <w:szCs w:val="32"/>
+        </w:rPr>
+        <w:lastRenderedPageBreak/>
         <w:t>Set Collection Variables:</w:t>
       </w:r>
     </w:p>
@@ -2972,14 +3172,16 @@
       <w:pPr>
         <w:jc w:val="both"/>
         <w:rPr>
-          <w:sz w:val="36"/>
-          <w:szCs w:val="36"/>
-        </w:rPr>
-      </w:pPr>
-      <w:r>
-        <w:rPr>
-          <w:sz w:val="36"/>
-          <w:szCs w:val="36"/>
+          <w:rFonts w:ascii="Carlito" w:hAnsi="Carlito" w:cs="Carlito"/>
+          <w:sz w:val="32"/>
+          <w:szCs w:val="32"/>
+        </w:rPr>
+      </w:pPr>
+      <w:r>
+        <w:rPr>
+          <w:rFonts w:ascii="Carlito" w:hAnsi="Carlito" w:cs="Carlito"/>
+          <w:sz w:val="32"/>
+          <w:szCs w:val="32"/>
         </w:rPr>
         <w:t># Instead of repeating the base URL in every single request file we can make it a variable instead.</w:t>
       </w:r>
@@ -2988,31 +3190,34 @@
       <w:pPr>
         <w:jc w:val="both"/>
         <w:rPr>
-          <w:sz w:val="36"/>
-          <w:szCs w:val="36"/>
-        </w:rPr>
-      </w:pPr>
-      <w:r>
-        <w:rPr>
-          <w:sz w:val="36"/>
-          <w:szCs w:val="36"/>
-        </w:rPr>
-        <w:lastRenderedPageBreak/>
+          <w:rFonts w:ascii="Carlito" w:hAnsi="Carlito" w:cs="Carlito"/>
+          <w:sz w:val="32"/>
+          <w:szCs w:val="32"/>
+        </w:rPr>
+      </w:pPr>
+      <w:r>
+        <w:rPr>
+          <w:rFonts w:ascii="Carlito" w:hAnsi="Carlito" w:cs="Carlito"/>
+          <w:sz w:val="32"/>
+          <w:szCs w:val="32"/>
+        </w:rPr>
         <w:t xml:space="preserve"># To do that select all in the URL bar and right click and then select </w:t>
       </w:r>
       <w:r>
         <w:rPr>
-          <w:b/>
-          <w:bCs/>
-          <w:sz w:val="36"/>
-          <w:szCs w:val="36"/>
+          <w:rFonts w:ascii="Carlito" w:hAnsi="Carlito" w:cs="Carlito"/>
+          <w:b/>
+          <w:bCs/>
+          <w:sz w:val="32"/>
+          <w:szCs w:val="32"/>
         </w:rPr>
         <w:t>Set as variable</w:t>
       </w:r>
       <w:r>
         <w:rPr>
-          <w:sz w:val="36"/>
-          <w:szCs w:val="36"/>
+          <w:rFonts w:ascii="Carlito" w:hAnsi="Carlito" w:cs="Carlito"/>
+          <w:sz w:val="32"/>
+          <w:szCs w:val="32"/>
         </w:rPr>
         <w:t>, then set the variable name and scope (for Collection, Global, Environment or Vault). Usually, the scope is collection so it can be used throughout that testing collection in any request file</w:t>
       </w:r>
@@ -3021,30 +3226,34 @@
       <w:pPr>
         <w:jc w:val="both"/>
         <w:rPr>
-          <w:sz w:val="36"/>
-          <w:szCs w:val="36"/>
-        </w:rPr>
-      </w:pPr>
-      <w:r>
-        <w:rPr>
-          <w:sz w:val="36"/>
-          <w:szCs w:val="36"/>
+          <w:rFonts w:ascii="Carlito" w:hAnsi="Carlito" w:cs="Carlito"/>
+          <w:sz w:val="32"/>
+          <w:szCs w:val="32"/>
+        </w:rPr>
+      </w:pPr>
+      <w:r>
+        <w:rPr>
+          <w:rFonts w:ascii="Carlito" w:hAnsi="Carlito" w:cs="Carlito"/>
+          <w:sz w:val="32"/>
+          <w:szCs w:val="32"/>
         </w:rPr>
         <w:t xml:space="preserve"># Or go to Collection and then go to </w:t>
       </w:r>
       <w:r>
         <w:rPr>
-          <w:b/>
-          <w:bCs/>
-          <w:sz w:val="36"/>
-          <w:szCs w:val="36"/>
+          <w:rFonts w:ascii="Carlito" w:hAnsi="Carlito" w:cs="Carlito"/>
+          <w:b/>
+          <w:bCs/>
+          <w:sz w:val="32"/>
+          <w:szCs w:val="32"/>
         </w:rPr>
         <w:t>Variables</w:t>
       </w:r>
       <w:r>
         <w:rPr>
-          <w:sz w:val="36"/>
-          <w:szCs w:val="36"/>
+          <w:rFonts w:ascii="Carlito" w:hAnsi="Carlito" w:cs="Carlito"/>
+          <w:sz w:val="32"/>
+          <w:szCs w:val="32"/>
         </w:rPr>
         <w:t xml:space="preserve"> section and create a new variable with a value</w:t>
       </w:r>
@@ -3053,43 +3262,48 @@
       <w:pPr>
         <w:jc w:val="both"/>
         <w:rPr>
-          <w:sz w:val="36"/>
-          <w:szCs w:val="36"/>
-        </w:rPr>
-      </w:pPr>
-      <w:r>
-        <w:rPr>
-          <w:sz w:val="36"/>
-          <w:szCs w:val="36"/>
+          <w:rFonts w:ascii="Carlito" w:hAnsi="Carlito" w:cs="Carlito"/>
+          <w:sz w:val="32"/>
+          <w:szCs w:val="32"/>
+        </w:rPr>
+      </w:pPr>
+      <w:r>
+        <w:rPr>
+          <w:rFonts w:ascii="Carlito" w:hAnsi="Carlito" w:cs="Carlito"/>
+          <w:sz w:val="32"/>
+          <w:szCs w:val="32"/>
         </w:rPr>
         <w:t># Then we can use the variable like this</w:t>
       </w:r>
       <w:r>
         <w:rPr>
-          <w:b/>
-          <w:bCs/>
-          <w:sz w:val="36"/>
-          <w:szCs w:val="36"/>
+          <w:rFonts w:ascii="Carlito" w:hAnsi="Carlito" w:cs="Carlito"/>
+          <w:b/>
+          <w:bCs/>
+          <w:sz w:val="32"/>
+          <w:szCs w:val="32"/>
         </w:rPr>
         <w:t xml:space="preserve"> {{</w:t>
       </w:r>
       <w:proofErr w:type="spellStart"/>
       <w:r>
         <w:rPr>
-          <w:b/>
-          <w:bCs/>
-          <w:sz w:val="36"/>
-          <w:szCs w:val="36"/>
+          <w:rFonts w:ascii="Carlito" w:hAnsi="Carlito" w:cs="Carlito"/>
+          <w:b/>
+          <w:bCs/>
+          <w:sz w:val="32"/>
+          <w:szCs w:val="32"/>
         </w:rPr>
         <w:t>BaseURL</w:t>
       </w:r>
       <w:proofErr w:type="spellEnd"/>
       <w:r>
         <w:rPr>
-          <w:b/>
-          <w:bCs/>
-          <w:sz w:val="36"/>
-          <w:szCs w:val="36"/>
+          <w:rFonts w:ascii="Carlito" w:hAnsi="Carlito" w:cs="Carlito"/>
+          <w:b/>
+          <w:bCs/>
+          <w:sz w:val="32"/>
+          <w:szCs w:val="32"/>
         </w:rPr>
         <w:t>}}</w:t>
       </w:r>
@@ -3098,23 +3312,27 @@
       <w:pPr>
         <w:jc w:val="both"/>
         <w:rPr>
-          <w:sz w:val="36"/>
-          <w:szCs w:val="36"/>
-        </w:rPr>
-      </w:pPr>
-    </w:p>
-    <w:p>
-      <w:pPr>
-        <w:jc w:val="both"/>
-        <w:rPr>
-          <w:sz w:val="36"/>
-          <w:szCs w:val="36"/>
-        </w:rPr>
-      </w:pPr>
-      <w:r>
-        <w:rPr>
-          <w:sz w:val="36"/>
-          <w:szCs w:val="36"/>
+          <w:rFonts w:ascii="Carlito" w:hAnsi="Carlito" w:cs="Carlito"/>
+          <w:sz w:val="32"/>
+          <w:szCs w:val="32"/>
+        </w:rPr>
+      </w:pPr>
+    </w:p>
+    <w:p>
+      <w:pPr>
+        <w:jc w:val="both"/>
+        <w:rPr>
+          <w:rFonts w:ascii="Carlito" w:hAnsi="Carlito" w:cs="Carlito"/>
+          <w:sz w:val="32"/>
+          <w:szCs w:val="32"/>
+        </w:rPr>
+      </w:pPr>
+      <w:r>
+        <w:rPr>
+          <w:rFonts w:ascii="Carlito" w:hAnsi="Carlito" w:cs="Carlito"/>
+          <w:noProof/>
+          <w:sz w:val="32"/>
+          <w:szCs w:val="32"/>
         </w:rPr>
         <w:drawing>
           <wp:inline distT="0" distB="0" distL="0" distR="0" wp14:anchorId="31D046CD" wp14:editId="10BAA38E">
@@ -3164,8 +3382,9 @@
       <w:pPr>
         <w:jc w:val="both"/>
         <w:rPr>
-          <w:sz w:val="36"/>
-          <w:szCs w:val="36"/>
+          <w:rFonts w:ascii="Carlito" w:hAnsi="Carlito" w:cs="Carlito"/>
+          <w:sz w:val="32"/>
+          <w:szCs w:val="32"/>
         </w:rPr>
       </w:pPr>
     </w:p>

--- a/post_man_and_api_tester/pm1_postman_basics.docx
+++ b/post_man_and_api_tester/pm1_postman_basics.docx
@@ -6,20 +6,20 @@
       <w:pPr>
         <w:jc w:val="center"/>
         <w:rPr>
-          <w:rFonts w:ascii="Carlito" w:hAnsi="Carlito" w:cs="Carlito"/>
-          <w:b/>
-          <w:bCs/>
-          <w:sz w:val="40"/>
-          <w:szCs w:val="40"/>
-        </w:rPr>
-      </w:pPr>
-      <w:r>
-        <w:rPr>
-          <w:rFonts w:ascii="Carlito" w:hAnsi="Carlito" w:cs="Carlito"/>
-          <w:b/>
-          <w:bCs/>
-          <w:sz w:val="40"/>
-          <w:szCs w:val="40"/>
+          <w:rFonts w:ascii="Calibri" w:hAnsi="Calibri" w:cs="Calibri"/>
+          <w:b/>
+          <w:bCs/>
+          <w:sz w:val="44"/>
+          <w:szCs w:val="44"/>
+        </w:rPr>
+      </w:pPr>
+      <w:r>
+        <w:rPr>
+          <w:rFonts w:ascii="Calibri" w:hAnsi="Calibri" w:cs="Calibri"/>
+          <w:b/>
+          <w:bCs/>
+          <w:sz w:val="44"/>
+          <w:szCs w:val="44"/>
         </w:rPr>
         <w:t>INDEX</w:t>
       </w:r>
@@ -28,7 +28,7 @@
       <w:pPr>
         <w:jc w:val="both"/>
         <w:rPr>
-          <w:rFonts w:ascii="Carlito" w:hAnsi="Carlito" w:cs="Carlito"/>
+          <w:rFonts w:ascii="Calibri" w:hAnsi="Calibri" w:cs="Calibri"/>
           <w:sz w:val="32"/>
           <w:szCs w:val="32"/>
         </w:rPr>
@@ -38,14 +38,14 @@
       <w:pPr>
         <w:jc w:val="both"/>
         <w:rPr>
-          <w:rFonts w:ascii="Carlito" w:hAnsi="Carlito" w:cs="Carlito"/>
+          <w:rFonts w:ascii="Calibri" w:hAnsi="Calibri" w:cs="Calibri"/>
           <w:sz w:val="32"/>
           <w:szCs w:val="32"/>
         </w:rPr>
       </w:pPr>
       <w:r>
         <w:rPr>
-          <w:rFonts w:ascii="Carlito" w:hAnsi="Carlito" w:cs="Carlito"/>
+          <w:rFonts w:ascii="Calibri" w:hAnsi="Calibri" w:cs="Calibri"/>
           <w:sz w:val="32"/>
           <w:szCs w:val="32"/>
         </w:rPr>
@@ -56,20 +56,20 @@
       <w:pPr>
         <w:jc w:val="both"/>
         <w:rPr>
-          <w:rFonts w:ascii="Carlito" w:hAnsi="Carlito" w:cs="Carlito"/>
-          <w:b/>
-          <w:bCs/>
-          <w:sz w:val="32"/>
-          <w:szCs w:val="32"/>
-        </w:rPr>
-      </w:pPr>
-      <w:r>
-        <w:rPr>
-          <w:rFonts w:ascii="Carlito" w:hAnsi="Carlito" w:cs="Carlito"/>
-          <w:b/>
-          <w:bCs/>
-          <w:sz w:val="32"/>
-          <w:szCs w:val="32"/>
+          <w:rFonts w:ascii="Calibri" w:hAnsi="Calibri" w:cs="Calibri"/>
+          <w:b/>
+          <w:bCs/>
+          <w:sz w:val="36"/>
+          <w:szCs w:val="36"/>
+        </w:rPr>
+      </w:pPr>
+      <w:r>
+        <w:rPr>
+          <w:rFonts w:ascii="Calibri" w:hAnsi="Calibri" w:cs="Calibri"/>
+          <w:b/>
+          <w:bCs/>
+          <w:sz w:val="36"/>
+          <w:szCs w:val="36"/>
         </w:rPr>
         <w:lastRenderedPageBreak/>
         <w:t>Post Man Basics:</w:t>
@@ -79,87 +79,49 @@
       <w:pPr>
         <w:jc w:val="both"/>
         <w:rPr>
-          <w:rFonts w:ascii="Carlito" w:hAnsi="Carlito" w:cs="Carlito"/>
-          <w:sz w:val="32"/>
-          <w:szCs w:val="32"/>
-        </w:rPr>
-      </w:pPr>
-      <w:r>
-        <w:rPr>
-          <w:rFonts w:ascii="Carlito" w:hAnsi="Carlito" w:cs="Carlito"/>
-          <w:sz w:val="32"/>
-          <w:szCs w:val="32"/>
+          <w:rFonts w:ascii="Calibri" w:hAnsi="Calibri" w:cs="Calibri"/>
+          <w:sz w:val="36"/>
+          <w:szCs w:val="36"/>
+        </w:rPr>
+      </w:pPr>
+      <w:r>
+        <w:rPr>
+          <w:rFonts w:ascii="Calibri" w:hAnsi="Calibri" w:cs="Calibri"/>
+          <w:sz w:val="36"/>
+          <w:szCs w:val="36"/>
         </w:rPr>
         <w:t># First create an account in post man.</w:t>
       </w:r>
       <w:r>
         <w:rPr>
-          <w:rFonts w:ascii="Carlito" w:hAnsi="Carlito" w:cs="Carlito"/>
-          <w:sz w:val="32"/>
-          <w:szCs w:val="32"/>
+          <w:rFonts w:ascii="Calibri" w:hAnsi="Calibri" w:cs="Calibri"/>
+          <w:sz w:val="36"/>
+          <w:szCs w:val="36"/>
         </w:rPr>
         <w:t xml:space="preserve"> Then go to workspaces</w:t>
       </w:r>
       <w:r>
         <w:rPr>
-          <w:rFonts w:ascii="Carlito" w:hAnsi="Carlito" w:cs="Carlito"/>
-          <w:sz w:val="32"/>
-          <w:szCs w:val="32"/>
-        </w:rPr>
-        <w:t xml:space="preserve"> and create a workspace choose any template </w:t>
-      </w:r>
-      <w:proofErr w:type="spellStart"/>
-      <w:r>
-        <w:rPr>
-          <w:rFonts w:ascii="Carlito" w:hAnsi="Carlito" w:cs="Carlito"/>
-          <w:sz w:val="32"/>
-          <w:szCs w:val="32"/>
-        </w:rPr>
-        <w:t>api</w:t>
-      </w:r>
-      <w:proofErr w:type="spellEnd"/>
-      <w:r>
-        <w:rPr>
-          <w:rFonts w:ascii="Carlito" w:hAnsi="Carlito" w:cs="Carlito"/>
-          <w:sz w:val="32"/>
-          <w:szCs w:val="32"/>
-        </w:rPr>
-        <w:t xml:space="preserve"> development or </w:t>
-      </w:r>
-      <w:proofErr w:type="spellStart"/>
-      <w:r>
-        <w:rPr>
-          <w:rFonts w:ascii="Carlito" w:hAnsi="Carlito" w:cs="Carlito"/>
-          <w:sz w:val="32"/>
-          <w:szCs w:val="32"/>
-        </w:rPr>
-        <w:t>api</w:t>
-      </w:r>
-      <w:proofErr w:type="spellEnd"/>
-      <w:r>
-        <w:rPr>
-          <w:rFonts w:ascii="Carlito" w:hAnsi="Carlito" w:cs="Carlito"/>
-          <w:sz w:val="32"/>
-          <w:szCs w:val="32"/>
-        </w:rPr>
-        <w:t xml:space="preserve"> testing.</w:t>
-      </w:r>
-    </w:p>
-    <w:p>
-      <w:pPr>
-        <w:jc w:val="both"/>
-        <w:rPr>
-          <w:rFonts w:ascii="Carlito" w:hAnsi="Carlito" w:cs="Carlito"/>
-          <w:sz w:val="32"/>
-          <w:szCs w:val="32"/>
-        </w:rPr>
-      </w:pPr>
-      <w:r>
-        <w:rPr>
-          <w:rFonts w:ascii="Carlito" w:hAnsi="Carlito" w:cs="Carlito"/>
+          <w:rFonts w:ascii="Calibri" w:hAnsi="Calibri" w:cs="Calibri"/>
+          <w:sz w:val="36"/>
+          <w:szCs w:val="36"/>
+        </w:rPr>
+        <w:t xml:space="preserve"> and create a workspace choose any template api development or api testing.</w:t>
+      </w:r>
+    </w:p>
+    <w:p>
+      <w:pPr>
+        <w:jc w:val="both"/>
+        <w:rPr>
+          <w:rFonts w:ascii="Calibri" w:hAnsi="Calibri" w:cs="Calibri"/>
+          <w:sz w:val="36"/>
+          <w:szCs w:val="36"/>
+        </w:rPr>
+      </w:pPr>
+      <w:r>
+        <w:rPr>
+          <w:rFonts w:ascii="Calibri" w:hAnsi="Calibri" w:cs="Calibri"/>
           <w:noProof/>
-          <w:sz w:val="20"/>
-          <w:szCs w:val="20"/>
         </w:rPr>
         <w:drawing>
           <wp:anchor distT="0" distB="0" distL="114300" distR="114300" simplePos="0" relativeHeight="251658240" behindDoc="0" locked="0" layoutInCell="1" allowOverlap="1" wp14:anchorId="0CAD9F57" wp14:editId="6D853383">
@@ -229,165 +191,145 @@
       <w:pPr>
         <w:jc w:val="both"/>
         <w:rPr>
-          <w:rFonts w:ascii="Carlito" w:hAnsi="Carlito" w:cs="Carlito"/>
-          <w:sz w:val="32"/>
-          <w:szCs w:val="32"/>
-        </w:rPr>
-      </w:pPr>
-    </w:p>
-    <w:p>
-      <w:pPr>
-        <w:jc w:val="both"/>
-        <w:rPr>
-          <w:rFonts w:ascii="Carlito" w:hAnsi="Carlito" w:cs="Carlito"/>
-          <w:sz w:val="32"/>
-          <w:szCs w:val="32"/>
-        </w:rPr>
-      </w:pPr>
-    </w:p>
-    <w:p>
-      <w:pPr>
-        <w:jc w:val="both"/>
-        <w:rPr>
-          <w:rFonts w:ascii="Carlito" w:hAnsi="Carlito" w:cs="Carlito"/>
-          <w:sz w:val="32"/>
-          <w:szCs w:val="32"/>
-        </w:rPr>
-      </w:pPr>
-    </w:p>
-    <w:p>
-      <w:pPr>
-        <w:jc w:val="both"/>
-        <w:rPr>
-          <w:rFonts w:ascii="Carlito" w:hAnsi="Carlito" w:cs="Carlito"/>
-          <w:sz w:val="32"/>
-          <w:szCs w:val="32"/>
-        </w:rPr>
-      </w:pPr>
-    </w:p>
-    <w:p>
-      <w:pPr>
-        <w:jc w:val="both"/>
-        <w:rPr>
-          <w:rFonts w:ascii="Carlito" w:hAnsi="Carlito" w:cs="Carlito"/>
-          <w:sz w:val="32"/>
-          <w:szCs w:val="32"/>
-        </w:rPr>
-      </w:pPr>
-    </w:p>
-    <w:p>
-      <w:pPr>
-        <w:jc w:val="both"/>
-        <w:rPr>
-          <w:rFonts w:ascii="Carlito" w:hAnsi="Carlito" w:cs="Carlito"/>
-          <w:sz w:val="32"/>
-          <w:szCs w:val="32"/>
-        </w:rPr>
-      </w:pPr>
-    </w:p>
-    <w:p>
-      <w:pPr>
-        <w:jc w:val="both"/>
-        <w:rPr>
-          <w:rFonts w:ascii="Carlito" w:hAnsi="Carlito" w:cs="Carlito"/>
-          <w:sz w:val="32"/>
-          <w:szCs w:val="32"/>
-        </w:rPr>
-      </w:pPr>
-    </w:p>
-    <w:p>
-      <w:pPr>
-        <w:jc w:val="both"/>
-        <w:rPr>
-          <w:rFonts w:ascii="Carlito" w:hAnsi="Carlito" w:cs="Carlito"/>
-          <w:sz w:val="32"/>
-          <w:szCs w:val="32"/>
-        </w:rPr>
-      </w:pPr>
-      <w:r>
-        <w:rPr>
-          <w:rFonts w:ascii="Carlito" w:hAnsi="Carlito" w:cs="Carlito"/>
-          <w:sz w:val="32"/>
-          <w:szCs w:val="32"/>
+          <w:rFonts w:ascii="Calibri" w:hAnsi="Calibri" w:cs="Calibri"/>
+          <w:sz w:val="36"/>
+          <w:szCs w:val="36"/>
+        </w:rPr>
+      </w:pPr>
+    </w:p>
+    <w:p>
+      <w:pPr>
+        <w:jc w:val="both"/>
+        <w:rPr>
+          <w:rFonts w:ascii="Calibri" w:hAnsi="Calibri" w:cs="Calibri"/>
+          <w:sz w:val="36"/>
+          <w:szCs w:val="36"/>
+        </w:rPr>
+      </w:pPr>
+    </w:p>
+    <w:p>
+      <w:pPr>
+        <w:jc w:val="both"/>
+        <w:rPr>
+          <w:rFonts w:ascii="Calibri" w:hAnsi="Calibri" w:cs="Calibri"/>
+          <w:sz w:val="36"/>
+          <w:szCs w:val="36"/>
+        </w:rPr>
+      </w:pPr>
+    </w:p>
+    <w:p>
+      <w:pPr>
+        <w:jc w:val="both"/>
+        <w:rPr>
+          <w:rFonts w:ascii="Calibri" w:hAnsi="Calibri" w:cs="Calibri"/>
+          <w:sz w:val="36"/>
+          <w:szCs w:val="36"/>
+        </w:rPr>
+      </w:pPr>
+    </w:p>
+    <w:p>
+      <w:pPr>
+        <w:jc w:val="both"/>
+        <w:rPr>
+          <w:rFonts w:ascii="Calibri" w:hAnsi="Calibri" w:cs="Calibri"/>
+          <w:sz w:val="36"/>
+          <w:szCs w:val="36"/>
+        </w:rPr>
+      </w:pPr>
+    </w:p>
+    <w:p>
+      <w:pPr>
+        <w:jc w:val="both"/>
+        <w:rPr>
+          <w:rFonts w:ascii="Calibri" w:hAnsi="Calibri" w:cs="Calibri"/>
+          <w:sz w:val="36"/>
+          <w:szCs w:val="36"/>
+        </w:rPr>
+      </w:pPr>
+    </w:p>
+    <w:p>
+      <w:pPr>
+        <w:jc w:val="both"/>
+        <w:rPr>
+          <w:rFonts w:ascii="Calibri" w:hAnsi="Calibri" w:cs="Calibri"/>
+          <w:sz w:val="36"/>
+          <w:szCs w:val="36"/>
+        </w:rPr>
+      </w:pPr>
+    </w:p>
+    <w:p>
+      <w:pPr>
+        <w:jc w:val="both"/>
+        <w:rPr>
+          <w:rFonts w:ascii="Calibri" w:hAnsi="Calibri" w:cs="Calibri"/>
+          <w:sz w:val="36"/>
+          <w:szCs w:val="36"/>
+        </w:rPr>
+      </w:pPr>
+      <w:r>
+        <w:rPr>
+          <w:rFonts w:ascii="Calibri" w:hAnsi="Calibri" w:cs="Calibri"/>
+          <w:sz w:val="36"/>
+          <w:szCs w:val="36"/>
         </w:rPr>
         <w:t xml:space="preserve"># Then create a </w:t>
       </w:r>
       <w:r>
         <w:rPr>
-          <w:rFonts w:ascii="Carlito" w:hAnsi="Carlito" w:cs="Carlito"/>
-          <w:sz w:val="32"/>
-          <w:szCs w:val="32"/>
+          <w:rFonts w:ascii="Calibri" w:hAnsi="Calibri" w:cs="Calibri"/>
+          <w:sz w:val="36"/>
+          <w:szCs w:val="36"/>
         </w:rPr>
         <w:t xml:space="preserve">blank </w:t>
       </w:r>
       <w:r>
         <w:rPr>
-          <w:rFonts w:ascii="Carlito" w:hAnsi="Carlito" w:cs="Carlito"/>
-          <w:sz w:val="32"/>
-          <w:szCs w:val="32"/>
+          <w:rFonts w:ascii="Calibri" w:hAnsi="Calibri" w:cs="Calibri"/>
+          <w:sz w:val="36"/>
+          <w:szCs w:val="36"/>
         </w:rPr>
         <w:t xml:space="preserve">collection </w:t>
       </w:r>
       <w:r>
         <w:rPr>
-          <w:rFonts w:ascii="Carlito" w:hAnsi="Carlito" w:cs="Carlito"/>
-          <w:sz w:val="32"/>
-          <w:szCs w:val="32"/>
+          <w:rFonts w:ascii="Calibri" w:hAnsi="Calibri" w:cs="Calibri"/>
+          <w:sz w:val="36"/>
+          <w:szCs w:val="36"/>
         </w:rPr>
         <w:t xml:space="preserve">or any preferable template </w:t>
       </w:r>
       <w:r>
         <w:rPr>
-          <w:rFonts w:ascii="Carlito" w:hAnsi="Carlito" w:cs="Carlito"/>
-          <w:sz w:val="32"/>
-          <w:szCs w:val="32"/>
-        </w:rPr>
-        <w:t xml:space="preserve">and rename for </w:t>
-      </w:r>
-      <w:proofErr w:type="spellStart"/>
-      <w:r>
-        <w:rPr>
-          <w:rFonts w:ascii="Carlito" w:hAnsi="Carlito" w:cs="Carlito"/>
-          <w:sz w:val="32"/>
-          <w:szCs w:val="32"/>
-        </w:rPr>
-        <w:t>eg.</w:t>
-      </w:r>
-      <w:proofErr w:type="spellEnd"/>
-      <w:r>
-        <w:rPr>
-          <w:rFonts w:ascii="Carlito" w:hAnsi="Carlito" w:cs="Carlito"/>
-          <w:sz w:val="32"/>
-          <w:szCs w:val="32"/>
-        </w:rPr>
-        <w:t xml:space="preserve"> Postman learning</w:t>
-      </w:r>
-    </w:p>
-    <w:p>
-      <w:pPr>
-        <w:jc w:val="both"/>
-        <w:rPr>
-          <w:rFonts w:ascii="Carlito" w:hAnsi="Carlito" w:cs="Carlito"/>
-          <w:sz w:val="32"/>
-          <w:szCs w:val="32"/>
-        </w:rPr>
-      </w:pPr>
-    </w:p>
-    <w:p>
-      <w:pPr>
-        <w:jc w:val="both"/>
-        <w:rPr>
-          <w:rFonts w:ascii="Carlito" w:hAnsi="Carlito" w:cs="Carlito"/>
-          <w:sz w:val="32"/>
-          <w:szCs w:val="32"/>
-        </w:rPr>
-      </w:pPr>
-      <w:r>
-        <w:rPr>
-          <w:rFonts w:ascii="Carlito" w:hAnsi="Carlito" w:cs="Carlito"/>
+          <w:rFonts w:ascii="Calibri" w:hAnsi="Calibri" w:cs="Calibri"/>
+          <w:sz w:val="36"/>
+          <w:szCs w:val="36"/>
+        </w:rPr>
+        <w:t>and rename for eg. Postman learning</w:t>
+      </w:r>
+    </w:p>
+    <w:p>
+      <w:pPr>
+        <w:jc w:val="both"/>
+        <w:rPr>
+          <w:rFonts w:ascii="Calibri" w:hAnsi="Calibri" w:cs="Calibri"/>
+          <w:sz w:val="36"/>
+          <w:szCs w:val="36"/>
+        </w:rPr>
+      </w:pPr>
+    </w:p>
+    <w:p>
+      <w:pPr>
+        <w:jc w:val="both"/>
+        <w:rPr>
+          <w:rFonts w:ascii="Calibri" w:hAnsi="Calibri" w:cs="Calibri"/>
+          <w:sz w:val="36"/>
+          <w:szCs w:val="36"/>
+        </w:rPr>
+      </w:pPr>
+      <w:r>
+        <w:rPr>
+          <w:rFonts w:ascii="Calibri" w:hAnsi="Calibri" w:cs="Calibri"/>
           <w:noProof/>
-          <w:sz w:val="20"/>
-          <w:szCs w:val="20"/>
         </w:rPr>
         <w:drawing>
           <wp:anchor distT="0" distB="0" distL="114300" distR="114300" simplePos="0" relativeHeight="251659264" behindDoc="0" locked="0" layoutInCell="1" allowOverlap="1" wp14:anchorId="00185097" wp14:editId="2C3AE92D">
@@ -457,67 +399,68 @@
       <w:pPr>
         <w:jc w:val="both"/>
         <w:rPr>
-          <w:rFonts w:ascii="Carlito" w:hAnsi="Carlito" w:cs="Carlito"/>
-          <w:sz w:val="32"/>
-          <w:szCs w:val="32"/>
-        </w:rPr>
-      </w:pPr>
-    </w:p>
-    <w:p>
-      <w:pPr>
-        <w:jc w:val="both"/>
-        <w:rPr>
-          <w:rFonts w:ascii="Carlito" w:hAnsi="Carlito" w:cs="Carlito"/>
-          <w:sz w:val="32"/>
-          <w:szCs w:val="32"/>
-        </w:rPr>
-      </w:pPr>
-    </w:p>
-    <w:p>
-      <w:pPr>
-        <w:jc w:val="both"/>
-        <w:rPr>
-          <w:rFonts w:ascii="Carlito" w:hAnsi="Carlito" w:cs="Carlito"/>
-          <w:sz w:val="32"/>
-          <w:szCs w:val="32"/>
-        </w:rPr>
-      </w:pPr>
-    </w:p>
-    <w:p>
-      <w:pPr>
-        <w:jc w:val="both"/>
-        <w:rPr>
-          <w:rFonts w:ascii="Carlito" w:hAnsi="Carlito" w:cs="Carlito"/>
-          <w:sz w:val="32"/>
-          <w:szCs w:val="32"/>
-        </w:rPr>
-      </w:pPr>
-    </w:p>
-    <w:p>
-      <w:pPr>
-        <w:jc w:val="both"/>
-        <w:rPr>
-          <w:rFonts w:ascii="Carlito" w:hAnsi="Carlito" w:cs="Carlito"/>
-          <w:sz w:val="32"/>
-          <w:szCs w:val="32"/>
-        </w:rPr>
-      </w:pPr>
-    </w:p>
-    <w:p>
-      <w:pPr>
-        <w:jc w:val="both"/>
-        <w:rPr>
-          <w:rFonts w:ascii="Carlito" w:hAnsi="Carlito" w:cs="Carlito"/>
-          <w:sz w:val="32"/>
-          <w:szCs w:val="32"/>
-        </w:rPr>
-      </w:pPr>
-      <w:r>
-        <w:rPr>
-          <w:rFonts w:ascii="Carlito" w:hAnsi="Carlito" w:cs="Carlito"/>
-          <w:sz w:val="32"/>
-          <w:szCs w:val="32"/>
-        </w:rPr>
+          <w:rFonts w:ascii="Calibri" w:hAnsi="Calibri" w:cs="Calibri"/>
+          <w:sz w:val="36"/>
+          <w:szCs w:val="36"/>
+        </w:rPr>
+      </w:pPr>
+    </w:p>
+    <w:p>
+      <w:pPr>
+        <w:jc w:val="both"/>
+        <w:rPr>
+          <w:rFonts w:ascii="Calibri" w:hAnsi="Calibri" w:cs="Calibri"/>
+          <w:sz w:val="36"/>
+          <w:szCs w:val="36"/>
+        </w:rPr>
+      </w:pPr>
+    </w:p>
+    <w:p>
+      <w:pPr>
+        <w:jc w:val="both"/>
+        <w:rPr>
+          <w:rFonts w:ascii="Calibri" w:hAnsi="Calibri" w:cs="Calibri"/>
+          <w:sz w:val="36"/>
+          <w:szCs w:val="36"/>
+        </w:rPr>
+      </w:pPr>
+    </w:p>
+    <w:p>
+      <w:pPr>
+        <w:jc w:val="both"/>
+        <w:rPr>
+          <w:rFonts w:ascii="Calibri" w:hAnsi="Calibri" w:cs="Calibri"/>
+          <w:sz w:val="36"/>
+          <w:szCs w:val="36"/>
+        </w:rPr>
+      </w:pPr>
+    </w:p>
+    <w:p>
+      <w:pPr>
+        <w:jc w:val="both"/>
+        <w:rPr>
+          <w:rFonts w:ascii="Calibri" w:hAnsi="Calibri" w:cs="Calibri"/>
+          <w:sz w:val="36"/>
+          <w:szCs w:val="36"/>
+        </w:rPr>
+      </w:pPr>
+    </w:p>
+    <w:p>
+      <w:pPr>
+        <w:jc w:val="both"/>
+        <w:rPr>
+          <w:rFonts w:ascii="Calibri" w:hAnsi="Calibri" w:cs="Calibri"/>
+          <w:sz w:val="36"/>
+          <w:szCs w:val="36"/>
+        </w:rPr>
+      </w:pPr>
+      <w:r>
+        <w:rPr>
+          <w:rFonts w:ascii="Calibri" w:hAnsi="Calibri" w:cs="Calibri"/>
+          <w:sz w:val="36"/>
+          <w:szCs w:val="36"/>
+        </w:rPr>
+        <w:lastRenderedPageBreak/>
         <w:t># Then add a request by clicking on the three dots of the collection and rename it.</w:t>
       </w:r>
     </w:p>
@@ -525,17 +468,15 @@
       <w:pPr>
         <w:jc w:val="both"/>
         <w:rPr>
-          <w:rFonts w:ascii="Carlito" w:hAnsi="Carlito" w:cs="Carlito"/>
-          <w:sz w:val="32"/>
-          <w:szCs w:val="32"/>
-        </w:rPr>
-      </w:pPr>
-      <w:r>
-        <w:rPr>
-          <w:rFonts w:ascii="Carlito" w:hAnsi="Carlito" w:cs="Carlito"/>
+          <w:rFonts w:ascii="Calibri" w:hAnsi="Calibri" w:cs="Calibri"/>
+          <w:sz w:val="36"/>
+          <w:szCs w:val="36"/>
+        </w:rPr>
+      </w:pPr>
+      <w:r>
+        <w:rPr>
+          <w:rFonts w:ascii="Calibri" w:hAnsi="Calibri" w:cs="Calibri"/>
           <w:noProof/>
-          <w:sz w:val="20"/>
-          <w:szCs w:val="20"/>
         </w:rPr>
         <w:drawing>
           <wp:anchor distT="0" distB="0" distL="114300" distR="114300" simplePos="0" relativeHeight="251660288" behindDoc="0" locked="0" layoutInCell="1" allowOverlap="1" wp14:anchorId="32DBB752" wp14:editId="132FC7F5">
@@ -605,152 +546,134 @@
       <w:pPr>
         <w:jc w:val="both"/>
         <w:rPr>
-          <w:rFonts w:ascii="Carlito" w:hAnsi="Carlito" w:cs="Carlito"/>
-          <w:sz w:val="32"/>
-          <w:szCs w:val="32"/>
-        </w:rPr>
-      </w:pPr>
-    </w:p>
-    <w:p>
-      <w:pPr>
-        <w:jc w:val="both"/>
-        <w:rPr>
-          <w:rFonts w:ascii="Carlito" w:hAnsi="Carlito" w:cs="Carlito"/>
-          <w:sz w:val="32"/>
-          <w:szCs w:val="32"/>
-        </w:rPr>
-      </w:pPr>
-    </w:p>
-    <w:p>
-      <w:pPr>
-        <w:jc w:val="both"/>
-        <w:rPr>
-          <w:rFonts w:ascii="Carlito" w:hAnsi="Carlito" w:cs="Carlito"/>
-          <w:sz w:val="32"/>
-          <w:szCs w:val="32"/>
-        </w:rPr>
-      </w:pPr>
-    </w:p>
-    <w:p>
-      <w:pPr>
-        <w:jc w:val="both"/>
-        <w:rPr>
-          <w:rFonts w:ascii="Carlito" w:hAnsi="Carlito" w:cs="Carlito"/>
-          <w:sz w:val="32"/>
-          <w:szCs w:val="32"/>
-        </w:rPr>
-      </w:pPr>
-    </w:p>
-    <w:p>
-      <w:pPr>
-        <w:jc w:val="both"/>
-        <w:rPr>
-          <w:rFonts w:ascii="Carlito" w:hAnsi="Carlito" w:cs="Carlito"/>
-          <w:sz w:val="32"/>
-          <w:szCs w:val="32"/>
-        </w:rPr>
-      </w:pPr>
-    </w:p>
-    <w:p>
-      <w:pPr>
-        <w:jc w:val="both"/>
-        <w:rPr>
-          <w:rFonts w:ascii="Carlito" w:hAnsi="Carlito" w:cs="Carlito"/>
-          <w:sz w:val="32"/>
-          <w:szCs w:val="32"/>
-        </w:rPr>
-      </w:pPr>
-    </w:p>
-    <w:p>
-      <w:pPr>
-        <w:jc w:val="both"/>
-        <w:rPr>
-          <w:rFonts w:ascii="Carlito" w:hAnsi="Carlito" w:cs="Carlito"/>
-          <w:sz w:val="32"/>
-          <w:szCs w:val="32"/>
-        </w:rPr>
-      </w:pPr>
-    </w:p>
-    <w:p>
-      <w:pPr>
-        <w:jc w:val="both"/>
-        <w:rPr>
-          <w:rFonts w:ascii="Carlito" w:hAnsi="Carlito" w:cs="Carlito"/>
-          <w:sz w:val="32"/>
-          <w:szCs w:val="32"/>
-        </w:rPr>
-      </w:pPr>
-    </w:p>
-    <w:p>
-      <w:pPr>
-        <w:jc w:val="both"/>
-        <w:rPr>
-          <w:rFonts w:ascii="Carlito" w:hAnsi="Carlito" w:cs="Carlito"/>
-          <w:sz w:val="32"/>
-          <w:szCs w:val="32"/>
-        </w:rPr>
-      </w:pPr>
-    </w:p>
-    <w:p>
-      <w:pPr>
-        <w:jc w:val="both"/>
-        <w:rPr>
-          <w:rFonts w:ascii="Carlito" w:hAnsi="Carlito" w:cs="Carlito"/>
-          <w:sz w:val="32"/>
-          <w:szCs w:val="32"/>
-        </w:rPr>
-      </w:pPr>
-    </w:p>
-    <w:p>
-      <w:pPr>
-        <w:jc w:val="both"/>
-        <w:rPr>
-          <w:rFonts w:ascii="Carlito" w:hAnsi="Carlito" w:cs="Carlito"/>
-          <w:sz w:val="32"/>
-          <w:szCs w:val="32"/>
-        </w:rPr>
-      </w:pPr>
-    </w:p>
-    <w:p>
-      <w:pPr>
-        <w:jc w:val="both"/>
-        <w:rPr>
-          <w:rFonts w:ascii="Carlito" w:hAnsi="Carlito" w:cs="Carlito"/>
-          <w:sz w:val="32"/>
-          <w:szCs w:val="32"/>
-        </w:rPr>
-      </w:pPr>
-      <w:r>
-        <w:rPr>
-          <w:rFonts w:ascii="Carlito" w:hAnsi="Carlito" w:cs="Carlito"/>
-          <w:sz w:val="32"/>
-          <w:szCs w:val="32"/>
-        </w:rPr>
-        <w:t xml:space="preserve"># Now we can just paste the </w:t>
-      </w:r>
-      <w:proofErr w:type="spellStart"/>
-      <w:r>
-        <w:rPr>
-          <w:rFonts w:ascii="Carlito" w:hAnsi="Carlito" w:cs="Carlito"/>
-          <w:sz w:val="32"/>
-          <w:szCs w:val="32"/>
-        </w:rPr>
-        <w:t>api</w:t>
-      </w:r>
-      <w:proofErr w:type="spellEnd"/>
-      <w:r>
-        <w:rPr>
-          <w:rFonts w:ascii="Carlito" w:hAnsi="Carlito" w:cs="Carlito"/>
-          <w:sz w:val="32"/>
-          <w:szCs w:val="32"/>
-        </w:rPr>
-        <w:t xml:space="preserve"> link and see the response in json or preview</w:t>
-      </w:r>
-      <w:r>
-        <w:rPr>
-          <w:rFonts w:ascii="Carlito" w:hAnsi="Carlito" w:cs="Carlito"/>
-          <w:sz w:val="32"/>
-          <w:szCs w:val="32"/>
+          <w:rFonts w:ascii="Calibri" w:hAnsi="Calibri" w:cs="Calibri"/>
+          <w:sz w:val="36"/>
+          <w:szCs w:val="36"/>
+        </w:rPr>
+      </w:pPr>
+    </w:p>
+    <w:p>
+      <w:pPr>
+        <w:jc w:val="both"/>
+        <w:rPr>
+          <w:rFonts w:ascii="Calibri" w:hAnsi="Calibri" w:cs="Calibri"/>
+          <w:sz w:val="36"/>
+          <w:szCs w:val="36"/>
+        </w:rPr>
+      </w:pPr>
+    </w:p>
+    <w:p>
+      <w:pPr>
+        <w:jc w:val="both"/>
+        <w:rPr>
+          <w:rFonts w:ascii="Calibri" w:hAnsi="Calibri" w:cs="Calibri"/>
+          <w:sz w:val="36"/>
+          <w:szCs w:val="36"/>
+        </w:rPr>
+      </w:pPr>
+    </w:p>
+    <w:p>
+      <w:pPr>
+        <w:jc w:val="both"/>
+        <w:rPr>
+          <w:rFonts w:ascii="Calibri" w:hAnsi="Calibri" w:cs="Calibri"/>
+          <w:sz w:val="36"/>
+          <w:szCs w:val="36"/>
+        </w:rPr>
+      </w:pPr>
+    </w:p>
+    <w:p>
+      <w:pPr>
+        <w:jc w:val="both"/>
+        <w:rPr>
+          <w:rFonts w:ascii="Calibri" w:hAnsi="Calibri" w:cs="Calibri"/>
+          <w:sz w:val="36"/>
+          <w:szCs w:val="36"/>
+        </w:rPr>
+      </w:pPr>
+    </w:p>
+    <w:p>
+      <w:pPr>
+        <w:jc w:val="both"/>
+        <w:rPr>
+          <w:rFonts w:ascii="Calibri" w:hAnsi="Calibri" w:cs="Calibri"/>
+          <w:sz w:val="36"/>
+          <w:szCs w:val="36"/>
+        </w:rPr>
+      </w:pPr>
+    </w:p>
+    <w:p>
+      <w:pPr>
+        <w:jc w:val="both"/>
+        <w:rPr>
+          <w:rFonts w:ascii="Calibri" w:hAnsi="Calibri" w:cs="Calibri"/>
+          <w:sz w:val="36"/>
+          <w:szCs w:val="36"/>
+        </w:rPr>
+      </w:pPr>
+    </w:p>
+    <w:p>
+      <w:pPr>
+        <w:jc w:val="both"/>
+        <w:rPr>
+          <w:rFonts w:ascii="Calibri" w:hAnsi="Calibri" w:cs="Calibri"/>
+          <w:sz w:val="36"/>
+          <w:szCs w:val="36"/>
+        </w:rPr>
+      </w:pPr>
+    </w:p>
+    <w:p>
+      <w:pPr>
+        <w:jc w:val="both"/>
+        <w:rPr>
+          <w:rFonts w:ascii="Calibri" w:hAnsi="Calibri" w:cs="Calibri"/>
+          <w:sz w:val="36"/>
+          <w:szCs w:val="36"/>
+        </w:rPr>
+      </w:pPr>
+    </w:p>
+    <w:p>
+      <w:pPr>
+        <w:jc w:val="both"/>
+        <w:rPr>
+          <w:rFonts w:ascii="Calibri" w:hAnsi="Calibri" w:cs="Calibri"/>
+          <w:sz w:val="36"/>
+          <w:szCs w:val="36"/>
+        </w:rPr>
+      </w:pPr>
+    </w:p>
+    <w:p>
+      <w:pPr>
+        <w:jc w:val="both"/>
+        <w:rPr>
+          <w:rFonts w:ascii="Calibri" w:hAnsi="Calibri" w:cs="Calibri"/>
+          <w:sz w:val="36"/>
+          <w:szCs w:val="36"/>
+        </w:rPr>
+      </w:pPr>
+    </w:p>
+    <w:p>
+      <w:pPr>
+        <w:jc w:val="both"/>
+        <w:rPr>
+          <w:rFonts w:ascii="Calibri" w:hAnsi="Calibri" w:cs="Calibri"/>
+          <w:sz w:val="36"/>
+          <w:szCs w:val="36"/>
+        </w:rPr>
+      </w:pPr>
+      <w:r>
+        <w:rPr>
+          <w:rFonts w:ascii="Calibri" w:hAnsi="Calibri" w:cs="Calibri"/>
+          <w:sz w:val="36"/>
+          <w:szCs w:val="36"/>
+        </w:rPr>
+        <w:t># Now we can just paste the api link and see the response in json or preview</w:t>
+      </w:r>
+      <w:r>
+        <w:rPr>
+          <w:rFonts w:ascii="Calibri" w:hAnsi="Calibri" w:cs="Calibri"/>
+          <w:sz w:val="36"/>
+          <w:szCs w:val="36"/>
         </w:rPr>
         <w:t>.</w:t>
       </w:r>
@@ -759,20 +682,18 @@
       <w:pPr>
         <w:jc w:val="both"/>
         <w:rPr>
-          <w:rFonts w:ascii="Carlito" w:hAnsi="Carlito" w:cs="Carlito"/>
-          <w:sz w:val="32"/>
-          <w:szCs w:val="32"/>
-        </w:rPr>
-      </w:pPr>
-      <w:r>
-        <w:rPr>
-          <w:rFonts w:ascii="Carlito" w:hAnsi="Carlito" w:cs="Carlito"/>
+          <w:rFonts w:ascii="Calibri" w:hAnsi="Calibri" w:cs="Calibri"/>
+          <w:sz w:val="36"/>
+          <w:szCs w:val="36"/>
+        </w:rPr>
+      </w:pPr>
+      <w:r>
+        <w:rPr>
+          <w:rFonts w:ascii="Calibri" w:hAnsi="Calibri" w:cs="Calibri"/>
           <w:noProof/>
-          <w:sz w:val="20"/>
-          <w:szCs w:val="20"/>
         </w:rPr>
         <w:drawing>
-          <wp:anchor distT="0" distB="0" distL="114300" distR="114300" simplePos="0" relativeHeight="251661312" behindDoc="0" locked="0" layoutInCell="1" allowOverlap="1" wp14:anchorId="71319E98" wp14:editId="76FD5570">
+          <wp:anchor distT="0" distB="0" distL="114300" distR="114300" simplePos="0" relativeHeight="251661312" behindDoc="0" locked="0" layoutInCell="1" allowOverlap="1" wp14:anchorId="71319E98" wp14:editId="630950FC">
             <wp:simplePos x="0" y="0"/>
             <wp:positionH relativeFrom="margin">
               <wp:align>center</wp:align>
@@ -839,172 +760,173 @@
       <w:pPr>
         <w:jc w:val="both"/>
         <w:rPr>
-          <w:rFonts w:ascii="Carlito" w:hAnsi="Carlito" w:cs="Carlito"/>
-          <w:sz w:val="32"/>
-          <w:szCs w:val="32"/>
-        </w:rPr>
-      </w:pPr>
-    </w:p>
-    <w:p>
-      <w:pPr>
-        <w:jc w:val="both"/>
-        <w:rPr>
-          <w:rFonts w:ascii="Carlito" w:hAnsi="Carlito" w:cs="Carlito"/>
-          <w:sz w:val="32"/>
-          <w:szCs w:val="32"/>
-        </w:rPr>
-      </w:pPr>
-    </w:p>
-    <w:p>
-      <w:pPr>
-        <w:jc w:val="both"/>
-        <w:rPr>
-          <w:rFonts w:ascii="Carlito" w:hAnsi="Carlito" w:cs="Carlito"/>
-          <w:sz w:val="32"/>
-          <w:szCs w:val="32"/>
-        </w:rPr>
-      </w:pPr>
-    </w:p>
-    <w:p>
-      <w:pPr>
-        <w:jc w:val="both"/>
-        <w:rPr>
-          <w:rFonts w:ascii="Carlito" w:hAnsi="Carlito" w:cs="Carlito"/>
-          <w:sz w:val="32"/>
-          <w:szCs w:val="32"/>
-        </w:rPr>
-      </w:pPr>
-    </w:p>
-    <w:p>
-      <w:pPr>
-        <w:jc w:val="both"/>
-        <w:rPr>
-          <w:rFonts w:ascii="Carlito" w:hAnsi="Carlito" w:cs="Carlito"/>
-          <w:sz w:val="32"/>
-          <w:szCs w:val="32"/>
-        </w:rPr>
-      </w:pPr>
-      <w:r>
-        <w:rPr>
-          <w:rFonts w:ascii="Carlito" w:hAnsi="Carlito" w:cs="Carlito"/>
-          <w:sz w:val="32"/>
-          <w:szCs w:val="32"/>
-        </w:rPr>
+          <w:rFonts w:ascii="Calibri" w:hAnsi="Calibri" w:cs="Calibri"/>
+          <w:sz w:val="36"/>
+          <w:szCs w:val="36"/>
+        </w:rPr>
+      </w:pPr>
+    </w:p>
+    <w:p>
+      <w:pPr>
+        <w:jc w:val="both"/>
+        <w:rPr>
+          <w:rFonts w:ascii="Calibri" w:hAnsi="Calibri" w:cs="Calibri"/>
+          <w:sz w:val="36"/>
+          <w:szCs w:val="36"/>
+        </w:rPr>
+      </w:pPr>
+    </w:p>
+    <w:p>
+      <w:pPr>
+        <w:jc w:val="both"/>
+        <w:rPr>
+          <w:rFonts w:ascii="Calibri" w:hAnsi="Calibri" w:cs="Calibri"/>
+          <w:sz w:val="36"/>
+          <w:szCs w:val="36"/>
+        </w:rPr>
+      </w:pPr>
+    </w:p>
+    <w:p>
+      <w:pPr>
+        <w:jc w:val="both"/>
+        <w:rPr>
+          <w:rFonts w:ascii="Calibri" w:hAnsi="Calibri" w:cs="Calibri"/>
+          <w:sz w:val="36"/>
+          <w:szCs w:val="36"/>
+        </w:rPr>
+      </w:pPr>
+    </w:p>
+    <w:p>
+      <w:pPr>
+        <w:jc w:val="both"/>
+        <w:rPr>
+          <w:rFonts w:ascii="Calibri" w:hAnsi="Calibri" w:cs="Calibri"/>
+          <w:sz w:val="36"/>
+          <w:szCs w:val="36"/>
+        </w:rPr>
+      </w:pPr>
+      <w:r>
+        <w:rPr>
+          <w:rFonts w:ascii="Calibri" w:hAnsi="Calibri" w:cs="Calibri"/>
+          <w:sz w:val="36"/>
+          <w:szCs w:val="36"/>
+        </w:rPr>
+        <w:lastRenderedPageBreak/>
         <w:t># Now we can also pass queries without writing them in the link or using params. Instead, we can use the postman’s params. We can just edit the</w:t>
       </w:r>
       <w:r>
         <w:rPr>
-          <w:rFonts w:ascii="Carlito" w:hAnsi="Carlito" w:cs="Carlito"/>
-          <w:b/>
-          <w:bCs/>
-          <w:sz w:val="32"/>
-          <w:szCs w:val="32"/>
+          <w:rFonts w:ascii="Calibri" w:hAnsi="Calibri" w:cs="Calibri"/>
+          <w:b/>
+          <w:bCs/>
+          <w:sz w:val="36"/>
+          <w:szCs w:val="36"/>
         </w:rPr>
         <w:t xml:space="preserve"> key</w:t>
       </w:r>
       <w:r>
         <w:rPr>
-          <w:rFonts w:ascii="Carlito" w:hAnsi="Carlito" w:cs="Carlito"/>
-          <w:sz w:val="32"/>
-          <w:szCs w:val="32"/>
+          <w:rFonts w:ascii="Calibri" w:hAnsi="Calibri" w:cs="Calibri"/>
+          <w:sz w:val="36"/>
+          <w:szCs w:val="36"/>
         </w:rPr>
         <w:t xml:space="preserve"> and </w:t>
       </w:r>
       <w:r>
         <w:rPr>
-          <w:rFonts w:ascii="Carlito" w:hAnsi="Carlito" w:cs="Carlito"/>
-          <w:b/>
-          <w:bCs/>
-          <w:sz w:val="32"/>
-          <w:szCs w:val="32"/>
+          <w:rFonts w:ascii="Calibri" w:hAnsi="Calibri" w:cs="Calibri"/>
+          <w:b/>
+          <w:bCs/>
+          <w:sz w:val="36"/>
+          <w:szCs w:val="36"/>
         </w:rPr>
         <w:t>value</w:t>
       </w:r>
       <w:r>
         <w:rPr>
-          <w:rFonts w:ascii="Carlito" w:hAnsi="Carlito" w:cs="Carlito"/>
-          <w:sz w:val="32"/>
-          <w:szCs w:val="32"/>
+          <w:rFonts w:ascii="Calibri" w:hAnsi="Calibri" w:cs="Calibri"/>
+          <w:sz w:val="36"/>
+          <w:szCs w:val="36"/>
         </w:rPr>
         <w:t xml:space="preserve"> and get our query response</w:t>
       </w:r>
       <w:r>
         <w:rPr>
-          <w:rFonts w:ascii="Carlito" w:hAnsi="Carlito" w:cs="Carlito"/>
-          <w:sz w:val="32"/>
-          <w:szCs w:val="32"/>
+          <w:rFonts w:ascii="Calibri" w:hAnsi="Calibri" w:cs="Calibri"/>
+          <w:sz w:val="36"/>
+          <w:szCs w:val="36"/>
         </w:rPr>
         <w:t xml:space="preserve">. Like we set the </w:t>
       </w:r>
       <w:r>
         <w:rPr>
-          <w:rFonts w:ascii="Carlito" w:hAnsi="Carlito" w:cs="Carlito"/>
-          <w:b/>
-          <w:bCs/>
-          <w:sz w:val="32"/>
-          <w:szCs w:val="32"/>
+          <w:rFonts w:ascii="Calibri" w:hAnsi="Calibri" w:cs="Calibri"/>
+          <w:b/>
+          <w:bCs/>
+          <w:sz w:val="36"/>
+          <w:szCs w:val="36"/>
         </w:rPr>
         <w:t xml:space="preserve">key </w:t>
       </w:r>
       <w:r>
         <w:rPr>
-          <w:rFonts w:ascii="Carlito" w:hAnsi="Carlito" w:cs="Carlito"/>
-          <w:sz w:val="32"/>
-          <w:szCs w:val="32"/>
+          <w:rFonts w:ascii="Calibri" w:hAnsi="Calibri" w:cs="Calibri"/>
+          <w:sz w:val="36"/>
+          <w:szCs w:val="36"/>
         </w:rPr>
         <w:t xml:space="preserve">to </w:t>
       </w:r>
       <w:r>
         <w:rPr>
-          <w:rFonts w:ascii="Carlito" w:hAnsi="Carlito" w:cs="Carlito"/>
-          <w:b/>
-          <w:bCs/>
-          <w:sz w:val="32"/>
-          <w:szCs w:val="32"/>
+          <w:rFonts w:ascii="Calibri" w:hAnsi="Calibri" w:cs="Calibri"/>
+          <w:b/>
+          <w:bCs/>
+          <w:sz w:val="36"/>
+          <w:szCs w:val="36"/>
         </w:rPr>
         <w:t>type</w:t>
       </w:r>
       <w:r>
         <w:rPr>
-          <w:rFonts w:ascii="Carlito" w:hAnsi="Carlito" w:cs="Carlito"/>
-          <w:sz w:val="32"/>
-          <w:szCs w:val="32"/>
+          <w:rFonts w:ascii="Calibri" w:hAnsi="Calibri" w:cs="Calibri"/>
+          <w:sz w:val="36"/>
+          <w:szCs w:val="36"/>
         </w:rPr>
         <w:t xml:space="preserve"> and </w:t>
       </w:r>
       <w:r>
         <w:rPr>
-          <w:rFonts w:ascii="Carlito" w:hAnsi="Carlito" w:cs="Carlito"/>
-          <w:b/>
-          <w:bCs/>
-          <w:sz w:val="32"/>
-          <w:szCs w:val="32"/>
+          <w:rFonts w:ascii="Calibri" w:hAnsi="Calibri" w:cs="Calibri"/>
+          <w:b/>
+          <w:bCs/>
+          <w:sz w:val="36"/>
+          <w:szCs w:val="36"/>
         </w:rPr>
         <w:t>value</w:t>
       </w:r>
       <w:r>
         <w:rPr>
-          <w:rFonts w:ascii="Carlito" w:hAnsi="Carlito" w:cs="Carlito"/>
-          <w:sz w:val="32"/>
-          <w:szCs w:val="32"/>
+          <w:rFonts w:ascii="Calibri" w:hAnsi="Calibri" w:cs="Calibri"/>
+          <w:sz w:val="36"/>
+          <w:szCs w:val="36"/>
         </w:rPr>
         <w:t xml:space="preserve"> to </w:t>
       </w:r>
       <w:r>
         <w:rPr>
-          <w:rFonts w:ascii="Carlito" w:hAnsi="Carlito" w:cs="Carlito"/>
-          <w:b/>
-          <w:bCs/>
-          <w:sz w:val="32"/>
-          <w:szCs w:val="32"/>
+          <w:rFonts w:ascii="Calibri" w:hAnsi="Calibri" w:cs="Calibri"/>
+          <w:b/>
+          <w:bCs/>
+          <w:sz w:val="36"/>
+          <w:szCs w:val="36"/>
         </w:rPr>
         <w:t xml:space="preserve">fiction </w:t>
       </w:r>
       <w:r>
         <w:rPr>
-          <w:rFonts w:ascii="Carlito" w:hAnsi="Carlito" w:cs="Carlito"/>
-          <w:sz w:val="32"/>
-          <w:szCs w:val="32"/>
+          <w:rFonts w:ascii="Calibri" w:hAnsi="Calibri" w:cs="Calibri"/>
+          <w:sz w:val="36"/>
+          <w:szCs w:val="36"/>
         </w:rPr>
         <w:t>so that we can get only fiction books. But we must read the documentation to know if our params key is valid or not.</w:t>
       </w:r>
@@ -1013,21 +935,18 @@
       <w:pPr>
         <w:jc w:val="both"/>
         <w:rPr>
-          <w:rFonts w:ascii="Carlito" w:hAnsi="Carlito" w:cs="Carlito"/>
-          <w:sz w:val="32"/>
-          <w:szCs w:val="32"/>
-        </w:rPr>
-      </w:pPr>
-      <w:r>
-        <w:rPr>
-          <w:rFonts w:ascii="Carlito" w:hAnsi="Carlito" w:cs="Carlito"/>
+          <w:rFonts w:ascii="Calibri" w:hAnsi="Calibri" w:cs="Calibri"/>
+          <w:sz w:val="36"/>
+          <w:szCs w:val="36"/>
+        </w:rPr>
+      </w:pPr>
+      <w:r>
+        <w:rPr>
+          <w:rFonts w:ascii="Calibri" w:hAnsi="Calibri" w:cs="Calibri"/>
           <w:noProof/>
-          <w:sz w:val="20"/>
-          <w:szCs w:val="20"/>
-        </w:rPr>
-        <w:lastRenderedPageBreak/>
+        </w:rPr>
         <w:drawing>
-          <wp:anchor distT="0" distB="0" distL="114300" distR="114300" simplePos="0" relativeHeight="251662336" behindDoc="0" locked="0" layoutInCell="1" allowOverlap="1" wp14:anchorId="15467FBA" wp14:editId="023CF12F">
+          <wp:anchor distT="0" distB="0" distL="114300" distR="114300" simplePos="0" relativeHeight="251662336" behindDoc="0" locked="0" layoutInCell="1" allowOverlap="1" wp14:anchorId="15467FBA" wp14:editId="7F57B6B6">
             <wp:simplePos x="0" y="0"/>
             <wp:positionH relativeFrom="margin">
               <wp:align>right</wp:align>
@@ -1094,122 +1013,122 @@
       <w:pPr>
         <w:jc w:val="both"/>
         <w:rPr>
-          <w:rFonts w:ascii="Carlito" w:hAnsi="Carlito" w:cs="Carlito"/>
-          <w:sz w:val="32"/>
-          <w:szCs w:val="32"/>
-        </w:rPr>
-      </w:pPr>
-    </w:p>
-    <w:p>
-      <w:pPr>
-        <w:jc w:val="both"/>
-        <w:rPr>
-          <w:rFonts w:ascii="Carlito" w:hAnsi="Carlito" w:cs="Carlito"/>
-          <w:sz w:val="32"/>
-          <w:szCs w:val="32"/>
-        </w:rPr>
-      </w:pPr>
-    </w:p>
-    <w:p>
-      <w:pPr>
-        <w:jc w:val="both"/>
-        <w:rPr>
-          <w:rFonts w:ascii="Carlito" w:hAnsi="Carlito" w:cs="Carlito"/>
-          <w:sz w:val="32"/>
-          <w:szCs w:val="32"/>
-        </w:rPr>
-      </w:pPr>
-    </w:p>
-    <w:p>
-      <w:pPr>
-        <w:jc w:val="both"/>
-        <w:rPr>
-          <w:rFonts w:ascii="Carlito" w:hAnsi="Carlito" w:cs="Carlito"/>
-          <w:sz w:val="32"/>
-          <w:szCs w:val="32"/>
-        </w:rPr>
-      </w:pPr>
-    </w:p>
-    <w:p>
-      <w:pPr>
-        <w:jc w:val="both"/>
-        <w:rPr>
-          <w:rFonts w:ascii="Carlito" w:hAnsi="Carlito" w:cs="Carlito"/>
-          <w:sz w:val="32"/>
-          <w:szCs w:val="32"/>
-        </w:rPr>
-      </w:pPr>
-    </w:p>
-    <w:p>
-      <w:pPr>
-        <w:jc w:val="both"/>
-        <w:rPr>
-          <w:rFonts w:ascii="Carlito" w:hAnsi="Carlito" w:cs="Carlito"/>
-          <w:sz w:val="32"/>
-          <w:szCs w:val="32"/>
-        </w:rPr>
-      </w:pPr>
-    </w:p>
-    <w:p>
-      <w:pPr>
-        <w:jc w:val="both"/>
-        <w:rPr>
-          <w:rFonts w:ascii="Carlito" w:hAnsi="Carlito" w:cs="Carlito"/>
-          <w:sz w:val="32"/>
-          <w:szCs w:val="32"/>
-        </w:rPr>
-      </w:pPr>
-    </w:p>
-    <w:p>
-      <w:pPr>
-        <w:jc w:val="both"/>
-        <w:rPr>
-          <w:rFonts w:ascii="Carlito" w:hAnsi="Carlito" w:cs="Carlito"/>
-          <w:sz w:val="32"/>
-          <w:szCs w:val="32"/>
-        </w:rPr>
-      </w:pPr>
-    </w:p>
-    <w:p>
-      <w:pPr>
-        <w:jc w:val="both"/>
-        <w:rPr>
-          <w:rFonts w:ascii="Carlito" w:hAnsi="Carlito" w:cs="Carlito"/>
-          <w:sz w:val="32"/>
-          <w:szCs w:val="32"/>
-        </w:rPr>
-      </w:pPr>
-      <w:r>
-        <w:rPr>
-          <w:rFonts w:ascii="Carlito" w:hAnsi="Carlito" w:cs="Carlito"/>
-          <w:sz w:val="32"/>
-          <w:szCs w:val="32"/>
+          <w:rFonts w:ascii="Calibri" w:hAnsi="Calibri" w:cs="Calibri"/>
+          <w:sz w:val="36"/>
+          <w:szCs w:val="36"/>
+        </w:rPr>
+      </w:pPr>
+    </w:p>
+    <w:p>
+      <w:pPr>
+        <w:jc w:val="both"/>
+        <w:rPr>
+          <w:rFonts w:ascii="Calibri" w:hAnsi="Calibri" w:cs="Calibri"/>
+          <w:sz w:val="36"/>
+          <w:szCs w:val="36"/>
+        </w:rPr>
+      </w:pPr>
+    </w:p>
+    <w:p>
+      <w:pPr>
+        <w:jc w:val="both"/>
+        <w:rPr>
+          <w:rFonts w:ascii="Calibri" w:hAnsi="Calibri" w:cs="Calibri"/>
+          <w:sz w:val="36"/>
+          <w:szCs w:val="36"/>
+        </w:rPr>
+      </w:pPr>
+    </w:p>
+    <w:p>
+      <w:pPr>
+        <w:jc w:val="both"/>
+        <w:rPr>
+          <w:rFonts w:ascii="Calibri" w:hAnsi="Calibri" w:cs="Calibri"/>
+          <w:sz w:val="36"/>
+          <w:szCs w:val="36"/>
+        </w:rPr>
+      </w:pPr>
+    </w:p>
+    <w:p>
+      <w:pPr>
+        <w:jc w:val="both"/>
+        <w:rPr>
+          <w:rFonts w:ascii="Calibri" w:hAnsi="Calibri" w:cs="Calibri"/>
+          <w:sz w:val="36"/>
+          <w:szCs w:val="36"/>
+        </w:rPr>
+      </w:pPr>
+    </w:p>
+    <w:p>
+      <w:pPr>
+        <w:jc w:val="both"/>
+        <w:rPr>
+          <w:rFonts w:ascii="Calibri" w:hAnsi="Calibri" w:cs="Calibri"/>
+          <w:sz w:val="36"/>
+          <w:szCs w:val="36"/>
+        </w:rPr>
+      </w:pPr>
+    </w:p>
+    <w:p>
+      <w:pPr>
+        <w:jc w:val="both"/>
+        <w:rPr>
+          <w:rFonts w:ascii="Calibri" w:hAnsi="Calibri" w:cs="Calibri"/>
+          <w:sz w:val="36"/>
+          <w:szCs w:val="36"/>
+        </w:rPr>
+      </w:pPr>
+    </w:p>
+    <w:p>
+      <w:pPr>
+        <w:jc w:val="both"/>
+        <w:rPr>
+          <w:rFonts w:ascii="Calibri" w:hAnsi="Calibri" w:cs="Calibri"/>
+          <w:sz w:val="36"/>
+          <w:szCs w:val="36"/>
+        </w:rPr>
+      </w:pPr>
+    </w:p>
+    <w:p>
+      <w:pPr>
+        <w:jc w:val="both"/>
+        <w:rPr>
+          <w:rFonts w:ascii="Calibri" w:hAnsi="Calibri" w:cs="Calibri"/>
+          <w:sz w:val="36"/>
+          <w:szCs w:val="36"/>
+        </w:rPr>
+      </w:pPr>
+      <w:r>
+        <w:rPr>
+          <w:rFonts w:ascii="Calibri" w:hAnsi="Calibri" w:cs="Calibri"/>
+          <w:sz w:val="36"/>
+          <w:szCs w:val="36"/>
         </w:rPr>
         <w:t xml:space="preserve"># We can also save our response as </w:t>
       </w:r>
       <w:r>
         <w:rPr>
-          <w:rFonts w:ascii="Carlito" w:hAnsi="Carlito" w:cs="Carlito"/>
-          <w:sz w:val="32"/>
-          <w:szCs w:val="32"/>
+          <w:rFonts w:ascii="Calibri" w:hAnsi="Calibri" w:cs="Calibri"/>
+          <w:sz w:val="36"/>
+          <w:szCs w:val="36"/>
         </w:rPr>
         <w:t xml:space="preserve">by clicking on </w:t>
       </w:r>
       <w:r>
         <w:rPr>
-          <w:rFonts w:ascii="Carlito" w:hAnsi="Carlito" w:cs="Carlito"/>
-          <w:b/>
-          <w:bCs/>
-          <w:sz w:val="32"/>
-          <w:szCs w:val="32"/>
+          <w:rFonts w:ascii="Calibri" w:hAnsi="Calibri" w:cs="Calibri"/>
+          <w:b/>
+          <w:bCs/>
+          <w:sz w:val="36"/>
+          <w:szCs w:val="36"/>
         </w:rPr>
         <w:t>save responses</w:t>
       </w:r>
       <w:r>
         <w:rPr>
-          <w:rFonts w:ascii="Carlito" w:hAnsi="Carlito" w:cs="Carlito"/>
-          <w:sz w:val="32"/>
-          <w:szCs w:val="32"/>
+          <w:rFonts w:ascii="Calibri" w:hAnsi="Calibri" w:cs="Calibri"/>
+          <w:sz w:val="36"/>
+          <w:szCs w:val="36"/>
         </w:rPr>
         <w:t xml:space="preserve"> and also export our collection by clicking on three dots then click on more and export.</w:t>
       </w:r>
@@ -1218,250 +1137,227 @@
       <w:pPr>
         <w:jc w:val="both"/>
         <w:rPr>
-          <w:rFonts w:ascii="Carlito" w:hAnsi="Carlito" w:cs="Carlito"/>
-          <w:sz w:val="32"/>
-          <w:szCs w:val="32"/>
-        </w:rPr>
-      </w:pPr>
-    </w:p>
-    <w:p>
-      <w:pPr>
-        <w:jc w:val="both"/>
-        <w:rPr>
-          <w:rFonts w:ascii="Carlito" w:hAnsi="Carlito" w:cs="Carlito"/>
-          <w:sz w:val="32"/>
-          <w:szCs w:val="32"/>
-        </w:rPr>
-      </w:pPr>
-      <w:r>
-        <w:rPr>
-          <w:rFonts w:ascii="Carlito" w:hAnsi="Carlito" w:cs="Carlito"/>
-          <w:sz w:val="32"/>
-          <w:szCs w:val="32"/>
+          <w:rFonts w:ascii="Calibri" w:hAnsi="Calibri" w:cs="Calibri"/>
+          <w:sz w:val="36"/>
+          <w:szCs w:val="36"/>
+        </w:rPr>
+      </w:pPr>
+    </w:p>
+    <w:p>
+      <w:pPr>
+        <w:jc w:val="both"/>
+        <w:rPr>
+          <w:rFonts w:ascii="Calibri" w:hAnsi="Calibri" w:cs="Calibri"/>
+          <w:sz w:val="36"/>
+          <w:szCs w:val="36"/>
+        </w:rPr>
+      </w:pPr>
+      <w:r>
+        <w:rPr>
+          <w:rFonts w:ascii="Calibri" w:hAnsi="Calibri" w:cs="Calibri"/>
+          <w:sz w:val="36"/>
+          <w:szCs w:val="36"/>
         </w:rPr>
         <w:t># Then we can also add path</w:t>
       </w:r>
       <w:r>
         <w:rPr>
-          <w:rFonts w:ascii="Carlito" w:hAnsi="Carlito" w:cs="Carlito"/>
-          <w:sz w:val="32"/>
-          <w:szCs w:val="32"/>
-        </w:rPr>
-        <w:t xml:space="preserve"> parameters just </w:t>
-      </w:r>
-      <w:proofErr w:type="gramStart"/>
-      <w:r>
-        <w:rPr>
-          <w:rFonts w:ascii="Carlito" w:hAnsi="Carlito" w:cs="Carlito"/>
-          <w:sz w:val="32"/>
-          <w:szCs w:val="32"/>
-        </w:rPr>
-        <w:t xml:space="preserve">typing </w:t>
-      </w:r>
-      <w:r>
-        <w:rPr>
-          <w:rFonts w:ascii="Carlito" w:hAnsi="Carlito" w:cs="Carlito"/>
-          <w:b/>
-          <w:bCs/>
-          <w:sz w:val="32"/>
-          <w:szCs w:val="32"/>
+          <w:rFonts w:ascii="Calibri" w:hAnsi="Calibri" w:cs="Calibri"/>
+          <w:sz w:val="36"/>
+          <w:szCs w:val="36"/>
+        </w:rPr>
+        <w:t xml:space="preserve"> parameters just typing </w:t>
+      </w:r>
+      <w:r>
+        <w:rPr>
+          <w:rFonts w:ascii="Calibri" w:hAnsi="Calibri" w:cs="Calibri"/>
+          <w:b/>
+          <w:bCs/>
+          <w:sz w:val="36"/>
+          <w:szCs w:val="36"/>
         </w:rPr>
         <w:t>:</w:t>
       </w:r>
-      <w:proofErr w:type="spellStart"/>
-      <w:r>
-        <w:rPr>
-          <w:rFonts w:ascii="Carlito" w:hAnsi="Carlito" w:cs="Carlito"/>
-          <w:b/>
-          <w:bCs/>
-          <w:sz w:val="32"/>
-          <w:szCs w:val="32"/>
+      <w:r>
+        <w:rPr>
+          <w:rFonts w:ascii="Calibri" w:hAnsi="Calibri" w:cs="Calibri"/>
+          <w:b/>
+          <w:bCs/>
+          <w:sz w:val="36"/>
+          <w:szCs w:val="36"/>
         </w:rPr>
         <w:t>book</w:t>
       </w:r>
       <w:r>
         <w:rPr>
-          <w:rFonts w:ascii="Carlito" w:hAnsi="Carlito" w:cs="Carlito"/>
-          <w:b/>
-          <w:bCs/>
-          <w:sz w:val="32"/>
-          <w:szCs w:val="32"/>
+          <w:rFonts w:ascii="Calibri" w:hAnsi="Calibri" w:cs="Calibri"/>
+          <w:b/>
+          <w:bCs/>
+          <w:sz w:val="36"/>
+          <w:szCs w:val="36"/>
         </w:rPr>
         <w:t>i</w:t>
       </w:r>
       <w:r>
         <w:rPr>
-          <w:rFonts w:ascii="Carlito" w:hAnsi="Carlito" w:cs="Carlito"/>
-          <w:b/>
-          <w:bCs/>
-          <w:sz w:val="32"/>
-          <w:szCs w:val="32"/>
+          <w:rFonts w:ascii="Calibri" w:hAnsi="Calibri" w:cs="Calibri"/>
+          <w:b/>
+          <w:bCs/>
+          <w:sz w:val="36"/>
+          <w:szCs w:val="36"/>
         </w:rPr>
         <w:t>d</w:t>
       </w:r>
-      <w:proofErr w:type="spellEnd"/>
-      <w:proofErr w:type="gramEnd"/>
-      <w:r>
-        <w:rPr>
-          <w:rFonts w:ascii="Carlito" w:hAnsi="Carlito" w:cs="Carlito"/>
-          <w:sz w:val="32"/>
-          <w:szCs w:val="32"/>
+      <w:r>
+        <w:rPr>
+          <w:rFonts w:ascii="Calibri" w:hAnsi="Calibri" w:cs="Calibri"/>
+          <w:sz w:val="36"/>
+          <w:szCs w:val="36"/>
         </w:rPr>
         <w:t xml:space="preserve"> after the </w:t>
       </w:r>
       <w:r>
         <w:rPr>
-          <w:rFonts w:ascii="Carlito" w:hAnsi="Carlito" w:cs="Carlito"/>
-          <w:b/>
-          <w:bCs/>
-          <w:sz w:val="32"/>
-          <w:szCs w:val="32"/>
+          <w:rFonts w:ascii="Calibri" w:hAnsi="Calibri" w:cs="Calibri"/>
+          <w:b/>
+          <w:bCs/>
+          <w:sz w:val="36"/>
+          <w:szCs w:val="36"/>
         </w:rPr>
         <w:t>books/</w:t>
       </w:r>
       <w:r>
         <w:rPr>
-          <w:rFonts w:ascii="Carlito" w:hAnsi="Carlito" w:cs="Carlito"/>
-          <w:sz w:val="32"/>
-          <w:szCs w:val="32"/>
+          <w:rFonts w:ascii="Calibri" w:hAnsi="Calibri" w:cs="Calibri"/>
+          <w:sz w:val="36"/>
+          <w:szCs w:val="36"/>
         </w:rPr>
         <w:t xml:space="preserve"> . Then in the params section we will automatically get our path variables as key-value</w:t>
       </w:r>
       <w:r>
         <w:rPr>
-          <w:rFonts w:ascii="Carlito" w:hAnsi="Carlito" w:cs="Carlito"/>
-          <w:sz w:val="32"/>
-          <w:szCs w:val="32"/>
+          <w:rFonts w:ascii="Calibri" w:hAnsi="Calibri" w:cs="Calibri"/>
+          <w:sz w:val="36"/>
+          <w:szCs w:val="36"/>
         </w:rPr>
         <w:t xml:space="preserve">. We can set the </w:t>
       </w:r>
       <w:r>
         <w:rPr>
-          <w:rFonts w:ascii="Carlito" w:hAnsi="Carlito" w:cs="Carlito"/>
-          <w:b/>
-          <w:bCs/>
-          <w:sz w:val="32"/>
-          <w:szCs w:val="32"/>
+          <w:rFonts w:ascii="Calibri" w:hAnsi="Calibri" w:cs="Calibri"/>
+          <w:b/>
+          <w:bCs/>
+          <w:sz w:val="36"/>
+          <w:szCs w:val="36"/>
         </w:rPr>
         <w:t>key</w:t>
       </w:r>
       <w:r>
         <w:rPr>
-          <w:rFonts w:ascii="Carlito" w:hAnsi="Carlito" w:cs="Carlito"/>
-          <w:sz w:val="32"/>
-          <w:szCs w:val="32"/>
+          <w:rFonts w:ascii="Calibri" w:hAnsi="Calibri" w:cs="Calibri"/>
+          <w:sz w:val="36"/>
+          <w:szCs w:val="36"/>
         </w:rPr>
         <w:t xml:space="preserve"> to </w:t>
       </w:r>
-      <w:proofErr w:type="spellStart"/>
-      <w:r>
-        <w:rPr>
-          <w:rFonts w:ascii="Carlito" w:hAnsi="Carlito" w:cs="Carlito"/>
-          <w:b/>
-          <w:bCs/>
-          <w:sz w:val="32"/>
-          <w:szCs w:val="32"/>
+      <w:r>
+        <w:rPr>
+          <w:rFonts w:ascii="Calibri" w:hAnsi="Calibri" w:cs="Calibri"/>
+          <w:b/>
+          <w:bCs/>
+          <w:sz w:val="36"/>
+          <w:szCs w:val="36"/>
         </w:rPr>
         <w:t>book</w:t>
       </w:r>
       <w:r>
         <w:rPr>
-          <w:rFonts w:ascii="Carlito" w:hAnsi="Carlito" w:cs="Carlito"/>
-          <w:b/>
-          <w:bCs/>
-          <w:sz w:val="32"/>
-          <w:szCs w:val="32"/>
+          <w:rFonts w:ascii="Calibri" w:hAnsi="Calibri" w:cs="Calibri"/>
+          <w:b/>
+          <w:bCs/>
+          <w:sz w:val="36"/>
+          <w:szCs w:val="36"/>
         </w:rPr>
         <w:t>i</w:t>
       </w:r>
       <w:r>
         <w:rPr>
-          <w:rFonts w:ascii="Carlito" w:hAnsi="Carlito" w:cs="Carlito"/>
-          <w:b/>
-          <w:bCs/>
-          <w:sz w:val="32"/>
-          <w:szCs w:val="32"/>
+          <w:rFonts w:ascii="Calibri" w:hAnsi="Calibri" w:cs="Calibri"/>
+          <w:b/>
+          <w:bCs/>
+          <w:sz w:val="36"/>
+          <w:szCs w:val="36"/>
         </w:rPr>
         <w:t>d</w:t>
       </w:r>
-      <w:proofErr w:type="spellEnd"/>
-      <w:r>
-        <w:rPr>
-          <w:rFonts w:ascii="Carlito" w:hAnsi="Carlito" w:cs="Carlito"/>
-          <w:sz w:val="32"/>
-          <w:szCs w:val="32"/>
+      <w:r>
+        <w:rPr>
+          <w:rFonts w:ascii="Calibri" w:hAnsi="Calibri" w:cs="Calibri"/>
+          <w:sz w:val="36"/>
+          <w:szCs w:val="36"/>
         </w:rPr>
         <w:t xml:space="preserve"> and value to </w:t>
       </w:r>
       <w:r>
         <w:rPr>
-          <w:rFonts w:ascii="Carlito" w:hAnsi="Carlito" w:cs="Carlito"/>
-          <w:b/>
-          <w:bCs/>
-          <w:sz w:val="32"/>
-          <w:szCs w:val="32"/>
+          <w:rFonts w:ascii="Calibri" w:hAnsi="Calibri" w:cs="Calibri"/>
+          <w:b/>
+          <w:bCs/>
+          <w:sz w:val="36"/>
+          <w:szCs w:val="36"/>
         </w:rPr>
         <w:t>2</w:t>
       </w:r>
       <w:r>
         <w:rPr>
-          <w:rFonts w:ascii="Carlito" w:hAnsi="Carlito" w:cs="Carlito"/>
-          <w:sz w:val="32"/>
-          <w:szCs w:val="32"/>
-        </w:rPr>
-        <w:t xml:space="preserve">. To get the book with </w:t>
-      </w:r>
-      <w:proofErr w:type="spellStart"/>
-      <w:r>
-        <w:rPr>
-          <w:rFonts w:ascii="Carlito" w:hAnsi="Carlito" w:cs="Carlito"/>
-          <w:sz w:val="32"/>
-          <w:szCs w:val="32"/>
-        </w:rPr>
-        <w:t>bookId</w:t>
-      </w:r>
-      <w:proofErr w:type="spellEnd"/>
-      <w:r>
-        <w:rPr>
-          <w:rFonts w:ascii="Carlito" w:hAnsi="Carlito" w:cs="Carlito"/>
-          <w:sz w:val="32"/>
-          <w:szCs w:val="32"/>
-        </w:rPr>
-        <w:t xml:space="preserve"> as 2.</w:t>
-      </w:r>
-      <w:r>
-        <w:rPr>
-          <w:rFonts w:ascii="Carlito" w:hAnsi="Carlito" w:cs="Carlito"/>
-          <w:sz w:val="32"/>
-          <w:szCs w:val="32"/>
+          <w:rFonts w:ascii="Calibri" w:hAnsi="Calibri" w:cs="Calibri"/>
+          <w:sz w:val="36"/>
+          <w:szCs w:val="36"/>
+        </w:rPr>
+        <w:t xml:space="preserve">. To get the book with bookId </w:t>
+      </w:r>
+      <w:r>
+        <w:rPr>
+          <w:rFonts w:ascii="Calibri" w:hAnsi="Calibri" w:cs="Calibri"/>
+          <w:sz w:val="36"/>
+          <w:szCs w:val="36"/>
+        </w:rPr>
+        <w:lastRenderedPageBreak/>
+        <w:t>as 2.</w:t>
+      </w:r>
+      <w:r>
+        <w:rPr>
+          <w:rFonts w:ascii="Calibri" w:hAnsi="Calibri" w:cs="Calibri"/>
+          <w:sz w:val="36"/>
+          <w:szCs w:val="36"/>
         </w:rPr>
         <w:t xml:space="preserve"> We can also directly access the data by directly writing </w:t>
       </w:r>
       <w:r>
         <w:rPr>
-          <w:rFonts w:ascii="Carlito" w:hAnsi="Carlito" w:cs="Carlito"/>
-          <w:b/>
-          <w:bCs/>
-          <w:sz w:val="32"/>
-          <w:szCs w:val="32"/>
+          <w:rFonts w:ascii="Calibri" w:hAnsi="Calibri" w:cs="Calibri"/>
+          <w:b/>
+          <w:bCs/>
+          <w:sz w:val="36"/>
+          <w:szCs w:val="36"/>
         </w:rPr>
         <w:t>2</w:t>
       </w:r>
       <w:r>
         <w:rPr>
-          <w:rFonts w:ascii="Carlito" w:hAnsi="Carlito" w:cs="Carlito"/>
-          <w:sz w:val="32"/>
-          <w:szCs w:val="32"/>
+          <w:rFonts w:ascii="Calibri" w:hAnsi="Calibri" w:cs="Calibri"/>
+          <w:sz w:val="36"/>
+          <w:szCs w:val="36"/>
         </w:rPr>
         <w:t xml:space="preserve"> in link like this </w:t>
       </w:r>
       <w:r>
         <w:rPr>
-          <w:rFonts w:ascii="Carlito" w:hAnsi="Carlito" w:cs="Carlito"/>
-          <w:b/>
-          <w:bCs/>
-          <w:sz w:val="32"/>
-          <w:szCs w:val="32"/>
+          <w:rFonts w:ascii="Calibri" w:hAnsi="Calibri" w:cs="Calibri"/>
+          <w:b/>
+          <w:bCs/>
+          <w:sz w:val="36"/>
+          <w:szCs w:val="36"/>
         </w:rPr>
         <w:t>books/2</w:t>
       </w:r>
@@ -1470,17 +1366,17 @@
       <w:pPr>
         <w:jc w:val="both"/>
         <w:rPr>
-          <w:rFonts w:ascii="Carlito" w:hAnsi="Carlito" w:cs="Carlito"/>
-          <w:sz w:val="32"/>
-          <w:szCs w:val="32"/>
-        </w:rPr>
-      </w:pPr>
-      <w:r>
-        <w:rPr>
-          <w:rFonts w:ascii="Carlito" w:hAnsi="Carlito" w:cs="Carlito"/>
+          <w:rFonts w:ascii="Calibri" w:hAnsi="Calibri" w:cs="Calibri"/>
+          <w:sz w:val="36"/>
+          <w:szCs w:val="36"/>
+        </w:rPr>
+      </w:pPr>
+      <w:r>
+        <w:rPr>
+          <w:rFonts w:ascii="Calibri" w:hAnsi="Calibri" w:cs="Calibri"/>
           <w:noProof/>
-          <w:sz w:val="32"/>
-          <w:szCs w:val="32"/>
+          <w:sz w:val="36"/>
+          <w:szCs w:val="36"/>
         </w:rPr>
         <w:drawing>
           <wp:anchor distT="0" distB="0" distL="114300" distR="114300" simplePos="0" relativeHeight="251663360" behindDoc="0" locked="0" layoutInCell="1" allowOverlap="1" wp14:anchorId="7F95D527" wp14:editId="07CF549D">
@@ -1543,96 +1439,96 @@
       <w:pPr>
         <w:jc w:val="both"/>
         <w:rPr>
-          <w:rFonts w:ascii="Carlito" w:hAnsi="Carlito" w:cs="Carlito"/>
-          <w:sz w:val="32"/>
-          <w:szCs w:val="32"/>
-        </w:rPr>
-      </w:pPr>
-    </w:p>
-    <w:p>
-      <w:pPr>
-        <w:jc w:val="both"/>
-        <w:rPr>
-          <w:rFonts w:ascii="Carlito" w:hAnsi="Carlito" w:cs="Carlito"/>
-          <w:sz w:val="32"/>
-          <w:szCs w:val="32"/>
-        </w:rPr>
-      </w:pPr>
-    </w:p>
-    <w:p>
-      <w:pPr>
-        <w:jc w:val="both"/>
-        <w:rPr>
-          <w:rFonts w:ascii="Carlito" w:hAnsi="Carlito" w:cs="Carlito"/>
-          <w:sz w:val="32"/>
-          <w:szCs w:val="32"/>
-        </w:rPr>
-      </w:pPr>
-    </w:p>
-    <w:p>
-      <w:pPr>
-        <w:jc w:val="both"/>
-        <w:rPr>
-          <w:rFonts w:ascii="Carlito" w:hAnsi="Carlito" w:cs="Carlito"/>
-          <w:sz w:val="32"/>
-          <w:szCs w:val="32"/>
-        </w:rPr>
-      </w:pPr>
-    </w:p>
-    <w:p>
-      <w:pPr>
-        <w:jc w:val="both"/>
-        <w:rPr>
-          <w:rFonts w:ascii="Carlito" w:hAnsi="Carlito" w:cs="Carlito"/>
-          <w:sz w:val="32"/>
-          <w:szCs w:val="32"/>
-        </w:rPr>
-      </w:pPr>
-    </w:p>
-    <w:p>
-      <w:pPr>
-        <w:jc w:val="both"/>
-        <w:rPr>
-          <w:rFonts w:ascii="Carlito" w:hAnsi="Carlito" w:cs="Carlito"/>
-          <w:sz w:val="32"/>
-          <w:szCs w:val="32"/>
-        </w:rPr>
-      </w:pPr>
-    </w:p>
-    <w:p>
-      <w:pPr>
-        <w:jc w:val="both"/>
-        <w:rPr>
-          <w:rFonts w:ascii="Carlito" w:hAnsi="Carlito" w:cs="Carlito"/>
-          <w:sz w:val="32"/>
-          <w:szCs w:val="32"/>
-        </w:rPr>
-      </w:pPr>
-    </w:p>
-    <w:p>
-      <w:pPr>
-        <w:jc w:val="both"/>
-        <w:rPr>
-          <w:rFonts w:ascii="Carlito" w:hAnsi="Carlito" w:cs="Carlito"/>
-          <w:sz w:val="32"/>
-          <w:szCs w:val="32"/>
-        </w:rPr>
-      </w:pPr>
-    </w:p>
-    <w:p>
-      <w:pPr>
-        <w:jc w:val="both"/>
-        <w:rPr>
-          <w:rFonts w:ascii="Carlito" w:hAnsi="Carlito" w:cs="Carlito"/>
-          <w:sz w:val="32"/>
-          <w:szCs w:val="32"/>
-        </w:rPr>
-      </w:pPr>
-      <w:r>
-        <w:rPr>
-          <w:rFonts w:ascii="Carlito" w:hAnsi="Carlito" w:cs="Carlito"/>
-          <w:sz w:val="32"/>
-          <w:szCs w:val="32"/>
+          <w:rFonts w:ascii="Calibri" w:hAnsi="Calibri" w:cs="Calibri"/>
+          <w:sz w:val="36"/>
+          <w:szCs w:val="36"/>
+        </w:rPr>
+      </w:pPr>
+    </w:p>
+    <w:p>
+      <w:pPr>
+        <w:jc w:val="both"/>
+        <w:rPr>
+          <w:rFonts w:ascii="Calibri" w:hAnsi="Calibri" w:cs="Calibri"/>
+          <w:sz w:val="36"/>
+          <w:szCs w:val="36"/>
+        </w:rPr>
+      </w:pPr>
+    </w:p>
+    <w:p>
+      <w:pPr>
+        <w:jc w:val="both"/>
+        <w:rPr>
+          <w:rFonts w:ascii="Calibri" w:hAnsi="Calibri" w:cs="Calibri"/>
+          <w:sz w:val="36"/>
+          <w:szCs w:val="36"/>
+        </w:rPr>
+      </w:pPr>
+    </w:p>
+    <w:p>
+      <w:pPr>
+        <w:jc w:val="both"/>
+        <w:rPr>
+          <w:rFonts w:ascii="Calibri" w:hAnsi="Calibri" w:cs="Calibri"/>
+          <w:sz w:val="36"/>
+          <w:szCs w:val="36"/>
+        </w:rPr>
+      </w:pPr>
+    </w:p>
+    <w:p>
+      <w:pPr>
+        <w:jc w:val="both"/>
+        <w:rPr>
+          <w:rFonts w:ascii="Calibri" w:hAnsi="Calibri" w:cs="Calibri"/>
+          <w:sz w:val="36"/>
+          <w:szCs w:val="36"/>
+        </w:rPr>
+      </w:pPr>
+    </w:p>
+    <w:p>
+      <w:pPr>
+        <w:jc w:val="both"/>
+        <w:rPr>
+          <w:rFonts w:ascii="Calibri" w:hAnsi="Calibri" w:cs="Calibri"/>
+          <w:sz w:val="36"/>
+          <w:szCs w:val="36"/>
+        </w:rPr>
+      </w:pPr>
+    </w:p>
+    <w:p>
+      <w:pPr>
+        <w:jc w:val="both"/>
+        <w:rPr>
+          <w:rFonts w:ascii="Calibri" w:hAnsi="Calibri" w:cs="Calibri"/>
+          <w:sz w:val="36"/>
+          <w:szCs w:val="36"/>
+        </w:rPr>
+      </w:pPr>
+    </w:p>
+    <w:p>
+      <w:pPr>
+        <w:jc w:val="both"/>
+        <w:rPr>
+          <w:rFonts w:ascii="Calibri" w:hAnsi="Calibri" w:cs="Calibri"/>
+          <w:sz w:val="36"/>
+          <w:szCs w:val="36"/>
+        </w:rPr>
+      </w:pPr>
+    </w:p>
+    <w:p>
+      <w:pPr>
+        <w:jc w:val="both"/>
+        <w:rPr>
+          <w:rFonts w:ascii="Calibri" w:hAnsi="Calibri" w:cs="Calibri"/>
+          <w:sz w:val="36"/>
+          <w:szCs w:val="36"/>
+        </w:rPr>
+      </w:pPr>
+      <w:r>
+        <w:rPr>
+          <w:rFonts w:ascii="Calibri" w:hAnsi="Calibri" w:cs="Calibri"/>
+          <w:sz w:val="36"/>
+          <w:szCs w:val="36"/>
         </w:rPr>
         <w:t>Post Method:</w:t>
       </w:r>
@@ -1641,17 +1537,15 @@
       <w:pPr>
         <w:jc w:val="both"/>
         <w:rPr>
-          <w:rFonts w:ascii="Carlito" w:hAnsi="Carlito" w:cs="Carlito"/>
-          <w:sz w:val="32"/>
-          <w:szCs w:val="32"/>
-        </w:rPr>
-      </w:pPr>
-      <w:r>
-        <w:rPr>
-          <w:rFonts w:ascii="Carlito" w:hAnsi="Carlito" w:cs="Carlito"/>
+          <w:rFonts w:ascii="Calibri" w:hAnsi="Calibri" w:cs="Calibri"/>
+          <w:sz w:val="36"/>
+          <w:szCs w:val="36"/>
+        </w:rPr>
+      </w:pPr>
+      <w:r>
+        <w:rPr>
+          <w:rFonts w:ascii="Calibri" w:hAnsi="Calibri" w:cs="Calibri"/>
           <w:noProof/>
-          <w:sz w:val="20"/>
-          <w:szCs w:val="20"/>
         </w:rPr>
         <w:drawing>
           <wp:anchor distT="0" distB="0" distL="114300" distR="114300" simplePos="0" relativeHeight="251664384" behindDoc="0" locked="0" layoutInCell="1" allowOverlap="1" wp14:anchorId="1AD119B5" wp14:editId="05325CE7">
@@ -1718,123 +1612,123 @@
       </w:r>
       <w:r>
         <w:rPr>
-          <w:rFonts w:ascii="Carlito" w:hAnsi="Carlito" w:cs="Carlito"/>
-          <w:sz w:val="32"/>
-          <w:szCs w:val="32"/>
+          <w:rFonts w:ascii="Calibri" w:hAnsi="Calibri" w:cs="Calibri"/>
+          <w:sz w:val="36"/>
+          <w:szCs w:val="36"/>
         </w:rPr>
         <w:t xml:space="preserve"># </w:t>
       </w:r>
       <w:r>
         <w:rPr>
-          <w:rFonts w:ascii="Carlito" w:hAnsi="Carlito" w:cs="Carlito"/>
-          <w:sz w:val="32"/>
-          <w:szCs w:val="32"/>
+          <w:rFonts w:ascii="Calibri" w:hAnsi="Calibri" w:cs="Calibri"/>
+          <w:sz w:val="36"/>
+          <w:szCs w:val="36"/>
         </w:rPr>
         <w:t>Add a new request and rename it. Select Post method</w:t>
       </w:r>
       <w:r>
         <w:rPr>
-          <w:rFonts w:ascii="Carlito" w:hAnsi="Carlito" w:cs="Carlito"/>
-          <w:sz w:val="32"/>
-          <w:szCs w:val="32"/>
+          <w:rFonts w:ascii="Calibri" w:hAnsi="Calibri" w:cs="Calibri"/>
+          <w:sz w:val="36"/>
+          <w:szCs w:val="36"/>
         </w:rPr>
         <w:t xml:space="preserve"> then in the </w:t>
       </w:r>
       <w:r>
         <w:rPr>
-          <w:rFonts w:ascii="Carlito" w:hAnsi="Carlito" w:cs="Carlito"/>
-          <w:b/>
-          <w:bCs/>
-          <w:sz w:val="32"/>
-          <w:szCs w:val="32"/>
+          <w:rFonts w:ascii="Calibri" w:hAnsi="Calibri" w:cs="Calibri"/>
+          <w:b/>
+          <w:bCs/>
+          <w:sz w:val="36"/>
+          <w:szCs w:val="36"/>
         </w:rPr>
         <w:t>body</w:t>
       </w:r>
       <w:r>
         <w:rPr>
-          <w:rFonts w:ascii="Carlito" w:hAnsi="Carlito" w:cs="Carlito"/>
-          <w:sz w:val="32"/>
-          <w:szCs w:val="32"/>
+          <w:rFonts w:ascii="Calibri" w:hAnsi="Calibri" w:cs="Calibri"/>
+          <w:sz w:val="36"/>
+          <w:szCs w:val="36"/>
         </w:rPr>
         <w:t xml:space="preserve"> section select </w:t>
       </w:r>
       <w:r>
         <w:rPr>
-          <w:rFonts w:ascii="Carlito" w:hAnsi="Carlito" w:cs="Carlito"/>
-          <w:b/>
-          <w:bCs/>
-          <w:sz w:val="32"/>
-          <w:szCs w:val="32"/>
+          <w:rFonts w:ascii="Calibri" w:hAnsi="Calibri" w:cs="Calibri"/>
+          <w:b/>
+          <w:bCs/>
+          <w:sz w:val="36"/>
+          <w:szCs w:val="36"/>
         </w:rPr>
         <w:t xml:space="preserve">raw </w:t>
       </w:r>
       <w:r>
         <w:rPr>
-          <w:rFonts w:ascii="Carlito" w:hAnsi="Carlito" w:cs="Carlito"/>
-          <w:sz w:val="32"/>
-          <w:szCs w:val="32"/>
+          <w:rFonts w:ascii="Calibri" w:hAnsi="Calibri" w:cs="Calibri"/>
+          <w:sz w:val="36"/>
+          <w:szCs w:val="36"/>
         </w:rPr>
         <w:t xml:space="preserve">then </w:t>
       </w:r>
       <w:r>
         <w:rPr>
-          <w:rFonts w:ascii="Carlito" w:hAnsi="Carlito" w:cs="Carlito"/>
-          <w:sz w:val="32"/>
-          <w:szCs w:val="32"/>
+          <w:rFonts w:ascii="Calibri" w:hAnsi="Calibri" w:cs="Calibri"/>
+          <w:sz w:val="36"/>
+          <w:szCs w:val="36"/>
         </w:rPr>
         <w:t xml:space="preserve">set </w:t>
       </w:r>
       <w:r>
         <w:rPr>
-          <w:rFonts w:ascii="Carlito" w:hAnsi="Carlito" w:cs="Carlito"/>
-          <w:b/>
-          <w:bCs/>
-          <w:sz w:val="32"/>
-          <w:szCs w:val="32"/>
+          <w:rFonts w:ascii="Calibri" w:hAnsi="Calibri" w:cs="Calibri"/>
+          <w:b/>
+          <w:bCs/>
+          <w:sz w:val="36"/>
+          <w:szCs w:val="36"/>
         </w:rPr>
         <w:t>Text</w:t>
       </w:r>
       <w:r>
         <w:rPr>
-          <w:rFonts w:ascii="Carlito" w:hAnsi="Carlito" w:cs="Carlito"/>
-          <w:sz w:val="32"/>
-          <w:szCs w:val="32"/>
+          <w:rFonts w:ascii="Calibri" w:hAnsi="Calibri" w:cs="Calibri"/>
+          <w:sz w:val="36"/>
+          <w:szCs w:val="36"/>
         </w:rPr>
         <w:t xml:space="preserve"> to </w:t>
       </w:r>
       <w:r>
         <w:rPr>
-          <w:rFonts w:ascii="Carlito" w:hAnsi="Carlito" w:cs="Carlito"/>
-          <w:b/>
-          <w:bCs/>
-          <w:sz w:val="32"/>
-          <w:szCs w:val="32"/>
+          <w:rFonts w:ascii="Calibri" w:hAnsi="Calibri" w:cs="Calibri"/>
+          <w:b/>
+          <w:bCs/>
+          <w:sz w:val="36"/>
+          <w:szCs w:val="36"/>
         </w:rPr>
         <w:t xml:space="preserve">json </w:t>
       </w:r>
       <w:r>
         <w:rPr>
-          <w:rFonts w:ascii="Carlito" w:hAnsi="Carlito" w:cs="Carlito"/>
-          <w:sz w:val="32"/>
-          <w:szCs w:val="32"/>
+          <w:rFonts w:ascii="Calibri" w:hAnsi="Calibri" w:cs="Calibri"/>
+          <w:sz w:val="36"/>
+          <w:szCs w:val="36"/>
         </w:rPr>
         <w:t>and write the data we want to post as</w:t>
       </w:r>
       <w:r>
         <w:rPr>
-          <w:rFonts w:ascii="Carlito" w:hAnsi="Carlito" w:cs="Carlito"/>
-          <w:b/>
-          <w:bCs/>
-          <w:sz w:val="32"/>
-          <w:szCs w:val="32"/>
+          <w:rFonts w:ascii="Calibri" w:hAnsi="Calibri" w:cs="Calibri"/>
+          <w:b/>
+          <w:bCs/>
+          <w:sz w:val="36"/>
+          <w:szCs w:val="36"/>
         </w:rPr>
         <w:t xml:space="preserve"> json</w:t>
       </w:r>
       <w:r>
         <w:rPr>
-          <w:rFonts w:ascii="Carlito" w:hAnsi="Carlito" w:cs="Carlito"/>
-          <w:sz w:val="32"/>
-          <w:szCs w:val="32"/>
+          <w:rFonts w:ascii="Calibri" w:hAnsi="Calibri" w:cs="Calibri"/>
+          <w:sz w:val="36"/>
+          <w:szCs w:val="36"/>
         </w:rPr>
         <w:t xml:space="preserve"> format.</w:t>
       </w:r>
@@ -1843,102 +1737,103 @@
       <w:pPr>
         <w:jc w:val="both"/>
         <w:rPr>
-          <w:rFonts w:ascii="Carlito" w:hAnsi="Carlito" w:cs="Carlito"/>
-          <w:sz w:val="32"/>
-          <w:szCs w:val="32"/>
-        </w:rPr>
-      </w:pPr>
-    </w:p>
-    <w:p>
-      <w:pPr>
-        <w:jc w:val="both"/>
-        <w:rPr>
-          <w:rFonts w:ascii="Carlito" w:hAnsi="Carlito" w:cs="Carlito"/>
-          <w:sz w:val="32"/>
-          <w:szCs w:val="32"/>
-        </w:rPr>
-      </w:pPr>
-    </w:p>
-    <w:p>
-      <w:pPr>
-        <w:jc w:val="both"/>
-        <w:rPr>
-          <w:rFonts w:ascii="Carlito" w:hAnsi="Carlito" w:cs="Carlito"/>
-          <w:sz w:val="32"/>
-          <w:szCs w:val="32"/>
-        </w:rPr>
-      </w:pPr>
-    </w:p>
-    <w:p>
-      <w:pPr>
-        <w:jc w:val="both"/>
-        <w:rPr>
-          <w:rFonts w:ascii="Carlito" w:hAnsi="Carlito" w:cs="Carlito"/>
-          <w:sz w:val="32"/>
-          <w:szCs w:val="32"/>
-        </w:rPr>
-      </w:pPr>
-    </w:p>
-    <w:p>
-      <w:pPr>
-        <w:jc w:val="both"/>
-        <w:rPr>
-          <w:rFonts w:ascii="Carlito" w:hAnsi="Carlito" w:cs="Carlito"/>
-          <w:sz w:val="32"/>
-          <w:szCs w:val="32"/>
-        </w:rPr>
-      </w:pPr>
-    </w:p>
-    <w:p>
-      <w:pPr>
-        <w:jc w:val="both"/>
-        <w:rPr>
-          <w:rFonts w:ascii="Carlito" w:hAnsi="Carlito" w:cs="Carlito"/>
-          <w:sz w:val="32"/>
-          <w:szCs w:val="32"/>
-        </w:rPr>
-      </w:pPr>
-    </w:p>
-    <w:p>
-      <w:pPr>
-        <w:jc w:val="both"/>
-        <w:rPr>
-          <w:rFonts w:ascii="Carlito" w:hAnsi="Carlito" w:cs="Carlito"/>
-          <w:sz w:val="32"/>
-          <w:szCs w:val="32"/>
-        </w:rPr>
-      </w:pPr>
-      <w:r>
-        <w:rPr>
-          <w:rFonts w:ascii="Carlito" w:hAnsi="Carlito" w:cs="Carlito"/>
-          <w:sz w:val="32"/>
-          <w:szCs w:val="32"/>
-        </w:rPr>
+          <w:rFonts w:ascii="Calibri" w:hAnsi="Calibri" w:cs="Calibri"/>
+          <w:sz w:val="36"/>
+          <w:szCs w:val="36"/>
+        </w:rPr>
+      </w:pPr>
+    </w:p>
+    <w:p>
+      <w:pPr>
+        <w:jc w:val="both"/>
+        <w:rPr>
+          <w:rFonts w:ascii="Calibri" w:hAnsi="Calibri" w:cs="Calibri"/>
+          <w:sz w:val="36"/>
+          <w:szCs w:val="36"/>
+        </w:rPr>
+      </w:pPr>
+    </w:p>
+    <w:p>
+      <w:pPr>
+        <w:jc w:val="both"/>
+        <w:rPr>
+          <w:rFonts w:ascii="Calibri" w:hAnsi="Calibri" w:cs="Calibri"/>
+          <w:sz w:val="36"/>
+          <w:szCs w:val="36"/>
+        </w:rPr>
+      </w:pPr>
+    </w:p>
+    <w:p>
+      <w:pPr>
+        <w:jc w:val="both"/>
+        <w:rPr>
+          <w:rFonts w:ascii="Calibri" w:hAnsi="Calibri" w:cs="Calibri"/>
+          <w:sz w:val="36"/>
+          <w:szCs w:val="36"/>
+        </w:rPr>
+      </w:pPr>
+    </w:p>
+    <w:p>
+      <w:pPr>
+        <w:jc w:val="both"/>
+        <w:rPr>
+          <w:rFonts w:ascii="Calibri" w:hAnsi="Calibri" w:cs="Calibri"/>
+          <w:sz w:val="36"/>
+          <w:szCs w:val="36"/>
+        </w:rPr>
+      </w:pPr>
+    </w:p>
+    <w:p>
+      <w:pPr>
+        <w:jc w:val="both"/>
+        <w:rPr>
+          <w:rFonts w:ascii="Calibri" w:hAnsi="Calibri" w:cs="Calibri"/>
+          <w:sz w:val="36"/>
+          <w:szCs w:val="36"/>
+        </w:rPr>
+      </w:pPr>
+    </w:p>
+    <w:p>
+      <w:pPr>
+        <w:jc w:val="both"/>
+        <w:rPr>
+          <w:rFonts w:ascii="Calibri" w:hAnsi="Calibri" w:cs="Calibri"/>
+          <w:sz w:val="36"/>
+          <w:szCs w:val="36"/>
+        </w:rPr>
+      </w:pPr>
+      <w:r>
+        <w:rPr>
+          <w:rFonts w:ascii="Calibri" w:hAnsi="Calibri" w:cs="Calibri"/>
+          <w:sz w:val="36"/>
+          <w:szCs w:val="36"/>
+        </w:rPr>
+        <w:lastRenderedPageBreak/>
         <w:t xml:space="preserve"># But make sure the server accepts json format. Then we can also send data </w:t>
       </w:r>
       <w:r>
         <w:rPr>
-          <w:rFonts w:ascii="Carlito" w:hAnsi="Carlito" w:cs="Carlito"/>
-          <w:sz w:val="32"/>
-          <w:szCs w:val="32"/>
+          <w:rFonts w:ascii="Calibri" w:hAnsi="Calibri" w:cs="Calibri"/>
+          <w:sz w:val="36"/>
+          <w:szCs w:val="36"/>
         </w:rPr>
         <w:t xml:space="preserve">in headers. Just go to the </w:t>
       </w:r>
       <w:r>
         <w:rPr>
-          <w:rFonts w:ascii="Carlito" w:hAnsi="Carlito" w:cs="Carlito"/>
-          <w:b/>
-          <w:bCs/>
-          <w:sz w:val="32"/>
-          <w:szCs w:val="32"/>
+          <w:rFonts w:ascii="Calibri" w:hAnsi="Calibri" w:cs="Calibri"/>
+          <w:b/>
+          <w:bCs/>
+          <w:sz w:val="36"/>
+          <w:szCs w:val="36"/>
         </w:rPr>
         <w:t>Headers</w:t>
       </w:r>
       <w:r>
         <w:rPr>
-          <w:rFonts w:ascii="Carlito" w:hAnsi="Carlito" w:cs="Carlito"/>
-          <w:sz w:val="32"/>
-          <w:szCs w:val="32"/>
+          <w:rFonts w:ascii="Calibri" w:hAnsi="Calibri" w:cs="Calibri"/>
+          <w:sz w:val="36"/>
+          <w:szCs w:val="36"/>
         </w:rPr>
         <w:t xml:space="preserve"> section and edit the key-value just like params.</w:t>
       </w:r>
@@ -1947,17 +1842,15 @@
       <w:pPr>
         <w:jc w:val="both"/>
         <w:rPr>
-          <w:rFonts w:ascii="Carlito" w:hAnsi="Carlito" w:cs="Carlito"/>
-          <w:sz w:val="32"/>
-          <w:szCs w:val="32"/>
-        </w:rPr>
-      </w:pPr>
-      <w:r>
-        <w:rPr>
-          <w:rFonts w:ascii="Carlito" w:hAnsi="Carlito" w:cs="Carlito"/>
+          <w:rFonts w:ascii="Calibri" w:hAnsi="Calibri" w:cs="Calibri"/>
+          <w:sz w:val="36"/>
+          <w:szCs w:val="36"/>
+        </w:rPr>
+      </w:pPr>
+      <w:r>
+        <w:rPr>
+          <w:rFonts w:ascii="Calibri" w:hAnsi="Calibri" w:cs="Calibri"/>
           <w:noProof/>
-          <w:sz w:val="20"/>
-          <w:szCs w:val="20"/>
         </w:rPr>
         <w:drawing>
           <wp:anchor distT="0" distB="0" distL="114300" distR="114300" simplePos="0" relativeHeight="251665408" behindDoc="0" locked="0" layoutInCell="1" allowOverlap="1" wp14:anchorId="7F7C39D1" wp14:editId="579AC9BA">
@@ -2027,259 +1920,258 @@
       <w:pPr>
         <w:jc w:val="both"/>
         <w:rPr>
-          <w:rFonts w:ascii="Carlito" w:hAnsi="Carlito" w:cs="Carlito"/>
-          <w:sz w:val="32"/>
-          <w:szCs w:val="32"/>
-        </w:rPr>
-      </w:pPr>
-    </w:p>
-    <w:p>
-      <w:pPr>
-        <w:jc w:val="both"/>
-        <w:rPr>
-          <w:rFonts w:ascii="Carlito" w:hAnsi="Carlito" w:cs="Carlito"/>
-          <w:sz w:val="32"/>
-          <w:szCs w:val="32"/>
-        </w:rPr>
-      </w:pPr>
-    </w:p>
-    <w:p>
-      <w:pPr>
-        <w:jc w:val="both"/>
-        <w:rPr>
-          <w:rFonts w:ascii="Carlito" w:hAnsi="Carlito" w:cs="Carlito"/>
-          <w:sz w:val="32"/>
-          <w:szCs w:val="32"/>
-        </w:rPr>
-      </w:pPr>
-    </w:p>
-    <w:p>
-      <w:pPr>
-        <w:jc w:val="both"/>
-        <w:rPr>
-          <w:rFonts w:ascii="Carlito" w:hAnsi="Carlito" w:cs="Carlito"/>
-          <w:sz w:val="32"/>
-          <w:szCs w:val="32"/>
-        </w:rPr>
-      </w:pPr>
-    </w:p>
-    <w:p>
-      <w:pPr>
-        <w:jc w:val="both"/>
-        <w:rPr>
-          <w:rFonts w:ascii="Carlito" w:hAnsi="Carlito" w:cs="Carlito"/>
-          <w:sz w:val="32"/>
-          <w:szCs w:val="32"/>
-        </w:rPr>
-      </w:pPr>
-    </w:p>
-    <w:p>
-      <w:pPr>
-        <w:jc w:val="both"/>
-        <w:rPr>
-          <w:rFonts w:ascii="Carlito" w:hAnsi="Carlito" w:cs="Carlito"/>
-          <w:sz w:val="32"/>
-          <w:szCs w:val="32"/>
-        </w:rPr>
-      </w:pPr>
-    </w:p>
-    <w:p>
-      <w:pPr>
-        <w:jc w:val="both"/>
-        <w:rPr>
-          <w:rFonts w:ascii="Carlito" w:hAnsi="Carlito" w:cs="Carlito"/>
-          <w:sz w:val="32"/>
-          <w:szCs w:val="32"/>
-        </w:rPr>
-      </w:pPr>
-      <w:r>
-        <w:rPr>
-          <w:rFonts w:ascii="Carlito" w:hAnsi="Carlito" w:cs="Carlito"/>
-          <w:sz w:val="32"/>
-          <w:szCs w:val="32"/>
-        </w:rPr>
-        <w:lastRenderedPageBreak/>
+          <w:rFonts w:ascii="Calibri" w:hAnsi="Calibri" w:cs="Calibri"/>
+          <w:sz w:val="36"/>
+          <w:szCs w:val="36"/>
+        </w:rPr>
+      </w:pPr>
+    </w:p>
+    <w:p>
+      <w:pPr>
+        <w:jc w:val="both"/>
+        <w:rPr>
+          <w:rFonts w:ascii="Calibri" w:hAnsi="Calibri" w:cs="Calibri"/>
+          <w:sz w:val="36"/>
+          <w:szCs w:val="36"/>
+        </w:rPr>
+      </w:pPr>
+    </w:p>
+    <w:p>
+      <w:pPr>
+        <w:jc w:val="both"/>
+        <w:rPr>
+          <w:rFonts w:ascii="Calibri" w:hAnsi="Calibri" w:cs="Calibri"/>
+          <w:sz w:val="36"/>
+          <w:szCs w:val="36"/>
+        </w:rPr>
+      </w:pPr>
+    </w:p>
+    <w:p>
+      <w:pPr>
+        <w:jc w:val="both"/>
+        <w:rPr>
+          <w:rFonts w:ascii="Calibri" w:hAnsi="Calibri" w:cs="Calibri"/>
+          <w:sz w:val="36"/>
+          <w:szCs w:val="36"/>
+        </w:rPr>
+      </w:pPr>
+    </w:p>
+    <w:p>
+      <w:pPr>
+        <w:jc w:val="both"/>
+        <w:rPr>
+          <w:rFonts w:ascii="Calibri" w:hAnsi="Calibri" w:cs="Calibri"/>
+          <w:sz w:val="36"/>
+          <w:szCs w:val="36"/>
+        </w:rPr>
+      </w:pPr>
+    </w:p>
+    <w:p>
+      <w:pPr>
+        <w:jc w:val="both"/>
+        <w:rPr>
+          <w:rFonts w:ascii="Calibri" w:hAnsi="Calibri" w:cs="Calibri"/>
+          <w:sz w:val="36"/>
+          <w:szCs w:val="36"/>
+        </w:rPr>
+      </w:pPr>
+    </w:p>
+    <w:p>
+      <w:pPr>
+        <w:jc w:val="both"/>
+        <w:rPr>
+          <w:rFonts w:ascii="Calibri" w:hAnsi="Calibri" w:cs="Calibri"/>
+          <w:sz w:val="36"/>
+          <w:szCs w:val="36"/>
+        </w:rPr>
+      </w:pPr>
+      <w:r>
+        <w:rPr>
+          <w:rFonts w:ascii="Calibri" w:hAnsi="Calibri" w:cs="Calibri"/>
+          <w:sz w:val="36"/>
+          <w:szCs w:val="36"/>
+        </w:rPr>
         <w:t xml:space="preserve"># We can also send </w:t>
       </w:r>
       <w:r>
         <w:rPr>
-          <w:rFonts w:ascii="Carlito" w:hAnsi="Carlito" w:cs="Carlito"/>
-          <w:sz w:val="32"/>
-          <w:szCs w:val="32"/>
+          <w:rFonts w:ascii="Calibri" w:hAnsi="Calibri" w:cs="Calibri"/>
+          <w:sz w:val="36"/>
+          <w:szCs w:val="36"/>
         </w:rPr>
         <w:t xml:space="preserve">images, </w:t>
       </w:r>
       <w:r>
         <w:rPr>
-          <w:rFonts w:ascii="Carlito" w:hAnsi="Carlito" w:cs="Carlito"/>
-          <w:sz w:val="32"/>
-          <w:szCs w:val="32"/>
+          <w:rFonts w:ascii="Calibri" w:hAnsi="Calibri" w:cs="Calibri"/>
+          <w:sz w:val="36"/>
+          <w:szCs w:val="36"/>
         </w:rPr>
         <w:t>video</w:t>
       </w:r>
       <w:r>
         <w:rPr>
-          <w:rFonts w:ascii="Carlito" w:hAnsi="Carlito" w:cs="Carlito"/>
-          <w:sz w:val="32"/>
-          <w:szCs w:val="32"/>
+          <w:rFonts w:ascii="Calibri" w:hAnsi="Calibri" w:cs="Calibri"/>
+          <w:sz w:val="36"/>
+          <w:szCs w:val="36"/>
         </w:rPr>
         <w:t>s</w:t>
       </w:r>
       <w:r>
         <w:rPr>
-          <w:rFonts w:ascii="Carlito" w:hAnsi="Carlito" w:cs="Carlito"/>
-          <w:sz w:val="32"/>
-          <w:szCs w:val="32"/>
+          <w:rFonts w:ascii="Calibri" w:hAnsi="Calibri" w:cs="Calibri"/>
+          <w:sz w:val="36"/>
+          <w:szCs w:val="36"/>
         </w:rPr>
         <w:t xml:space="preserve"> or files in Post method</w:t>
       </w:r>
       <w:r>
         <w:rPr>
-          <w:rFonts w:ascii="Carlito" w:hAnsi="Carlito" w:cs="Carlito"/>
-          <w:sz w:val="32"/>
-          <w:szCs w:val="32"/>
+          <w:rFonts w:ascii="Calibri" w:hAnsi="Calibri" w:cs="Calibri"/>
+          <w:sz w:val="36"/>
+          <w:szCs w:val="36"/>
         </w:rPr>
         <w:t xml:space="preserve">. Just go the </w:t>
       </w:r>
       <w:r>
         <w:rPr>
-          <w:rFonts w:ascii="Carlito" w:hAnsi="Carlito" w:cs="Carlito"/>
-          <w:b/>
-          <w:bCs/>
-          <w:sz w:val="32"/>
-          <w:szCs w:val="32"/>
+          <w:rFonts w:ascii="Calibri" w:hAnsi="Calibri" w:cs="Calibri"/>
+          <w:b/>
+          <w:bCs/>
+          <w:sz w:val="36"/>
+          <w:szCs w:val="36"/>
         </w:rPr>
         <w:t>body</w:t>
       </w:r>
       <w:r>
         <w:rPr>
-          <w:rFonts w:ascii="Carlito" w:hAnsi="Carlito" w:cs="Carlito"/>
-          <w:sz w:val="32"/>
-          <w:szCs w:val="32"/>
+          <w:rFonts w:ascii="Calibri" w:hAnsi="Calibri" w:cs="Calibri"/>
+          <w:sz w:val="36"/>
+          <w:szCs w:val="36"/>
         </w:rPr>
         <w:t xml:space="preserve"> section then select</w:t>
       </w:r>
       <w:r>
         <w:rPr>
-          <w:rFonts w:ascii="Carlito" w:hAnsi="Carlito" w:cs="Carlito"/>
-          <w:sz w:val="32"/>
-          <w:szCs w:val="32"/>
+          <w:rFonts w:ascii="Calibri" w:hAnsi="Calibri" w:cs="Calibri"/>
+          <w:sz w:val="36"/>
+          <w:szCs w:val="36"/>
         </w:rPr>
         <w:t xml:space="preserve"> </w:t>
       </w:r>
       <w:r>
         <w:rPr>
-          <w:rFonts w:ascii="Carlito" w:hAnsi="Carlito" w:cs="Carlito"/>
-          <w:b/>
-          <w:bCs/>
-          <w:sz w:val="32"/>
-          <w:szCs w:val="32"/>
+          <w:rFonts w:ascii="Calibri" w:hAnsi="Calibri" w:cs="Calibri"/>
+          <w:b/>
+          <w:bCs/>
+          <w:sz w:val="36"/>
+          <w:szCs w:val="36"/>
         </w:rPr>
         <w:t xml:space="preserve">form-data </w:t>
       </w:r>
       <w:r>
         <w:rPr>
-          <w:rFonts w:ascii="Carlito" w:hAnsi="Carlito" w:cs="Carlito"/>
-          <w:sz w:val="32"/>
-          <w:szCs w:val="32"/>
+          <w:rFonts w:ascii="Calibri" w:hAnsi="Calibri" w:cs="Calibri"/>
+          <w:sz w:val="36"/>
+          <w:szCs w:val="36"/>
         </w:rPr>
         <w:t xml:space="preserve">then we edit the </w:t>
       </w:r>
       <w:r>
         <w:rPr>
-          <w:rFonts w:ascii="Carlito" w:hAnsi="Carlito" w:cs="Carlito"/>
-          <w:b/>
-          <w:bCs/>
-          <w:sz w:val="32"/>
-          <w:szCs w:val="32"/>
+          <w:rFonts w:ascii="Calibri" w:hAnsi="Calibri" w:cs="Calibri"/>
+          <w:b/>
+          <w:bCs/>
+          <w:sz w:val="36"/>
+          <w:szCs w:val="36"/>
         </w:rPr>
         <w:t>key</w:t>
       </w:r>
       <w:r>
         <w:rPr>
-          <w:rFonts w:ascii="Carlito" w:hAnsi="Carlito" w:cs="Carlito"/>
-          <w:sz w:val="32"/>
-          <w:szCs w:val="32"/>
+          <w:rFonts w:ascii="Calibri" w:hAnsi="Calibri" w:cs="Calibri"/>
+          <w:sz w:val="36"/>
+          <w:szCs w:val="36"/>
         </w:rPr>
         <w:t xml:space="preserve"> to set our variables name like</w:t>
       </w:r>
       <w:r>
         <w:rPr>
-          <w:rFonts w:ascii="Carlito" w:hAnsi="Carlito" w:cs="Carlito"/>
-          <w:b/>
-          <w:bCs/>
-          <w:sz w:val="32"/>
-          <w:szCs w:val="32"/>
+          <w:rFonts w:ascii="Calibri" w:hAnsi="Calibri" w:cs="Calibri"/>
+          <w:b/>
+          <w:bCs/>
+          <w:sz w:val="36"/>
+          <w:szCs w:val="36"/>
         </w:rPr>
         <w:t xml:space="preserve"> video</w:t>
       </w:r>
       <w:r>
         <w:rPr>
-          <w:rFonts w:ascii="Carlito" w:hAnsi="Carlito" w:cs="Carlito"/>
-          <w:sz w:val="32"/>
-          <w:szCs w:val="32"/>
+          <w:rFonts w:ascii="Calibri" w:hAnsi="Calibri" w:cs="Calibri"/>
+          <w:sz w:val="36"/>
+          <w:szCs w:val="36"/>
         </w:rPr>
         <w:t xml:space="preserve">. After that in the right side we have a drop-down option to set </w:t>
       </w:r>
       <w:r>
         <w:rPr>
-          <w:rFonts w:ascii="Carlito" w:hAnsi="Carlito" w:cs="Carlito"/>
-          <w:b/>
-          <w:bCs/>
-          <w:sz w:val="32"/>
-          <w:szCs w:val="32"/>
+          <w:rFonts w:ascii="Calibri" w:hAnsi="Calibri" w:cs="Calibri"/>
+          <w:b/>
+          <w:bCs/>
+          <w:sz w:val="36"/>
+          <w:szCs w:val="36"/>
         </w:rPr>
         <w:t xml:space="preserve">text </w:t>
       </w:r>
       <w:r>
         <w:rPr>
-          <w:rFonts w:ascii="Carlito" w:hAnsi="Carlito" w:cs="Carlito"/>
-          <w:sz w:val="32"/>
-          <w:szCs w:val="32"/>
+          <w:rFonts w:ascii="Calibri" w:hAnsi="Calibri" w:cs="Calibri"/>
+          <w:sz w:val="36"/>
+          <w:szCs w:val="36"/>
         </w:rPr>
         <w:t xml:space="preserve">to </w:t>
       </w:r>
       <w:r>
         <w:rPr>
-          <w:rFonts w:ascii="Carlito" w:hAnsi="Carlito" w:cs="Carlito"/>
-          <w:b/>
-          <w:bCs/>
-          <w:sz w:val="32"/>
-          <w:szCs w:val="32"/>
+          <w:rFonts w:ascii="Calibri" w:hAnsi="Calibri" w:cs="Calibri"/>
+          <w:b/>
+          <w:bCs/>
+          <w:sz w:val="36"/>
+          <w:szCs w:val="36"/>
         </w:rPr>
         <w:t>files</w:t>
       </w:r>
       <w:r>
         <w:rPr>
-          <w:rFonts w:ascii="Carlito" w:hAnsi="Carlito" w:cs="Carlito"/>
-          <w:sz w:val="32"/>
-          <w:szCs w:val="32"/>
+          <w:rFonts w:ascii="Calibri" w:hAnsi="Calibri" w:cs="Calibri"/>
+          <w:sz w:val="36"/>
+          <w:szCs w:val="36"/>
         </w:rPr>
         <w:t xml:space="preserve"> </w:t>
       </w:r>
       <w:r>
         <w:rPr>
-          <w:rFonts w:ascii="Carlito" w:hAnsi="Carlito" w:cs="Carlito"/>
-          <w:sz w:val="32"/>
-          <w:szCs w:val="32"/>
+          <w:rFonts w:ascii="Calibri" w:hAnsi="Calibri" w:cs="Calibri"/>
+          <w:sz w:val="36"/>
+          <w:szCs w:val="36"/>
         </w:rPr>
         <w:t xml:space="preserve">then in the values click on </w:t>
       </w:r>
       <w:r>
         <w:rPr>
-          <w:rFonts w:ascii="Carlito" w:hAnsi="Carlito" w:cs="Carlito"/>
-          <w:b/>
-          <w:bCs/>
-          <w:sz w:val="32"/>
-          <w:szCs w:val="32"/>
+          <w:rFonts w:ascii="Calibri" w:hAnsi="Calibri" w:cs="Calibri"/>
+          <w:b/>
+          <w:bCs/>
+          <w:sz w:val="36"/>
+          <w:szCs w:val="36"/>
         </w:rPr>
         <w:t>select files</w:t>
       </w:r>
       <w:r>
         <w:rPr>
-          <w:rFonts w:ascii="Carlito" w:hAnsi="Carlito" w:cs="Carlito"/>
-          <w:sz w:val="32"/>
-          <w:szCs w:val="32"/>
+          <w:rFonts w:ascii="Calibri" w:hAnsi="Calibri" w:cs="Calibri"/>
+          <w:sz w:val="36"/>
+          <w:szCs w:val="36"/>
         </w:rPr>
         <w:t xml:space="preserve"> and upload the file.</w:t>
       </w:r>
@@ -2288,17 +2180,17 @@
       <w:pPr>
         <w:jc w:val="both"/>
         <w:rPr>
-          <w:rFonts w:ascii="Carlito" w:hAnsi="Carlito" w:cs="Carlito"/>
-          <w:sz w:val="32"/>
-          <w:szCs w:val="32"/>
-        </w:rPr>
-      </w:pPr>
-      <w:r>
-        <w:rPr>
-          <w:rFonts w:ascii="Carlito" w:hAnsi="Carlito" w:cs="Carlito"/>
+          <w:rFonts w:ascii="Calibri" w:hAnsi="Calibri" w:cs="Calibri"/>
+          <w:sz w:val="36"/>
+          <w:szCs w:val="36"/>
+        </w:rPr>
+      </w:pPr>
+      <w:r>
+        <w:rPr>
+          <w:rFonts w:ascii="Calibri" w:hAnsi="Calibri" w:cs="Calibri"/>
           <w:noProof/>
-          <w:sz w:val="32"/>
-          <w:szCs w:val="32"/>
+          <w:sz w:val="36"/>
+          <w:szCs w:val="36"/>
         </w:rPr>
         <w:drawing>
           <wp:anchor distT="0" distB="0" distL="114300" distR="114300" simplePos="0" relativeHeight="251666432" behindDoc="0" locked="0" layoutInCell="1" allowOverlap="1" wp14:anchorId="45172B05" wp14:editId="0E9CCB40">
@@ -2361,136 +2253,115 @@
       <w:pPr>
         <w:jc w:val="both"/>
         <w:rPr>
-          <w:rFonts w:ascii="Carlito" w:hAnsi="Carlito" w:cs="Carlito"/>
-          <w:sz w:val="32"/>
-          <w:szCs w:val="32"/>
-        </w:rPr>
-      </w:pPr>
-    </w:p>
-    <w:p>
-      <w:pPr>
-        <w:jc w:val="both"/>
-        <w:rPr>
-          <w:rFonts w:ascii="Carlito" w:hAnsi="Carlito" w:cs="Carlito"/>
-          <w:sz w:val="32"/>
-          <w:szCs w:val="32"/>
-        </w:rPr>
-      </w:pPr>
-    </w:p>
-    <w:p>
-      <w:pPr>
-        <w:jc w:val="both"/>
-        <w:rPr>
-          <w:rFonts w:ascii="Carlito" w:hAnsi="Carlito" w:cs="Carlito"/>
-          <w:sz w:val="32"/>
-          <w:szCs w:val="32"/>
-        </w:rPr>
-      </w:pPr>
-    </w:p>
-    <w:p>
-      <w:pPr>
-        <w:jc w:val="both"/>
-        <w:rPr>
-          <w:rFonts w:ascii="Carlito" w:hAnsi="Carlito" w:cs="Carlito"/>
-          <w:sz w:val="32"/>
-          <w:szCs w:val="32"/>
-        </w:rPr>
-      </w:pPr>
-    </w:p>
-    <w:p>
-      <w:pPr>
-        <w:jc w:val="both"/>
-        <w:rPr>
-          <w:rFonts w:ascii="Carlito" w:hAnsi="Carlito" w:cs="Carlito"/>
-          <w:sz w:val="32"/>
-          <w:szCs w:val="32"/>
-        </w:rPr>
-      </w:pPr>
-    </w:p>
-    <w:p>
-      <w:pPr>
-        <w:jc w:val="both"/>
-        <w:rPr>
-          <w:rFonts w:ascii="Carlito" w:hAnsi="Carlito" w:cs="Carlito"/>
-          <w:sz w:val="32"/>
-          <w:szCs w:val="32"/>
-        </w:rPr>
-      </w:pPr>
-    </w:p>
-    <w:p>
-      <w:pPr>
-        <w:jc w:val="both"/>
-        <w:rPr>
-          <w:rFonts w:ascii="Carlito" w:hAnsi="Carlito" w:cs="Carlito"/>
-          <w:b/>
-          <w:bCs/>
-          <w:sz w:val="32"/>
-          <w:szCs w:val="32"/>
-        </w:rPr>
-      </w:pPr>
-      <w:r>
-        <w:rPr>
-          <w:rFonts w:ascii="Carlito" w:hAnsi="Carlito" w:cs="Carlito"/>
-          <w:b/>
-          <w:bCs/>
-          <w:sz w:val="32"/>
-          <w:szCs w:val="32"/>
-        </w:rPr>
-        <w:t xml:space="preserve">Form Data in </w:t>
-      </w:r>
-      <w:proofErr w:type="spellStart"/>
-      <w:r>
-        <w:rPr>
-          <w:rFonts w:ascii="Carlito" w:hAnsi="Carlito" w:cs="Carlito"/>
-          <w:b/>
-          <w:bCs/>
-          <w:sz w:val="32"/>
-          <w:szCs w:val="32"/>
-        </w:rPr>
-        <w:t>PostMan</w:t>
-      </w:r>
-      <w:proofErr w:type="spellEnd"/>
-      <w:r>
-        <w:rPr>
-          <w:rFonts w:ascii="Carlito" w:hAnsi="Carlito" w:cs="Carlito"/>
-          <w:b/>
-          <w:bCs/>
-          <w:sz w:val="32"/>
-          <w:szCs w:val="32"/>
-        </w:rPr>
-        <w:t>:</w:t>
-      </w:r>
-    </w:p>
-    <w:p>
-      <w:pPr>
-        <w:jc w:val="both"/>
-        <w:rPr>
-          <w:rFonts w:ascii="Carlito" w:hAnsi="Carlito" w:cs="Carlito"/>
-          <w:sz w:val="32"/>
-          <w:szCs w:val="32"/>
-        </w:rPr>
-      </w:pPr>
-      <w:r>
-        <w:rPr>
-          <w:rFonts w:ascii="Carlito" w:hAnsi="Carlito" w:cs="Carlito"/>
-          <w:sz w:val="32"/>
-          <w:szCs w:val="32"/>
+          <w:rFonts w:ascii="Calibri" w:hAnsi="Calibri" w:cs="Calibri"/>
+          <w:sz w:val="36"/>
+          <w:szCs w:val="36"/>
+        </w:rPr>
+      </w:pPr>
+    </w:p>
+    <w:p>
+      <w:pPr>
+        <w:jc w:val="both"/>
+        <w:rPr>
+          <w:rFonts w:ascii="Calibri" w:hAnsi="Calibri" w:cs="Calibri"/>
+          <w:sz w:val="36"/>
+          <w:szCs w:val="36"/>
+        </w:rPr>
+      </w:pPr>
+    </w:p>
+    <w:p>
+      <w:pPr>
+        <w:jc w:val="both"/>
+        <w:rPr>
+          <w:rFonts w:ascii="Calibri" w:hAnsi="Calibri" w:cs="Calibri"/>
+          <w:sz w:val="36"/>
+          <w:szCs w:val="36"/>
+        </w:rPr>
+      </w:pPr>
+    </w:p>
+    <w:p>
+      <w:pPr>
+        <w:jc w:val="both"/>
+        <w:rPr>
+          <w:rFonts w:ascii="Calibri" w:hAnsi="Calibri" w:cs="Calibri"/>
+          <w:sz w:val="36"/>
+          <w:szCs w:val="36"/>
+        </w:rPr>
+      </w:pPr>
+    </w:p>
+    <w:p>
+      <w:pPr>
+        <w:jc w:val="both"/>
+        <w:rPr>
+          <w:rFonts w:ascii="Calibri" w:hAnsi="Calibri" w:cs="Calibri"/>
+          <w:sz w:val="36"/>
+          <w:szCs w:val="36"/>
+        </w:rPr>
+      </w:pPr>
+    </w:p>
+    <w:p>
+      <w:pPr>
+        <w:jc w:val="both"/>
+        <w:rPr>
+          <w:rFonts w:ascii="Calibri" w:hAnsi="Calibri" w:cs="Calibri"/>
+          <w:sz w:val="36"/>
+          <w:szCs w:val="36"/>
+        </w:rPr>
+      </w:pPr>
+    </w:p>
+    <w:p>
+      <w:pPr>
+        <w:jc w:val="both"/>
+        <w:rPr>
+          <w:rFonts w:ascii="Calibri" w:hAnsi="Calibri" w:cs="Calibri"/>
+          <w:b/>
+          <w:bCs/>
+          <w:sz w:val="36"/>
+          <w:szCs w:val="36"/>
+        </w:rPr>
+      </w:pPr>
+      <w:r>
+        <w:rPr>
+          <w:rFonts w:ascii="Calibri" w:hAnsi="Calibri" w:cs="Calibri"/>
+          <w:b/>
+          <w:bCs/>
+          <w:sz w:val="36"/>
+          <w:szCs w:val="36"/>
+        </w:rPr>
+        <w:lastRenderedPageBreak/>
+        <w:t>Form Data in PostMan:</w:t>
+      </w:r>
+    </w:p>
+    <w:p>
+      <w:pPr>
+        <w:jc w:val="both"/>
+        <w:rPr>
+          <w:rFonts w:ascii="Calibri" w:hAnsi="Calibri" w:cs="Calibri"/>
+          <w:sz w:val="36"/>
+          <w:szCs w:val="36"/>
+        </w:rPr>
+      </w:pPr>
+      <w:r>
+        <w:rPr>
+          <w:rFonts w:ascii="Calibri" w:hAnsi="Calibri" w:cs="Calibri"/>
+          <w:sz w:val="36"/>
+          <w:szCs w:val="36"/>
         </w:rPr>
         <w:t xml:space="preserve"># </w:t>
       </w:r>
       <w:r>
         <w:rPr>
-          <w:rFonts w:ascii="Carlito" w:hAnsi="Carlito" w:cs="Carlito"/>
-          <w:sz w:val="32"/>
-          <w:szCs w:val="32"/>
+          <w:rFonts w:ascii="Calibri" w:hAnsi="Calibri" w:cs="Calibri"/>
+          <w:sz w:val="36"/>
+          <w:szCs w:val="36"/>
         </w:rPr>
         <w:t>We can send multiple types of data like normal fields as key-value pair and photo files too with it</w:t>
       </w:r>
       <w:r>
         <w:rPr>
-          <w:rFonts w:ascii="Carlito" w:hAnsi="Carlito" w:cs="Carlito"/>
-          <w:sz w:val="32"/>
-          <w:szCs w:val="32"/>
+          <w:rFonts w:ascii="Calibri" w:hAnsi="Calibri" w:cs="Calibri"/>
+          <w:sz w:val="36"/>
+          <w:szCs w:val="36"/>
         </w:rPr>
         <w:t>.</w:t>
       </w:r>
@@ -2499,96 +2370,96 @@
       <w:pPr>
         <w:jc w:val="both"/>
         <w:rPr>
-          <w:rFonts w:ascii="Carlito" w:hAnsi="Carlito" w:cs="Carlito"/>
-          <w:sz w:val="32"/>
-          <w:szCs w:val="32"/>
-        </w:rPr>
-      </w:pPr>
-      <w:r>
-        <w:rPr>
-          <w:rFonts w:ascii="Carlito" w:hAnsi="Carlito" w:cs="Carlito"/>
-          <w:sz w:val="32"/>
-          <w:szCs w:val="32"/>
+          <w:rFonts w:ascii="Calibri" w:hAnsi="Calibri" w:cs="Calibri"/>
+          <w:sz w:val="36"/>
+          <w:szCs w:val="36"/>
+        </w:rPr>
+      </w:pPr>
+      <w:r>
+        <w:rPr>
+          <w:rFonts w:ascii="Calibri" w:hAnsi="Calibri" w:cs="Calibri"/>
+          <w:sz w:val="36"/>
+          <w:szCs w:val="36"/>
         </w:rPr>
         <w:t># Just go to</w:t>
       </w:r>
       <w:r>
         <w:rPr>
-          <w:rFonts w:ascii="Carlito" w:hAnsi="Carlito" w:cs="Carlito"/>
-          <w:b/>
-          <w:bCs/>
-          <w:sz w:val="32"/>
-          <w:szCs w:val="32"/>
+          <w:rFonts w:ascii="Calibri" w:hAnsi="Calibri" w:cs="Calibri"/>
+          <w:b/>
+          <w:bCs/>
+          <w:sz w:val="36"/>
+          <w:szCs w:val="36"/>
         </w:rPr>
         <w:t xml:space="preserve"> body</w:t>
       </w:r>
       <w:r>
         <w:rPr>
-          <w:rFonts w:ascii="Carlito" w:hAnsi="Carlito" w:cs="Carlito"/>
-          <w:sz w:val="32"/>
-          <w:szCs w:val="32"/>
+          <w:rFonts w:ascii="Calibri" w:hAnsi="Calibri" w:cs="Calibri"/>
+          <w:sz w:val="36"/>
+          <w:szCs w:val="36"/>
         </w:rPr>
         <w:t xml:space="preserve"> and then select </w:t>
       </w:r>
       <w:r>
         <w:rPr>
-          <w:rFonts w:ascii="Carlito" w:hAnsi="Carlito" w:cs="Carlito"/>
-          <w:b/>
-          <w:bCs/>
-          <w:sz w:val="32"/>
-          <w:szCs w:val="32"/>
+          <w:rFonts w:ascii="Calibri" w:hAnsi="Calibri" w:cs="Calibri"/>
+          <w:b/>
+          <w:bCs/>
+          <w:sz w:val="36"/>
+          <w:szCs w:val="36"/>
         </w:rPr>
         <w:t>form-data</w:t>
       </w:r>
       <w:r>
         <w:rPr>
-          <w:rFonts w:ascii="Carlito" w:hAnsi="Carlito" w:cs="Carlito"/>
-          <w:sz w:val="32"/>
-          <w:szCs w:val="32"/>
+          <w:rFonts w:ascii="Calibri" w:hAnsi="Calibri" w:cs="Calibri"/>
+          <w:sz w:val="36"/>
+          <w:szCs w:val="36"/>
         </w:rPr>
         <w:t xml:space="preserve">. Then simply </w:t>
       </w:r>
       <w:r>
         <w:rPr>
-          <w:rFonts w:ascii="Carlito" w:hAnsi="Carlito" w:cs="Carlito"/>
-          <w:sz w:val="32"/>
-          <w:szCs w:val="32"/>
+          <w:rFonts w:ascii="Calibri" w:hAnsi="Calibri" w:cs="Calibri"/>
+          <w:sz w:val="36"/>
+          <w:szCs w:val="36"/>
         </w:rPr>
         <w:t xml:space="preserve">click on </w:t>
       </w:r>
       <w:r>
         <w:rPr>
-          <w:rFonts w:ascii="Carlito" w:hAnsi="Carlito" w:cs="Carlito"/>
-          <w:b/>
-          <w:bCs/>
-          <w:sz w:val="32"/>
-          <w:szCs w:val="32"/>
+          <w:rFonts w:ascii="Calibri" w:hAnsi="Calibri" w:cs="Calibri"/>
+          <w:b/>
+          <w:bCs/>
+          <w:sz w:val="36"/>
+          <w:szCs w:val="36"/>
         </w:rPr>
         <w:t>Text</w:t>
       </w:r>
       <w:r>
         <w:rPr>
-          <w:rFonts w:ascii="Carlito" w:hAnsi="Carlito" w:cs="Carlito"/>
-          <w:sz w:val="32"/>
-          <w:szCs w:val="32"/>
+          <w:rFonts w:ascii="Calibri" w:hAnsi="Calibri" w:cs="Calibri"/>
+          <w:sz w:val="36"/>
+          <w:szCs w:val="36"/>
         </w:rPr>
         <w:t xml:space="preserve"> and select</w:t>
       </w:r>
       <w:r>
         <w:rPr>
-          <w:rFonts w:ascii="Carlito" w:hAnsi="Carlito" w:cs="Carlito"/>
-          <w:b/>
-          <w:bCs/>
-          <w:sz w:val="32"/>
-          <w:szCs w:val="32"/>
+          <w:rFonts w:ascii="Calibri" w:hAnsi="Calibri" w:cs="Calibri"/>
+          <w:b/>
+          <w:bCs/>
+          <w:sz w:val="36"/>
+          <w:szCs w:val="36"/>
         </w:rPr>
         <w:t xml:space="preserve"> File</w:t>
       </w:r>
       <w:r>
         <w:rPr>
-          <w:rFonts w:ascii="Carlito" w:hAnsi="Carlito" w:cs="Carlito"/>
-          <w:sz w:val="32"/>
-          <w:szCs w:val="32"/>
+          <w:rFonts w:ascii="Calibri" w:hAnsi="Calibri" w:cs="Calibri"/>
+          <w:sz w:val="36"/>
+          <w:szCs w:val="36"/>
         </w:rPr>
         <w:t>. Just like that we can upload files or photos to the API or Backend.</w:t>
       </w:r>
@@ -2597,16 +2468,16 @@
       <w:pPr>
         <w:jc w:val="both"/>
         <w:rPr>
-          <w:rFonts w:ascii="Carlito" w:hAnsi="Carlito" w:cs="Carlito"/>
-          <w:sz w:val="32"/>
-          <w:szCs w:val="32"/>
-        </w:rPr>
-      </w:pPr>
-      <w:r>
-        <w:rPr>
-          <w:rFonts w:ascii="Carlito" w:hAnsi="Carlito" w:cs="Carlito"/>
-          <w:sz w:val="32"/>
-          <w:szCs w:val="32"/>
+          <w:rFonts w:ascii="Calibri" w:hAnsi="Calibri" w:cs="Calibri"/>
+          <w:sz w:val="36"/>
+          <w:szCs w:val="36"/>
+        </w:rPr>
+      </w:pPr>
+      <w:r>
+        <w:rPr>
+          <w:rFonts w:ascii="Calibri" w:hAnsi="Calibri" w:cs="Calibri"/>
+          <w:sz w:val="36"/>
+          <w:szCs w:val="36"/>
         </w:rPr>
         <w:t># The server will save the image and give us a URL of the image which will be then show in the fronted. We can also only upload image here</w:t>
       </w:r>
@@ -2615,20 +2486,20 @@
       <w:pPr>
         <w:jc w:val="both"/>
         <w:rPr>
-          <w:rFonts w:ascii="Carlito" w:hAnsi="Carlito" w:cs="Carlito"/>
-          <w:sz w:val="32"/>
-          <w:szCs w:val="32"/>
-        </w:rPr>
-      </w:pPr>
-      <w:r>
-        <w:rPr>
-          <w:rFonts w:ascii="Carlito" w:hAnsi="Carlito" w:cs="Carlito"/>
+          <w:rFonts w:ascii="Calibri" w:hAnsi="Calibri" w:cs="Calibri"/>
+          <w:sz w:val="36"/>
+          <w:szCs w:val="36"/>
+        </w:rPr>
+      </w:pPr>
+      <w:r>
+        <w:rPr>
+          <w:rFonts w:ascii="Calibri" w:hAnsi="Calibri" w:cs="Calibri"/>
           <w:noProof/>
-          <w:sz w:val="32"/>
-          <w:szCs w:val="32"/>
+          <w:sz w:val="36"/>
+          <w:szCs w:val="36"/>
         </w:rPr>
         <w:drawing>
-          <wp:anchor distT="0" distB="0" distL="114300" distR="114300" simplePos="0" relativeHeight="251667456" behindDoc="1" locked="0" layoutInCell="1" allowOverlap="1" wp14:anchorId="0D82B111" wp14:editId="181F423E">
+          <wp:anchor distT="0" distB="0" distL="114300" distR="114300" simplePos="0" relativeHeight="251667456" behindDoc="1" locked="0" layoutInCell="1" allowOverlap="1" wp14:anchorId="0D82B111" wp14:editId="65C98748">
             <wp:simplePos x="0" y="0"/>
             <wp:positionH relativeFrom="margin">
               <wp:align>right</wp:align>
@@ -2682,122 +2553,110 @@
       <w:pPr>
         <w:jc w:val="both"/>
         <w:rPr>
-          <w:rFonts w:ascii="Carlito" w:hAnsi="Carlito" w:cs="Carlito"/>
-          <w:sz w:val="32"/>
-          <w:szCs w:val="32"/>
-        </w:rPr>
-      </w:pPr>
-    </w:p>
-    <w:p>
-      <w:pPr>
-        <w:jc w:val="both"/>
-        <w:rPr>
-          <w:rFonts w:ascii="Carlito" w:hAnsi="Carlito" w:cs="Carlito"/>
-          <w:sz w:val="32"/>
-          <w:szCs w:val="32"/>
-        </w:rPr>
-      </w:pPr>
-    </w:p>
-    <w:p>
-      <w:pPr>
-        <w:jc w:val="both"/>
-        <w:rPr>
-          <w:rFonts w:ascii="Carlito" w:hAnsi="Carlito" w:cs="Carlito"/>
-          <w:sz w:val="32"/>
-          <w:szCs w:val="32"/>
-        </w:rPr>
-      </w:pPr>
-    </w:p>
-    <w:p>
-      <w:pPr>
-        <w:jc w:val="both"/>
-        <w:rPr>
-          <w:rFonts w:ascii="Carlito" w:hAnsi="Carlito" w:cs="Carlito"/>
-          <w:sz w:val="32"/>
-          <w:szCs w:val="32"/>
-        </w:rPr>
-      </w:pPr>
-    </w:p>
-    <w:p>
-      <w:pPr>
-        <w:jc w:val="both"/>
-        <w:rPr>
-          <w:rFonts w:ascii="Carlito" w:hAnsi="Carlito" w:cs="Carlito"/>
-          <w:sz w:val="32"/>
-          <w:szCs w:val="32"/>
-        </w:rPr>
-      </w:pPr>
-    </w:p>
-    <w:p>
-      <w:pPr>
-        <w:jc w:val="both"/>
-        <w:rPr>
-          <w:rFonts w:ascii="Carlito" w:hAnsi="Carlito" w:cs="Carlito"/>
-          <w:sz w:val="32"/>
-          <w:szCs w:val="32"/>
-        </w:rPr>
-      </w:pPr>
-    </w:p>
-    <w:p>
-      <w:pPr>
-        <w:jc w:val="both"/>
-        <w:rPr>
-          <w:rFonts w:ascii="Carlito" w:hAnsi="Carlito" w:cs="Carlito"/>
-          <w:sz w:val="32"/>
-          <w:szCs w:val="32"/>
-        </w:rPr>
-      </w:pPr>
-    </w:p>
-    <w:p>
-      <w:pPr>
-        <w:jc w:val="both"/>
-        <w:rPr>
-          <w:rFonts w:ascii="Carlito" w:hAnsi="Carlito" w:cs="Carlito"/>
-          <w:sz w:val="32"/>
-          <w:szCs w:val="32"/>
-        </w:rPr>
-      </w:pPr>
-    </w:p>
-    <w:p>
-      <w:pPr>
-        <w:jc w:val="both"/>
-        <w:rPr>
-          <w:rFonts w:ascii="Carlito" w:hAnsi="Carlito" w:cs="Carlito"/>
-          <w:b/>
-          <w:bCs/>
-          <w:sz w:val="32"/>
-          <w:szCs w:val="32"/>
-        </w:rPr>
-      </w:pPr>
-      <w:r>
-        <w:rPr>
-          <w:rFonts w:ascii="Carlito" w:hAnsi="Carlito" w:cs="Carlito"/>
-          <w:b/>
-          <w:bCs/>
-          <w:sz w:val="32"/>
-          <w:szCs w:val="32"/>
-        </w:rPr>
-        <w:t>x-www-form-</w:t>
-      </w:r>
-      <w:proofErr w:type="spellStart"/>
-      <w:r>
-        <w:rPr>
-          <w:rFonts w:ascii="Carlito" w:hAnsi="Carlito" w:cs="Carlito"/>
-          <w:b/>
-          <w:bCs/>
-          <w:sz w:val="32"/>
-          <w:szCs w:val="32"/>
-        </w:rPr>
-        <w:t>urlencoded</w:t>
-      </w:r>
-      <w:proofErr w:type="spellEnd"/>
-      <w:r>
-        <w:rPr>
-          <w:rFonts w:ascii="Carlito" w:hAnsi="Carlito" w:cs="Carlito"/>
-          <w:b/>
-          <w:bCs/>
-          <w:sz w:val="32"/>
-          <w:szCs w:val="32"/>
+          <w:rFonts w:ascii="Calibri" w:hAnsi="Calibri" w:cs="Calibri"/>
+          <w:sz w:val="36"/>
+          <w:szCs w:val="36"/>
+        </w:rPr>
+      </w:pPr>
+    </w:p>
+    <w:p>
+      <w:pPr>
+        <w:jc w:val="both"/>
+        <w:rPr>
+          <w:rFonts w:ascii="Calibri" w:hAnsi="Calibri" w:cs="Calibri"/>
+          <w:sz w:val="36"/>
+          <w:szCs w:val="36"/>
+        </w:rPr>
+      </w:pPr>
+    </w:p>
+    <w:p>
+      <w:pPr>
+        <w:jc w:val="both"/>
+        <w:rPr>
+          <w:rFonts w:ascii="Calibri" w:hAnsi="Calibri" w:cs="Calibri"/>
+          <w:sz w:val="36"/>
+          <w:szCs w:val="36"/>
+        </w:rPr>
+      </w:pPr>
+    </w:p>
+    <w:p>
+      <w:pPr>
+        <w:jc w:val="both"/>
+        <w:rPr>
+          <w:rFonts w:ascii="Calibri" w:hAnsi="Calibri" w:cs="Calibri"/>
+          <w:sz w:val="36"/>
+          <w:szCs w:val="36"/>
+        </w:rPr>
+      </w:pPr>
+    </w:p>
+    <w:p>
+      <w:pPr>
+        <w:jc w:val="both"/>
+        <w:rPr>
+          <w:rFonts w:ascii="Calibri" w:hAnsi="Calibri" w:cs="Calibri"/>
+          <w:sz w:val="36"/>
+          <w:szCs w:val="36"/>
+        </w:rPr>
+      </w:pPr>
+    </w:p>
+    <w:p>
+      <w:pPr>
+        <w:jc w:val="both"/>
+        <w:rPr>
+          <w:rFonts w:ascii="Calibri" w:hAnsi="Calibri" w:cs="Calibri"/>
+          <w:sz w:val="36"/>
+          <w:szCs w:val="36"/>
+        </w:rPr>
+      </w:pPr>
+    </w:p>
+    <w:p>
+      <w:pPr>
+        <w:jc w:val="both"/>
+        <w:rPr>
+          <w:rFonts w:ascii="Calibri" w:hAnsi="Calibri" w:cs="Calibri"/>
+          <w:sz w:val="36"/>
+          <w:szCs w:val="36"/>
+        </w:rPr>
+      </w:pPr>
+    </w:p>
+    <w:p>
+      <w:pPr>
+        <w:jc w:val="both"/>
+        <w:rPr>
+          <w:rFonts w:ascii="Calibri" w:hAnsi="Calibri" w:cs="Calibri"/>
+          <w:sz w:val="36"/>
+          <w:szCs w:val="36"/>
+        </w:rPr>
+      </w:pPr>
+    </w:p>
+    <w:p>
+      <w:pPr>
+        <w:jc w:val="both"/>
+        <w:rPr>
+          <w:rFonts w:ascii="Calibri" w:hAnsi="Calibri" w:cs="Calibri"/>
+          <w:b/>
+          <w:bCs/>
+          <w:sz w:val="36"/>
+          <w:szCs w:val="36"/>
+        </w:rPr>
+      </w:pPr>
+      <w:r>
+        <w:rPr>
+          <w:rFonts w:ascii="Calibri" w:hAnsi="Calibri" w:cs="Calibri"/>
+          <w:b/>
+          <w:bCs/>
+          <w:sz w:val="36"/>
+          <w:szCs w:val="36"/>
+        </w:rPr>
+        <w:t>x-www-form-urlencoded</w:t>
+      </w:r>
+      <w:r>
+        <w:rPr>
+          <w:rFonts w:ascii="Calibri" w:hAnsi="Calibri" w:cs="Calibri"/>
+          <w:b/>
+          <w:bCs/>
+          <w:sz w:val="36"/>
+          <w:szCs w:val="36"/>
         </w:rPr>
         <w:t xml:space="preserve"> in Postman:</w:t>
       </w:r>
@@ -2806,46 +2665,34 @@
       <w:pPr>
         <w:jc w:val="both"/>
         <w:rPr>
-          <w:rFonts w:ascii="Carlito" w:hAnsi="Carlito" w:cs="Carlito"/>
-          <w:sz w:val="32"/>
-          <w:szCs w:val="32"/>
-        </w:rPr>
-      </w:pPr>
-      <w:r>
-        <w:rPr>
-          <w:rFonts w:ascii="Carlito" w:hAnsi="Carlito" w:cs="Carlito"/>
-          <w:sz w:val="32"/>
-          <w:szCs w:val="32"/>
+          <w:rFonts w:ascii="Calibri" w:hAnsi="Calibri" w:cs="Calibri"/>
+          <w:sz w:val="36"/>
+          <w:szCs w:val="36"/>
+        </w:rPr>
+      </w:pPr>
+      <w:r>
+        <w:rPr>
+          <w:rFonts w:ascii="Calibri" w:hAnsi="Calibri" w:cs="Calibri"/>
+          <w:sz w:val="36"/>
+          <w:szCs w:val="36"/>
         </w:rPr>
         <w:t xml:space="preserve"># </w:t>
       </w:r>
       <w:r>
         <w:rPr>
-          <w:rFonts w:ascii="Carlito" w:hAnsi="Carlito" w:cs="Carlito"/>
-          <w:b/>
-          <w:bCs/>
-          <w:sz w:val="32"/>
-          <w:szCs w:val="32"/>
-        </w:rPr>
-        <w:t>application/x-www-form-</w:t>
-      </w:r>
-      <w:proofErr w:type="spellStart"/>
-      <w:r>
-        <w:rPr>
-          <w:rFonts w:ascii="Carlito" w:hAnsi="Carlito" w:cs="Carlito"/>
-          <w:b/>
-          <w:bCs/>
-          <w:sz w:val="32"/>
-          <w:szCs w:val="32"/>
-        </w:rPr>
-        <w:t>urlencoded</w:t>
-      </w:r>
-      <w:proofErr w:type="spellEnd"/>
-      <w:r>
-        <w:rPr>
-          <w:rFonts w:ascii="Carlito" w:hAnsi="Carlito" w:cs="Carlito"/>
-          <w:sz w:val="32"/>
-          <w:szCs w:val="32"/>
+          <w:rFonts w:ascii="Calibri" w:hAnsi="Calibri" w:cs="Calibri"/>
+          <w:b/>
+          <w:bCs/>
+          <w:sz w:val="36"/>
+          <w:szCs w:val="36"/>
+        </w:rPr>
+        <w:t>application/x-www-form-urlencoded</w:t>
+      </w:r>
+      <w:r>
+        <w:rPr>
+          <w:rFonts w:ascii="Calibri" w:hAnsi="Calibri" w:cs="Calibri"/>
+          <w:sz w:val="36"/>
+          <w:szCs w:val="36"/>
         </w:rPr>
         <w:t xml:space="preserve"> is a Content-Type header used to send data to a server and is the default method used by HTML forms. </w:t>
       </w:r>
@@ -2854,40 +2701,41 @@
       <w:pPr>
         <w:jc w:val="both"/>
         <w:rPr>
-          <w:rFonts w:ascii="Carlito" w:hAnsi="Carlito" w:cs="Carlito"/>
-          <w:sz w:val="32"/>
-          <w:szCs w:val="32"/>
-        </w:rPr>
-      </w:pPr>
-      <w:r>
-        <w:rPr>
-          <w:rFonts w:ascii="Carlito" w:hAnsi="Carlito" w:cs="Carlito"/>
-          <w:sz w:val="32"/>
-          <w:szCs w:val="32"/>
-        </w:rPr>
+          <w:rFonts w:ascii="Calibri" w:hAnsi="Calibri" w:cs="Calibri"/>
+          <w:sz w:val="36"/>
+          <w:szCs w:val="36"/>
+        </w:rPr>
+      </w:pPr>
+      <w:r>
+        <w:rPr>
+          <w:rFonts w:ascii="Calibri" w:hAnsi="Calibri" w:cs="Calibri"/>
+          <w:sz w:val="36"/>
+          <w:szCs w:val="36"/>
+        </w:rPr>
+        <w:lastRenderedPageBreak/>
         <w:t xml:space="preserve"># </w:t>
       </w:r>
       <w:r>
         <w:rPr>
-          <w:rFonts w:ascii="Carlito" w:hAnsi="Carlito" w:cs="Carlito"/>
-          <w:sz w:val="32"/>
-          <w:szCs w:val="32"/>
+          <w:rFonts w:ascii="Calibri" w:hAnsi="Calibri" w:cs="Calibri"/>
+          <w:sz w:val="36"/>
+          <w:szCs w:val="36"/>
         </w:rPr>
         <w:t>Use</w:t>
       </w:r>
       <w:r>
         <w:rPr>
-          <w:rFonts w:ascii="Carlito" w:hAnsi="Carlito" w:cs="Carlito"/>
-          <w:sz w:val="32"/>
-          <w:szCs w:val="32"/>
+          <w:rFonts w:ascii="Calibri" w:hAnsi="Calibri" w:cs="Calibri"/>
+          <w:sz w:val="36"/>
+          <w:szCs w:val="36"/>
         </w:rPr>
         <w:t>ful when we</w:t>
       </w:r>
       <w:r>
         <w:rPr>
-          <w:rFonts w:ascii="Carlito" w:hAnsi="Carlito" w:cs="Carlito"/>
-          <w:sz w:val="32"/>
-          <w:szCs w:val="32"/>
+          <w:rFonts w:ascii="Calibri" w:hAnsi="Calibri" w:cs="Calibri"/>
+          <w:sz w:val="36"/>
+          <w:szCs w:val="36"/>
         </w:rPr>
         <w:t xml:space="preserve"> are building a simple website where a standard HTML &lt;form&gt; is submitting data.</w:t>
       </w:r>
@@ -2896,24 +2744,24 @@
       <w:pPr>
         <w:jc w:val="both"/>
         <w:rPr>
-          <w:rFonts w:ascii="Carlito" w:hAnsi="Carlito" w:cs="Carlito"/>
-          <w:sz w:val="32"/>
-          <w:szCs w:val="32"/>
-        </w:rPr>
-      </w:pPr>
-      <w:r>
-        <w:rPr>
-          <w:rFonts w:ascii="Carlito" w:hAnsi="Carlito" w:cs="Carlito"/>
-          <w:sz w:val="32"/>
-          <w:szCs w:val="32"/>
+          <w:rFonts w:ascii="Calibri" w:hAnsi="Calibri" w:cs="Calibri"/>
+          <w:sz w:val="36"/>
+          <w:szCs w:val="36"/>
+        </w:rPr>
+      </w:pPr>
+      <w:r>
+        <w:rPr>
+          <w:rFonts w:ascii="Calibri" w:hAnsi="Calibri" w:cs="Calibri"/>
+          <w:sz w:val="36"/>
+          <w:szCs w:val="36"/>
         </w:rPr>
         <w:t># Also needed when</w:t>
       </w:r>
       <w:r>
         <w:rPr>
-          <w:rFonts w:ascii="Carlito" w:hAnsi="Carlito" w:cs="Carlito"/>
-          <w:sz w:val="32"/>
-          <w:szCs w:val="32"/>
+          <w:rFonts w:ascii="Calibri" w:hAnsi="Calibri" w:cs="Calibri"/>
+          <w:sz w:val="36"/>
+          <w:szCs w:val="36"/>
         </w:rPr>
         <w:t xml:space="preserve"> integrating with older "legacy" APIs (like some OAuth2 implementations).</w:t>
       </w:r>
@@ -2922,72 +2770,72 @@
       <w:pPr>
         <w:jc w:val="both"/>
         <w:rPr>
-          <w:rFonts w:ascii="Carlito" w:hAnsi="Carlito" w:cs="Carlito"/>
-          <w:sz w:val="32"/>
-          <w:szCs w:val="32"/>
-        </w:rPr>
-      </w:pPr>
-      <w:r>
-        <w:rPr>
-          <w:rFonts w:ascii="Carlito" w:hAnsi="Carlito" w:cs="Carlito"/>
-          <w:sz w:val="32"/>
-          <w:szCs w:val="32"/>
+          <w:rFonts w:ascii="Calibri" w:hAnsi="Calibri" w:cs="Calibri"/>
+          <w:sz w:val="36"/>
+          <w:szCs w:val="36"/>
+        </w:rPr>
+      </w:pPr>
+      <w:r>
+        <w:rPr>
+          <w:rFonts w:ascii="Calibri" w:hAnsi="Calibri" w:cs="Calibri"/>
+          <w:sz w:val="36"/>
+          <w:szCs w:val="36"/>
         </w:rPr>
         <w:t># But a</w:t>
       </w:r>
       <w:r>
         <w:rPr>
-          <w:rFonts w:ascii="Carlito" w:hAnsi="Carlito" w:cs="Carlito"/>
-          <w:sz w:val="32"/>
-          <w:szCs w:val="32"/>
+          <w:rFonts w:ascii="Calibri" w:hAnsi="Calibri" w:cs="Calibri"/>
+          <w:sz w:val="36"/>
+          <w:szCs w:val="36"/>
         </w:rPr>
         <w:t xml:space="preserve">void it if </w:t>
       </w:r>
       <w:r>
         <w:rPr>
-          <w:rFonts w:ascii="Carlito" w:hAnsi="Carlito" w:cs="Carlito"/>
-          <w:sz w:val="32"/>
-          <w:szCs w:val="32"/>
+          <w:rFonts w:ascii="Calibri" w:hAnsi="Calibri" w:cs="Calibri"/>
+          <w:sz w:val="36"/>
+          <w:szCs w:val="36"/>
         </w:rPr>
         <w:t>we</w:t>
       </w:r>
       <w:r>
         <w:rPr>
-          <w:rFonts w:ascii="Carlito" w:hAnsi="Carlito" w:cs="Carlito"/>
-          <w:sz w:val="32"/>
-          <w:szCs w:val="32"/>
+          <w:rFonts w:ascii="Calibri" w:hAnsi="Calibri" w:cs="Calibri"/>
+          <w:sz w:val="36"/>
+          <w:szCs w:val="36"/>
         </w:rPr>
         <w:t xml:space="preserve"> need to send complex, nested data (like a list of objects). For that, use JSON.</w:t>
       </w:r>
       <w:r>
         <w:rPr>
-          <w:rFonts w:ascii="Carlito" w:hAnsi="Carlito" w:cs="Carlito"/>
-          <w:sz w:val="32"/>
-          <w:szCs w:val="32"/>
+          <w:rFonts w:ascii="Calibri" w:hAnsi="Calibri" w:cs="Calibri"/>
+          <w:sz w:val="36"/>
+          <w:szCs w:val="36"/>
         </w:rPr>
         <w:t xml:space="preserve"> Also a</w:t>
       </w:r>
       <w:r>
         <w:rPr>
-          <w:rFonts w:ascii="Carlito" w:hAnsi="Carlito" w:cs="Carlito"/>
-          <w:sz w:val="32"/>
-          <w:szCs w:val="32"/>
+          <w:rFonts w:ascii="Calibri" w:hAnsi="Calibri" w:cs="Calibri"/>
+          <w:sz w:val="36"/>
+          <w:szCs w:val="36"/>
         </w:rPr>
         <w:t xml:space="preserve">void it if </w:t>
       </w:r>
       <w:r>
         <w:rPr>
-          <w:rFonts w:ascii="Carlito" w:hAnsi="Carlito" w:cs="Carlito"/>
-          <w:sz w:val="32"/>
-          <w:szCs w:val="32"/>
+          <w:rFonts w:ascii="Calibri" w:hAnsi="Calibri" w:cs="Calibri"/>
+          <w:sz w:val="36"/>
+          <w:szCs w:val="36"/>
         </w:rPr>
         <w:t>we</w:t>
       </w:r>
       <w:r>
         <w:rPr>
-          <w:rFonts w:ascii="Carlito" w:hAnsi="Carlito" w:cs="Carlito"/>
-          <w:sz w:val="32"/>
-          <w:szCs w:val="32"/>
+          <w:rFonts w:ascii="Calibri" w:hAnsi="Calibri" w:cs="Calibri"/>
+          <w:sz w:val="36"/>
+          <w:szCs w:val="36"/>
         </w:rPr>
         <w:t xml:space="preserve"> need to upload a profile picture or a PDF. For that, use form-data.</w:t>
       </w:r>
@@ -2996,20 +2844,20 @@
       <w:pPr>
         <w:jc w:val="both"/>
         <w:rPr>
-          <w:rFonts w:ascii="Carlito" w:hAnsi="Carlito" w:cs="Carlito"/>
-          <w:sz w:val="32"/>
-          <w:szCs w:val="32"/>
-        </w:rPr>
-      </w:pPr>
-      <w:r>
-        <w:rPr>
-          <w:rFonts w:ascii="Carlito" w:hAnsi="Carlito" w:cs="Carlito"/>
+          <w:rFonts w:ascii="Calibri" w:hAnsi="Calibri" w:cs="Calibri"/>
+          <w:sz w:val="36"/>
+          <w:szCs w:val="36"/>
+        </w:rPr>
+      </w:pPr>
+      <w:r>
+        <w:rPr>
+          <w:rFonts w:ascii="Calibri" w:hAnsi="Calibri" w:cs="Calibri"/>
           <w:noProof/>
-          <w:sz w:val="32"/>
-          <w:szCs w:val="32"/>
+          <w:sz w:val="36"/>
+          <w:szCs w:val="36"/>
         </w:rPr>
         <w:drawing>
-          <wp:anchor distT="0" distB="0" distL="114300" distR="114300" simplePos="0" relativeHeight="251668480" behindDoc="1" locked="0" layoutInCell="1" allowOverlap="1" wp14:anchorId="4258DAEB" wp14:editId="6356E86B">
+          <wp:anchor distT="0" distB="0" distL="114300" distR="114300" simplePos="0" relativeHeight="251668480" behindDoc="1" locked="0" layoutInCell="1" allowOverlap="1" wp14:anchorId="4258DAEB" wp14:editId="1A59100D">
             <wp:simplePos x="0" y="0"/>
             <wp:positionH relativeFrom="column">
               <wp:posOffset>0</wp:posOffset>
@@ -3069,191 +2917,199 @@
       <w:pPr>
         <w:jc w:val="both"/>
         <w:rPr>
-          <w:rFonts w:ascii="Carlito" w:hAnsi="Carlito" w:cs="Carlito"/>
-          <w:sz w:val="32"/>
-          <w:szCs w:val="32"/>
-        </w:rPr>
-      </w:pPr>
-    </w:p>
-    <w:p>
-      <w:pPr>
-        <w:jc w:val="both"/>
-        <w:rPr>
-          <w:rFonts w:ascii="Carlito" w:hAnsi="Carlito" w:cs="Carlito"/>
-          <w:sz w:val="32"/>
-          <w:szCs w:val="32"/>
-        </w:rPr>
-      </w:pPr>
-    </w:p>
-    <w:p>
-      <w:pPr>
-        <w:jc w:val="both"/>
-        <w:rPr>
-          <w:rFonts w:ascii="Carlito" w:hAnsi="Carlito" w:cs="Carlito"/>
-          <w:sz w:val="32"/>
-          <w:szCs w:val="32"/>
-        </w:rPr>
-      </w:pPr>
-    </w:p>
-    <w:p>
-      <w:pPr>
-        <w:jc w:val="both"/>
-        <w:rPr>
-          <w:rFonts w:ascii="Carlito" w:hAnsi="Carlito" w:cs="Carlito"/>
-          <w:sz w:val="32"/>
-          <w:szCs w:val="32"/>
-        </w:rPr>
-      </w:pPr>
-    </w:p>
-    <w:p>
-      <w:pPr>
-        <w:jc w:val="both"/>
-        <w:rPr>
-          <w:rFonts w:ascii="Carlito" w:hAnsi="Carlito" w:cs="Carlito"/>
-          <w:sz w:val="32"/>
-          <w:szCs w:val="32"/>
-        </w:rPr>
-      </w:pPr>
-    </w:p>
-    <w:p>
-      <w:pPr>
-        <w:jc w:val="both"/>
-        <w:rPr>
-          <w:rFonts w:ascii="Carlito" w:hAnsi="Carlito" w:cs="Carlito"/>
-          <w:sz w:val="32"/>
-          <w:szCs w:val="32"/>
-        </w:rPr>
-      </w:pPr>
-    </w:p>
-    <w:p>
-      <w:pPr>
-        <w:jc w:val="both"/>
-        <w:rPr>
-          <w:rFonts w:ascii="Carlito" w:hAnsi="Carlito" w:cs="Carlito"/>
-          <w:sz w:val="32"/>
-          <w:szCs w:val="32"/>
-        </w:rPr>
-      </w:pPr>
-    </w:p>
-    <w:p>
-      <w:pPr>
-        <w:jc w:val="both"/>
-        <w:rPr>
-          <w:rFonts w:ascii="Carlito" w:hAnsi="Carlito" w:cs="Carlito"/>
-          <w:sz w:val="32"/>
-          <w:szCs w:val="32"/>
-        </w:rPr>
-      </w:pPr>
-    </w:p>
-    <w:p>
-      <w:pPr>
-        <w:jc w:val="both"/>
-        <w:rPr>
-          <w:rFonts w:ascii="Carlito" w:hAnsi="Carlito" w:cs="Carlito"/>
-          <w:b/>
-          <w:bCs/>
-          <w:sz w:val="32"/>
-          <w:szCs w:val="32"/>
-        </w:rPr>
-      </w:pPr>
-      <w:r>
-        <w:rPr>
-          <w:rFonts w:ascii="Carlito" w:hAnsi="Carlito" w:cs="Carlito"/>
-          <w:b/>
-          <w:bCs/>
-          <w:sz w:val="32"/>
-          <w:szCs w:val="32"/>
+          <w:rFonts w:ascii="Calibri" w:hAnsi="Calibri" w:cs="Calibri"/>
+          <w:sz w:val="36"/>
+          <w:szCs w:val="36"/>
+        </w:rPr>
+      </w:pPr>
+    </w:p>
+    <w:p>
+      <w:pPr>
+        <w:jc w:val="both"/>
+        <w:rPr>
+          <w:rFonts w:ascii="Calibri" w:hAnsi="Calibri" w:cs="Calibri"/>
+          <w:sz w:val="36"/>
+          <w:szCs w:val="36"/>
+        </w:rPr>
+      </w:pPr>
+    </w:p>
+    <w:p>
+      <w:pPr>
+        <w:jc w:val="both"/>
+        <w:rPr>
+          <w:rFonts w:ascii="Calibri" w:hAnsi="Calibri" w:cs="Calibri"/>
+          <w:sz w:val="36"/>
+          <w:szCs w:val="36"/>
+        </w:rPr>
+      </w:pPr>
+    </w:p>
+    <w:p>
+      <w:pPr>
+        <w:jc w:val="both"/>
+        <w:rPr>
+          <w:rFonts w:ascii="Calibri" w:hAnsi="Calibri" w:cs="Calibri"/>
+          <w:sz w:val="36"/>
+          <w:szCs w:val="36"/>
+        </w:rPr>
+      </w:pPr>
+    </w:p>
+    <w:p>
+      <w:pPr>
+        <w:jc w:val="both"/>
+        <w:rPr>
+          <w:rFonts w:ascii="Calibri" w:hAnsi="Calibri" w:cs="Calibri"/>
+          <w:sz w:val="36"/>
+          <w:szCs w:val="36"/>
+        </w:rPr>
+      </w:pPr>
+    </w:p>
+    <w:p>
+      <w:pPr>
+        <w:jc w:val="both"/>
+        <w:rPr>
+          <w:rFonts w:ascii="Calibri" w:hAnsi="Calibri" w:cs="Calibri"/>
+          <w:sz w:val="36"/>
+          <w:szCs w:val="36"/>
+        </w:rPr>
+      </w:pPr>
+    </w:p>
+    <w:p>
+      <w:pPr>
+        <w:jc w:val="both"/>
+        <w:rPr>
+          <w:rFonts w:ascii="Calibri" w:hAnsi="Calibri" w:cs="Calibri"/>
+          <w:sz w:val="36"/>
+          <w:szCs w:val="36"/>
+        </w:rPr>
+      </w:pPr>
+    </w:p>
+    <w:p>
+      <w:pPr>
+        <w:jc w:val="both"/>
+        <w:rPr>
+          <w:rFonts w:ascii="Calibri" w:hAnsi="Calibri" w:cs="Calibri"/>
+          <w:sz w:val="36"/>
+          <w:szCs w:val="36"/>
+        </w:rPr>
+      </w:pPr>
+    </w:p>
+    <w:p>
+      <w:pPr>
+        <w:jc w:val="both"/>
+        <w:rPr>
+          <w:rFonts w:ascii="Calibri" w:hAnsi="Calibri" w:cs="Calibri"/>
+          <w:b/>
+          <w:bCs/>
+          <w:sz w:val="36"/>
+          <w:szCs w:val="36"/>
+        </w:rPr>
+      </w:pPr>
+      <w:r>
+        <w:rPr>
+          <w:rFonts w:ascii="Calibri" w:hAnsi="Calibri" w:cs="Calibri"/>
+          <w:b/>
+          <w:bCs/>
+          <w:sz w:val="36"/>
+          <w:szCs w:val="36"/>
+        </w:rPr>
+        <w:t>Set Collection Variables:</w:t>
+      </w:r>
+    </w:p>
+    <w:p>
+      <w:pPr>
+        <w:jc w:val="both"/>
+        <w:rPr>
+          <w:rFonts w:ascii="Calibri" w:hAnsi="Calibri" w:cs="Calibri"/>
+          <w:sz w:val="36"/>
+          <w:szCs w:val="36"/>
+        </w:rPr>
+      </w:pPr>
+      <w:r>
+        <w:rPr>
+          <w:rFonts w:ascii="Calibri" w:hAnsi="Calibri" w:cs="Calibri"/>
+          <w:sz w:val="36"/>
+          <w:szCs w:val="36"/>
+        </w:rPr>
+        <w:t># Instead of repeating the base URL in every single request file we can make it a variable instead.</w:t>
+      </w:r>
+    </w:p>
+    <w:p>
+      <w:pPr>
+        <w:jc w:val="both"/>
+        <w:rPr>
+          <w:rFonts w:ascii="Calibri" w:hAnsi="Calibri" w:cs="Calibri"/>
+          <w:sz w:val="36"/>
+          <w:szCs w:val="36"/>
+        </w:rPr>
+      </w:pPr>
+      <w:r>
+        <w:rPr>
+          <w:rFonts w:ascii="Calibri" w:hAnsi="Calibri" w:cs="Calibri"/>
+          <w:sz w:val="36"/>
+          <w:szCs w:val="36"/>
+        </w:rPr>
+        <w:t xml:space="preserve"># To do that select all in the URL bar and right click and then select </w:t>
+      </w:r>
+      <w:r>
+        <w:rPr>
+          <w:rFonts w:ascii="Calibri" w:hAnsi="Calibri" w:cs="Calibri"/>
+          <w:b/>
+          <w:bCs/>
+          <w:sz w:val="36"/>
+          <w:szCs w:val="36"/>
+        </w:rPr>
+        <w:t>Set as variable</w:t>
+      </w:r>
+      <w:r>
+        <w:rPr>
+          <w:rFonts w:ascii="Calibri" w:hAnsi="Calibri" w:cs="Calibri"/>
+          <w:sz w:val="36"/>
+          <w:szCs w:val="36"/>
+        </w:rPr>
+        <w:t xml:space="preserve">, then set the variable name and scope (for Collection, Global, Environment or Vault). Usually, the </w:t>
+      </w:r>
+      <w:r>
+        <w:rPr>
+          <w:rFonts w:ascii="Calibri" w:hAnsi="Calibri" w:cs="Calibri"/>
+          <w:sz w:val="36"/>
+          <w:szCs w:val="36"/>
         </w:rPr>
         <w:lastRenderedPageBreak/>
-        <w:t>Set Collection Variables:</w:t>
-      </w:r>
-    </w:p>
-    <w:p>
-      <w:pPr>
-        <w:jc w:val="both"/>
-        <w:rPr>
-          <w:rFonts w:ascii="Carlito" w:hAnsi="Carlito" w:cs="Carlito"/>
-          <w:sz w:val="32"/>
-          <w:szCs w:val="32"/>
-        </w:rPr>
-      </w:pPr>
-      <w:r>
-        <w:rPr>
-          <w:rFonts w:ascii="Carlito" w:hAnsi="Carlito" w:cs="Carlito"/>
-          <w:sz w:val="32"/>
-          <w:szCs w:val="32"/>
-        </w:rPr>
-        <w:t># Instead of repeating the base URL in every single request file we can make it a variable instead.</w:t>
-      </w:r>
-    </w:p>
-    <w:p>
-      <w:pPr>
-        <w:jc w:val="both"/>
-        <w:rPr>
-          <w:rFonts w:ascii="Carlito" w:hAnsi="Carlito" w:cs="Carlito"/>
-          <w:sz w:val="32"/>
-          <w:szCs w:val="32"/>
-        </w:rPr>
-      </w:pPr>
-      <w:r>
-        <w:rPr>
-          <w:rFonts w:ascii="Carlito" w:hAnsi="Carlito" w:cs="Carlito"/>
-          <w:sz w:val="32"/>
-          <w:szCs w:val="32"/>
-        </w:rPr>
-        <w:t xml:space="preserve"># To do that select all in the URL bar and right click and then select </w:t>
-      </w:r>
-      <w:r>
-        <w:rPr>
-          <w:rFonts w:ascii="Carlito" w:hAnsi="Carlito" w:cs="Carlito"/>
-          <w:b/>
-          <w:bCs/>
-          <w:sz w:val="32"/>
-          <w:szCs w:val="32"/>
-        </w:rPr>
-        <w:t>Set as variable</w:t>
-      </w:r>
-      <w:r>
-        <w:rPr>
-          <w:rFonts w:ascii="Carlito" w:hAnsi="Carlito" w:cs="Carlito"/>
-          <w:sz w:val="32"/>
-          <w:szCs w:val="32"/>
-        </w:rPr>
-        <w:t>, then set the variable name and scope (for Collection, Global, Environment or Vault). Usually, the scope is collection so it can be used throughout that testing collection in any request file</w:t>
-      </w:r>
-    </w:p>
-    <w:p>
-      <w:pPr>
-        <w:jc w:val="both"/>
-        <w:rPr>
-          <w:rFonts w:ascii="Carlito" w:hAnsi="Carlito" w:cs="Carlito"/>
-          <w:sz w:val="32"/>
-          <w:szCs w:val="32"/>
-        </w:rPr>
-      </w:pPr>
-      <w:r>
-        <w:rPr>
-          <w:rFonts w:ascii="Carlito" w:hAnsi="Carlito" w:cs="Carlito"/>
-          <w:sz w:val="32"/>
-          <w:szCs w:val="32"/>
+        <w:t>scope is collection so it can be used throughout that testing collection in any request file</w:t>
+      </w:r>
+    </w:p>
+    <w:p>
+      <w:pPr>
+        <w:jc w:val="both"/>
+        <w:rPr>
+          <w:rFonts w:ascii="Calibri" w:hAnsi="Calibri" w:cs="Calibri"/>
+          <w:sz w:val="36"/>
+          <w:szCs w:val="36"/>
+        </w:rPr>
+      </w:pPr>
+      <w:r>
+        <w:rPr>
+          <w:rFonts w:ascii="Calibri" w:hAnsi="Calibri" w:cs="Calibri"/>
+          <w:sz w:val="36"/>
+          <w:szCs w:val="36"/>
         </w:rPr>
         <w:t xml:space="preserve"># Or go to Collection and then go to </w:t>
       </w:r>
       <w:r>
         <w:rPr>
-          <w:rFonts w:ascii="Carlito" w:hAnsi="Carlito" w:cs="Carlito"/>
-          <w:b/>
-          <w:bCs/>
-          <w:sz w:val="32"/>
-          <w:szCs w:val="32"/>
+          <w:rFonts w:ascii="Calibri" w:hAnsi="Calibri" w:cs="Calibri"/>
+          <w:b/>
+          <w:bCs/>
+          <w:sz w:val="36"/>
+          <w:szCs w:val="36"/>
         </w:rPr>
         <w:t>Variables</w:t>
       </w:r>
       <w:r>
         <w:rPr>
-          <w:rFonts w:ascii="Carlito" w:hAnsi="Carlito" w:cs="Carlito"/>
-          <w:sz w:val="32"/>
-          <w:szCs w:val="32"/>
+          <w:rFonts w:ascii="Calibri" w:hAnsi="Calibri" w:cs="Calibri"/>
+          <w:sz w:val="36"/>
+          <w:szCs w:val="36"/>
         </w:rPr>
         <w:t xml:space="preserve"> section and create a new variable with a value</w:t>
       </w:r>
@@ -3262,77 +3118,55 @@
       <w:pPr>
         <w:jc w:val="both"/>
         <w:rPr>
-          <w:rFonts w:ascii="Carlito" w:hAnsi="Carlito" w:cs="Carlito"/>
-          <w:sz w:val="32"/>
-          <w:szCs w:val="32"/>
-        </w:rPr>
-      </w:pPr>
-      <w:r>
-        <w:rPr>
-          <w:rFonts w:ascii="Carlito" w:hAnsi="Carlito" w:cs="Carlito"/>
-          <w:sz w:val="32"/>
-          <w:szCs w:val="32"/>
+          <w:rFonts w:ascii="Calibri" w:hAnsi="Calibri" w:cs="Calibri"/>
+          <w:sz w:val="36"/>
+          <w:szCs w:val="36"/>
+        </w:rPr>
+      </w:pPr>
+      <w:r>
+        <w:rPr>
+          <w:rFonts w:ascii="Calibri" w:hAnsi="Calibri" w:cs="Calibri"/>
+          <w:sz w:val="36"/>
+          <w:szCs w:val="36"/>
         </w:rPr>
         <w:t># Then we can use the variable like this</w:t>
       </w:r>
       <w:r>
         <w:rPr>
-          <w:rFonts w:ascii="Carlito" w:hAnsi="Carlito" w:cs="Carlito"/>
-          <w:b/>
-          <w:bCs/>
-          <w:sz w:val="32"/>
-          <w:szCs w:val="32"/>
-        </w:rPr>
-        <w:t xml:space="preserve"> {{</w:t>
-      </w:r>
-      <w:proofErr w:type="spellStart"/>
-      <w:r>
-        <w:rPr>
-          <w:rFonts w:ascii="Carlito" w:hAnsi="Carlito" w:cs="Carlito"/>
-          <w:b/>
-          <w:bCs/>
-          <w:sz w:val="32"/>
-          <w:szCs w:val="32"/>
-        </w:rPr>
-        <w:t>BaseURL</w:t>
-      </w:r>
-      <w:proofErr w:type="spellEnd"/>
-      <w:r>
-        <w:rPr>
-          <w:rFonts w:ascii="Carlito" w:hAnsi="Carlito" w:cs="Carlito"/>
-          <w:b/>
-          <w:bCs/>
-          <w:sz w:val="32"/>
-          <w:szCs w:val="32"/>
-        </w:rPr>
-        <w:t>}}</w:t>
-      </w:r>
-    </w:p>
-    <w:p>
-      <w:pPr>
-        <w:jc w:val="both"/>
-        <w:rPr>
-          <w:rFonts w:ascii="Carlito" w:hAnsi="Carlito" w:cs="Carlito"/>
-          <w:sz w:val="32"/>
-          <w:szCs w:val="32"/>
-        </w:rPr>
-      </w:pPr>
-    </w:p>
-    <w:p>
-      <w:pPr>
-        <w:jc w:val="both"/>
-        <w:rPr>
-          <w:rFonts w:ascii="Carlito" w:hAnsi="Carlito" w:cs="Carlito"/>
-          <w:sz w:val="32"/>
-          <w:szCs w:val="32"/>
-        </w:rPr>
-      </w:pPr>
-      <w:r>
-        <w:rPr>
-          <w:rFonts w:ascii="Carlito" w:hAnsi="Carlito" w:cs="Carlito"/>
+          <w:rFonts w:ascii="Calibri" w:hAnsi="Calibri" w:cs="Calibri"/>
+          <w:b/>
+          <w:bCs/>
+          <w:sz w:val="36"/>
+          <w:szCs w:val="36"/>
+        </w:rPr>
+        <w:t xml:space="preserve"> {{BaseURL}}</w:t>
+      </w:r>
+    </w:p>
+    <w:p>
+      <w:pPr>
+        <w:jc w:val="both"/>
+        <w:rPr>
+          <w:rFonts w:ascii="Calibri" w:hAnsi="Calibri" w:cs="Calibri"/>
+          <w:sz w:val="36"/>
+          <w:szCs w:val="36"/>
+        </w:rPr>
+      </w:pPr>
+    </w:p>
+    <w:p>
+      <w:pPr>
+        <w:jc w:val="both"/>
+        <w:rPr>
+          <w:rFonts w:ascii="Calibri" w:hAnsi="Calibri" w:cs="Calibri"/>
+          <w:sz w:val="36"/>
+          <w:szCs w:val="36"/>
+        </w:rPr>
+      </w:pPr>
+      <w:r>
+        <w:rPr>
+          <w:rFonts w:ascii="Calibri" w:hAnsi="Calibri" w:cs="Calibri"/>
           <w:noProof/>
-          <w:sz w:val="32"/>
-          <w:szCs w:val="32"/>
+          <w:sz w:val="36"/>
+          <w:szCs w:val="36"/>
         </w:rPr>
         <w:drawing>
           <wp:inline distT="0" distB="0" distL="0" distR="0" wp14:anchorId="31D046CD" wp14:editId="10BAA38E">
@@ -3382,9 +3216,9 @@
       <w:pPr>
         <w:jc w:val="both"/>
         <w:rPr>
-          <w:rFonts w:ascii="Carlito" w:hAnsi="Carlito" w:cs="Carlito"/>
-          <w:sz w:val="32"/>
-          <w:szCs w:val="32"/>
+          <w:rFonts w:ascii="Calibri" w:hAnsi="Calibri" w:cs="Calibri"/>
+          <w:sz w:val="36"/>
+          <w:szCs w:val="36"/>
         </w:rPr>
       </w:pPr>
     </w:p>
